--- a/worksheets/PR_L06_StringHandling_Worksheet.docx
+++ b/worksheets/PR_L06_StringHandling_Worksheet.docx
@@ -340,7 +340,7 @@
                 <w:sz w:val="21"/>
                 <w:szCs w:val="21"/>
               </w:rPr>
-              <w:t xml:space="preserve"> you tap the badge.</w:t>
+              <w:t xml:space="preserve"> you start the programs.</w:t>
             </w:r>
           </w:p>
           <w:p>
@@ -363,7 +363,7 @@
                 <w:sz w:val="21"/>
                 <w:szCs w:val="21"/>
               </w:rPr>
-              <w:t xml:space="preserve">Tap the badge and answer the questions on screen. Your first answer is the one that counts.</w:t>
+              <w:t xml:space="preserve">Plan the task on this sheet, then write the program in the editor and press Run to try it.</w:t>
             </w:r>
           </w:p>
           <w:p>
@@ -386,77 +386,30 @@
                 <w:sz w:val="21"/>
                 <w:szCs w:val="21"/>
               </w:rPr>
-              <w:t xml:space="preserve">When the score screen appears, copy your score into the yellow box straight away.</w:t>
+              <w:t xml:space="preserve">Press Check to mark it. You can change your program and check again as often as you like - your best mark is the one that is kept.</w:t>
             </w:r>
           </w:p>
           <w:p>
             <w:pPr>
-              <w:spacing w:after="60" w:before="160"/>
+              <w:spacing w:after="60" w:before="60"/>
             </w:pPr>
             <w:r>
               <w:rPr>
                 <w:rFonts w:ascii="Arial" w:cs="Arial" w:eastAsia="Arial" w:hAnsi="Arial"/>
                 <w:b/>
                 <w:bCs/>
-                <w:color w:val="1C2C4A"/>
                 <w:sz w:val="21"/>
                 <w:szCs w:val="21"/>
               </w:rPr>
-              <w:t xml:space="preserve">By the end of the lesson I will:</w:t>
-            </w:r>
-          </w:p>
-          <w:p>
-            <w:pPr>
-              <w:pStyle w:val="ListParagraph"/>
-              <w:numPr>
-                <w:ilvl w:val="0"/>
-                <w:numId w:val="2"/>
-              </w:numPr>
-              <w:spacing w:after="20" w:before="20"/>
-            </w:pPr>
+              <w:t xml:space="preserve">5.  </w:t>
+            </w:r>
             <w:r>
               <w:rPr>
                 <w:rFonts w:ascii="Arial" w:cs="Arial" w:eastAsia="Arial" w:hAnsi="Arial"/>
                 <w:sz w:val="21"/>
                 <w:szCs w:val="21"/>
               </w:rPr>
-              <w:t xml:space="preserve">know how to find the length of a string and the character at a given position</w:t>
-            </w:r>
-          </w:p>
-          <w:p>
-            <w:pPr>
-              <w:pStyle w:val="ListParagraph"/>
-              <w:numPr>
-                <w:ilvl w:val="0"/>
-                <w:numId w:val="2"/>
-              </w:numPr>
-              <w:spacing w:after="20" w:before="20"/>
-            </w:pPr>
-            <w:r>
-              <w:rPr>
-                <w:rFonts w:ascii="Arial" w:cs="Arial" w:eastAsia="Arial" w:hAnsi="Arial"/>
-                <w:sz w:val="21"/>
-                <w:szCs w:val="21"/>
-              </w:rPr>
-              <w:t xml:space="preserve">understand how a slice takes part of a string, and why its end position is left out</w:t>
-            </w:r>
-          </w:p>
-          <w:p>
-            <w:pPr>
-              <w:pStyle w:val="ListParagraph"/>
-              <w:numPr>
-                <w:ilvl w:val="0"/>
-                <w:numId w:val="2"/>
-              </w:numPr>
-              <w:spacing w:after="20" w:before="20"/>
-            </w:pPr>
-            <w:r>
-              <w:rPr>
-                <w:rFonts w:ascii="Arial" w:cs="Arial" w:eastAsia="Arial" w:hAnsi="Arial"/>
-                <w:sz w:val="21"/>
-                <w:szCs w:val="21"/>
-              </w:rPr>
-              <w:t xml:space="preserve">know how to change case, search inside text, and move between a character and its code</w:t>
+              <w:t xml:space="preserve">Read the tests that failed: each one says what was expected and what your program printed.</w:t>
             </w:r>
           </w:p>
         </w:tc>
@@ -1401,7 +1354,7 @@
                 <w:sz w:val="21"/>
                 <w:szCs w:val="21"/>
               </w:rPr>
-              <w:t xml:space="preserve">A negative index counts from the end, so word[-1] is always the last character.</w:t>
+              <w:t xml:space="preserve">A negative index counts from the end, so word[-1] is always the...</w:t>
             </w:r>
           </w:p>
           <w:tbl>
@@ -2287,7 +2240,7 @@
                 <w:sz w:val="21"/>
                 <w:szCs w:val="21"/>
               </w:rPr>
-              <w:t xml:space="preserve">Python's way of slicing is so useful that several other languages have copied it.</w:t>
+              <w:t xml:space="preserve">In a slice the first number is included and the second one is...</w:t>
             </w:r>
           </w:p>
           <w:tbl>
@@ -3173,7 +3126,7 @@
                 <w:sz w:val="21"/>
                 <w:szCs w:val="21"/>
               </w:rPr>
-              <w:t xml:space="preserve">Strings are compared by character code, so in Python every capital sorts before every small letter.</w:t>
+              <w:t xml:space="preserve">Strings are compared by character code, so in Python every capital sorts before every...</w:t>
             </w:r>
           </w:p>
           <w:tbl>
@@ -3253,7 +3206,7 @@
                 <w:sz w:val="21"/>
                 <w:szCs w:val="21"/>
               </w:rPr>
-              <w:t xml:space="preserve">Why does a program compare two names in lower case before deciding they match?</w:t>
+              <w:t xml:space="preserve">Why does a program put two words into the same case before deciding they match?</w:t>
             </w:r>
           </w:p>
           <w:tbl>
@@ -4059,7 +4012,7 @@
                 <w:sz w:val="21"/>
                 <w:szCs w:val="21"/>
               </w:rPr>
-              <w:t xml:space="preserve">startswith() and endswith() answer the two most common search questions on their own.</w:t>
+              <w:t xml:space="preserve">Two methods answer the commonest search questions on their own: startswith() and...</w:t>
             </w:r>
           </w:p>
           <w:tbl>
@@ -4945,7 +4898,7 @@
                 <w:sz w:val="21"/>
                 <w:szCs w:val="21"/>
               </w:rPr>
-              <w:t xml:space="preserve">A is 65 and a is 97, so the gap between a capital and its small letter is always 32.</w:t>
+              <w:t xml:space="preserve">A is 65 and a is 97, so the gap between a capital and its small letter is always...</w:t>
             </w:r>
           </w:p>
           <w:tbl>
@@ -5025,7 +4978,7 @@
                 <w:sz w:val="21"/>
                 <w:szCs w:val="21"/>
               </w:rPr>
-              <w:t xml:space="preserve">How would you work out the letter that comes after y?</w:t>
+              <w:t xml:space="preserve">How would you work out the letter that comes after a given one?</w:t>
             </w:r>
           </w:p>
           <w:tbl>
@@ -5831,7 +5784,7 @@
                 <w:sz w:val="21"/>
                 <w:szCs w:val="21"/>
               </w:rPr>
-              <w:t xml:space="preserve">A word that reads the same backwards is a palindrome, and reversing a string is how you test for one.</w:t>
+              <w:t xml:space="preserve">A word that reads the same backwards as forwards is called a...</w:t>
             </w:r>
           </w:p>
           <w:tbl>
@@ -5911,7 +5864,7 @@
                 <w:sz w:val="21"/>
                 <w:szCs w:val="21"/>
               </w:rPr>
-              <w:t xml:space="preserve">Plan how you would build a reversed copy of a word.</w:t>
+              <w:t xml:space="preserve">How would you build a reversed copy of a word one character at a time?</w:t>
             </w:r>
           </w:p>
           <w:tbl>
@@ -8008,7 +7961,7 @@
                 <w:sz w:val="21"/>
                 <w:szCs w:val="21"/>
               </w:rPr>
-              <w:t xml:space="preserve">b)  Write a program that reads a surname and prints a username made from its first three letters in lower case followed by the number of letters in the surname.  </w:t>
+              <w:t xml:space="preserve">b)  Write a program that reads a line of text and prints how many of its characters are capital letters.  </w:t>
             </w:r>
             <w:r>
               <w:rPr>
@@ -8368,43 +8321,6 @@
                 </w:p>
               </w:tc>
             </w:tr>
-            <w:tr>
-              <w:trPr>
-                <w:cantSplit/>
-                <w:trHeight w:val="460" w:hRule="exact"/>
-              </w:trPr>
-              <w:tc>
-                <w:tcPr>
-                  <w:tcW w:type="dxa" w:w="10026"/>
-                  <w:tcBorders>
-                    <w:top w:val="none" w:color="FFFFFF" w:sz="0"/>
-                    <w:left w:val="none" w:color="FFFFFF" w:sz="0"/>
-                    <w:bottom w:val="dotted" w:color="9AA8BC" w:sz="6"/>
-                    <w:right w:val="none" w:color="FFFFFF" w:sz="0"/>
-                  </w:tcBorders>
-                  <w:tcMar>
-                    <w:left w:type="dxa" w:w="0"/>
-                    <w:bottom w:type="dxa" w:w="20"/>
-                    <w:right w:type="dxa" w:w="0"/>
-                  </w:tcMar>
-                  <w:vAlign w:val="bottom"/>
-                </w:tcPr>
-                <w:p>
-                  <w:pPr>
-                    <w:spacing w:after="0" w:before="0"/>
-                  </w:pPr>
-                  <w:r>
-                    <w:rPr>
-                      <w:rFonts w:ascii="Arial" w:cs="Arial" w:eastAsia="Arial" w:hAnsi="Arial"/>
-                      <w:color w:val="5A6B85"/>
-                      <w:sz w:val="21"/>
-                      <w:szCs w:val="21"/>
-                    </w:rPr>
-                    <w:t xml:space="preserve"/>
-                  </w:r>
-                </w:p>
-              </w:tc>
-            </w:tr>
           </w:tbl>
           <w:p>
             <w:pPr>
@@ -8419,7 +8335,7 @@
                 <w:sz w:val="21"/>
                 <w:szCs w:val="21"/>
               </w:rPr>
-              <w:t xml:space="preserve">c)  Write a program that reads a line of text and a single letter, and prints how many times that letter appears in the text, counting capitals and small letters as the same.  </w:t>
+              <w:t xml:space="preserve">c)  Write a program that reads a word and prints palindrome when it reads the same both ways once capitals are ignored, and not a palindrome when it does not.  </w:t>
             </w:r>
             <w:r>
               <w:rPr>
@@ -9732,12 +9648,6 @@
       <w:startOverride w:val="1"/>
     </w:lvlOverride>
   </w:num>
-  <w:num w:numId="2">
-    <w:abstractNumId w:val="2"/>
-    <w:lvlOverride w:ilvl="0">
-      <w:startOverride w:val="1"/>
-    </w:lvlOverride>
-  </w:num>
 </w:numbering>
 </file>
 

--- a/worksheets/PR_L06_StringHandling_Worksheet.docx
+++ b/worksheets/PR_L06_StringHandling_Worksheet.docx
@@ -363,7 +363,7 @@
                 <w:sz w:val="21"/>
                 <w:szCs w:val="21"/>
               </w:rPr>
-              <w:t xml:space="preserve">Plan the task on this sheet, then write the program in the editor and press Run to try it.</w:t>
+              <w:t xml:space="preserve">The What to do column says what each activity asks of you: run a program, say what it will display, change one thing, fill in a gap, fix a mistake, or write it yourself.</w:t>
             </w:r>
           </w:p>
           <w:p>
@@ -386,7 +386,7 @@
                 <w:sz w:val="21"/>
                 <w:szCs w:val="21"/>
               </w:rPr>
-              <w:t xml:space="preserve">Press Check to mark it. You can change your program and check again as often as you like - your best mark is the one that is kept.</w:t>
+              <w:t xml:space="preserve">Plan the ones you write on this sheet, then type the program in the editor and press Run to try it. Run never marks anything, so try things out freely.</w:t>
             </w:r>
           </w:p>
           <w:p>
@@ -409,7 +409,53 @@
                 <w:sz w:val="21"/>
                 <w:szCs w:val="21"/>
               </w:rPr>
-              <w:t xml:space="preserve">Read the tests that failed: each one says what was expected and what your program printed.</w:t>
+              <w:t xml:space="preserve">Press Check to mark it. You can change your program and check again as often as you like - your best mark is the one that is kept.</w:t>
+            </w:r>
+          </w:p>
+          <w:p>
+            <w:pPr>
+              <w:spacing w:after="60" w:before="60"/>
+            </w:pPr>
+            <w:r>
+              <w:rPr>
+                <w:rFonts w:ascii="Arial" w:cs="Arial" w:eastAsia="Arial" w:hAnsi="Arial"/>
+                <w:b/>
+                <w:bCs/>
+                <w:sz w:val="21"/>
+                <w:szCs w:val="21"/>
+              </w:rPr>
+              <w:t xml:space="preserve">6.  </w:t>
+            </w:r>
+            <w:r>
+              <w:rPr>
+                <w:rFonts w:ascii="Arial" w:cs="Arial" w:eastAsia="Arial" w:hAnsi="Arial"/>
+                <w:sz w:val="21"/>
+                <w:szCs w:val="21"/>
+              </w:rPr>
+              <w:t xml:space="preserve">Read the tests that failed: each one says what was expected and what your program displayed. If you are stuck, the Hint button gives you one step at a time.</w:t>
+            </w:r>
+          </w:p>
+          <w:p>
+            <w:pPr>
+              <w:spacing w:after="60" w:before="60"/>
+            </w:pPr>
+            <w:r>
+              <w:rPr>
+                <w:rFonts w:ascii="Arial" w:cs="Arial" w:eastAsia="Arial" w:hAnsi="Arial"/>
+                <w:b/>
+                <w:bCs/>
+                <w:sz w:val="21"/>
+                <w:szCs w:val="21"/>
+              </w:rPr>
+              <w:t xml:space="preserve">7.  </w:t>
+            </w:r>
+            <w:r>
+              <w:rPr>
+                <w:rFonts w:ascii="Arial" w:cs="Arial" w:eastAsia="Arial" w:hAnsi="Arial"/>
+                <w:sz w:val="21"/>
+                <w:szCs w:val="21"/>
+              </w:rPr>
+              <w:t xml:space="preserve">The activities marked Challenge are optional. Finish the rest of a station first, and come back to them if you have time.</w:t>
             </w:r>
           </w:p>
         </w:tc>
@@ -1540,12 +1586,12 @@
                 <w:sz w:val="21"/>
                 <w:szCs w:val="21"/>
               </w:rPr>
-              <w:t xml:space="preserve">Tick each one off as its tests pass in the editor</w:t>
+              <w:t xml:space="preserve">Tick each one off as you finish it in the editor</w:t>
             </w:r>
           </w:p>
           <w:tbl>
             <w:tblPr>
-              <w:tblW w:type="dxa" w:w="10026"/>
+              <w:tblW w:type="dxa" w:w="10024"/>
               <w:tblBorders>
                 <w:top w:val="single" w:color="auto" w:sz="4"/>
                 <w:left w:val="single" w:color="auto" w:sz="4"/>
@@ -1556,9 +1602,10 @@
               </w:tblBorders>
             </w:tblPr>
             <w:tblGrid>
-              <w:gridCol w:w="3342"/>
-              <w:gridCol w:w="3342"/>
-              <w:gridCol w:w="3342"/>
+              <w:gridCol w:w="2506"/>
+              <w:gridCol w:w="2506"/>
+              <w:gridCol w:w="2506"/>
+              <w:gridCol w:w="2506"/>
             </w:tblGrid>
             <w:tr>
               <w:trPr>
@@ -1567,7 +1614,7 @@
               </w:trPr>
               <w:tc>
                 <w:tcPr>
-                  <w:tcW w:type="dxa" w:w="3342"/>
+                  <w:tcW w:type="dxa" w:w="2506"/>
                   <w:tcBorders>
                     <w:top w:val="single" w:color="B7C2D1" w:sz="4"/>
                     <w:left w:val="single" w:color="B7C2D1" w:sz="4"/>
@@ -1595,13 +1642,13 @@
                       <w:sz w:val="20"/>
                       <w:szCs w:val="20"/>
                     </w:rPr>
-                    <w:t xml:space="preserve">Program</w:t>
-                  </w:r>
-                </w:p>
-              </w:tc>
-              <w:tc>
-                <w:tcPr>
-                  <w:tcW w:type="dxa" w:w="3342"/>
+                    <w:t xml:space="preserve">Activity</w:t>
+                  </w:r>
+                </w:p>
+              </w:tc>
+              <w:tc>
+                <w:tcPr>
+                  <w:tcW w:type="dxa" w:w="2506"/>
                   <w:tcBorders>
                     <w:top w:val="single" w:color="B7C2D1" w:sz="4"/>
                     <w:left w:val="single" w:color="B7C2D1" w:sz="4"/>
@@ -1629,13 +1676,47 @@
                       <w:sz w:val="20"/>
                       <w:szCs w:val="20"/>
                     </w:rPr>
+                    <w:t xml:space="preserve">What to do</w:t>
+                  </w:r>
+                </w:p>
+              </w:tc>
+              <w:tc>
+                <w:tcPr>
+                  <w:tcW w:type="dxa" w:w="2506"/>
+                  <w:tcBorders>
+                    <w:top w:val="single" w:color="B7C2D1" w:sz="4"/>
+                    <w:left w:val="single" w:color="B7C2D1" w:sz="4"/>
+                    <w:bottom w:val="single" w:color="B7C2D1" w:sz="4"/>
+                    <w:right w:val="single" w:color="B7C2D1" w:sz="4"/>
+                  </w:tcBorders>
+                  <w:shd w:fill="E6ECF5" w:color="auto" w:val="clear"/>
+                  <w:tcMar>
+                    <w:top w:type="dxa" w:w="80"/>
+                    <w:left w:type="dxa" w:w="120"/>
+                    <w:bottom w:type="dxa" w:w="80"/>
+                    <w:right w:type="dxa" w:w="120"/>
+                  </w:tcMar>
+                  <w:vAlign w:val="center"/>
+                </w:tcPr>
+                <w:p>
+                  <w:pPr>
+                    <w:spacing w:after="0" w:before="0"/>
+                  </w:pPr>
+                  <w:r>
+                    <w:rPr>
+                      <w:rFonts w:ascii="Arial" w:cs="Arial" w:eastAsia="Arial" w:hAnsi="Arial"/>
+                      <w:b/>
+                      <w:bCs/>
+                      <w:sz w:val="20"/>
+                      <w:szCs w:val="20"/>
+                    </w:rPr>
                     <w:t xml:space="preserve">Marks</w:t>
                   </w:r>
                 </w:p>
               </w:tc>
               <w:tc>
                 <w:tcPr>
-                  <w:tcW w:type="dxa" w:w="3342"/>
+                  <w:tcW w:type="dxa" w:w="2506"/>
                   <w:tcBorders>
                     <w:top w:val="single" w:color="B7C2D1" w:sz="4"/>
                     <w:left w:val="single" w:color="B7C2D1" w:sz="4"/>
@@ -1675,39 +1756,73 @@
               </w:trPr>
               <w:tc>
                 <w:tcPr>
-                  <w:tcW w:type="dxa" w:w="3342"/>
-                  <w:tcBorders>
-                    <w:top w:val="single" w:color="B7C2D1" w:sz="4"/>
-                    <w:left w:val="single" w:color="B7C2D1" w:sz="4"/>
-                    <w:bottom w:val="single" w:color="B7C2D1" w:sz="4"/>
-                    <w:right w:val="single" w:color="B7C2D1" w:sz="4"/>
-                  </w:tcBorders>
-                  <w:shd w:fill="FFFFFF" w:color="auto" w:val="clear"/>
-                  <w:tcMar>
-                    <w:top w:type="dxa" w:w="80"/>
-                    <w:left w:type="dxa" w:w="120"/>
-                    <w:bottom w:type="dxa" w:w="80"/>
-                    <w:right w:type="dxa" w:w="120"/>
-                  </w:tcMar>
-                  <w:vAlign w:val="center"/>
-                </w:tcPr>
-                <w:p>
-                  <w:pPr>
-                    <w:spacing w:after="0" w:before="0"/>
-                  </w:pPr>
-                  <w:r>
-                    <w:rPr>
-                      <w:rFonts w:ascii="Arial" w:cs="Arial" w:eastAsia="Arial" w:hAnsi="Arial"/>
-                      <w:sz w:val="21"/>
-                      <w:szCs w:val="21"/>
-                    </w:rPr>
-                    <w:t xml:space="preserve">Ask the user for one word. Display [how many characters it has] and nothing else.</w:t>
-                  </w:r>
-                </w:p>
-              </w:tc>
-              <w:tc>
-                <w:tcPr>
-                  <w:tcW w:type="dxa" w:w="3342"/>
+                  <w:tcW w:type="dxa" w:w="2506"/>
+                  <w:tcBorders>
+                    <w:top w:val="single" w:color="B7C2D1" w:sz="4"/>
+                    <w:left w:val="single" w:color="B7C2D1" w:sz="4"/>
+                    <w:bottom w:val="single" w:color="B7C2D1" w:sz="4"/>
+                    <w:right w:val="single" w:color="B7C2D1" w:sz="4"/>
+                  </w:tcBorders>
+                  <w:shd w:fill="FFFFFF" w:color="auto" w:val="clear"/>
+                  <w:tcMar>
+                    <w:top w:type="dxa" w:w="80"/>
+                    <w:left w:type="dxa" w:w="120"/>
+                    <w:bottom w:type="dxa" w:w="80"/>
+                    <w:right w:type="dxa" w:w="120"/>
+                  </w:tcMar>
+                  <w:vAlign w:val="center"/>
+                </w:tcPr>
+                <w:p>
+                  <w:pPr>
+                    <w:spacing w:after="0" w:before="0"/>
+                  </w:pPr>
+                  <w:r>
+                    <w:rPr>
+                      <w:rFonts w:ascii="Arial" w:cs="Arial" w:eastAsia="Arial" w:hAnsi="Arial"/>
+                      <w:sz w:val="21"/>
+                      <w:szCs w:val="21"/>
+                    </w:rPr>
+                    <w:t xml:space="preserve">Press Run. The program counts the characters in a word.</w:t>
+                  </w:r>
+                </w:p>
+              </w:tc>
+              <w:tc>
+                <w:tcPr>
+                  <w:tcW w:type="dxa" w:w="2506"/>
+                  <w:tcBorders>
+                    <w:top w:val="single" w:color="B7C2D1" w:sz="4"/>
+                    <w:left w:val="single" w:color="B7C2D1" w:sz="4"/>
+                    <w:bottom w:val="single" w:color="B7C2D1" w:sz="4"/>
+                    <w:right w:val="single" w:color="B7C2D1" w:sz="4"/>
+                  </w:tcBorders>
+                  <w:shd w:fill="FFFFFF" w:color="auto" w:val="clear"/>
+                  <w:tcMar>
+                    <w:top w:type="dxa" w:w="80"/>
+                    <w:left w:type="dxa" w:w="120"/>
+                    <w:bottom w:type="dxa" w:w="80"/>
+                    <w:right w:type="dxa" w:w="120"/>
+                  </w:tcMar>
+                  <w:vAlign w:val="center"/>
+                </w:tcPr>
+                <w:p>
+                  <w:pPr>
+                    <w:spacing w:after="0" w:before="0"/>
+                  </w:pPr>
+                  <w:r>
+                    <w:rPr>
+                      <w:rFonts w:ascii="Arial" w:cs="Arial" w:eastAsia="Arial" w:hAnsi="Arial"/>
+                      <w:b w:val="false"/>
+                      <w:bCs w:val="false"/>
+                      <w:sz w:val="21"/>
+                      <w:szCs w:val="21"/>
+                    </w:rPr>
+                    <w:t xml:space="preserve">Run it</w:t>
+                  </w:r>
+                </w:p>
+              </w:tc>
+              <w:tc>
+                <w:tcPr>
+                  <w:tcW w:type="dxa" w:w="2506"/>
                   <w:tcBorders>
                     <w:top w:val="single" w:color="B7C2D1" w:sz="4"/>
                     <w:left w:val="single" w:color="B7C2D1" w:sz="4"/>
@@ -1741,7 +1856,7 @@
               </w:tc>
               <w:tc>
                 <w:tcPr>
-                  <w:tcW w:type="dxa" w:w="3342"/>
+                  <w:tcW w:type="dxa" w:w="2506"/>
                   <w:tcBorders>
                     <w:top w:val="single" w:color="B7C2D1" w:sz="4"/>
                     <w:left w:val="single" w:color="B7C2D1" w:sz="4"/>
@@ -1781,73 +1896,107 @@
               </w:trPr>
               <w:tc>
                 <w:tcPr>
-                  <w:tcW w:type="dxa" w:w="3342"/>
-                  <w:tcBorders>
-                    <w:top w:val="single" w:color="B7C2D1" w:sz="4"/>
-                    <w:left w:val="single" w:color="B7C2D1" w:sz="4"/>
-                    <w:bottom w:val="single" w:color="B7C2D1" w:sz="4"/>
-                    <w:right w:val="single" w:color="B7C2D1" w:sz="4"/>
-                  </w:tcBorders>
-                  <w:shd w:fill="FFFFFF" w:color="auto" w:val="clear"/>
-                  <w:tcMar>
-                    <w:top w:type="dxa" w:w="80"/>
-                    <w:left w:type="dxa" w:w="120"/>
-                    <w:bottom w:type="dxa" w:w="80"/>
-                    <w:right w:type="dxa" w:w="120"/>
-                  </w:tcMar>
-                  <w:vAlign w:val="center"/>
-                </w:tcPr>
-                <w:p>
-                  <w:pPr>
-                    <w:spacing w:after="0" w:before="0"/>
-                  </w:pPr>
-                  <w:r>
-                    <w:rPr>
-                      <w:rFonts w:ascii="Arial" w:cs="Arial" w:eastAsia="Arial" w:hAnsi="Arial"/>
-                      <w:sz w:val="21"/>
-                      <w:szCs w:val="21"/>
-                    </w:rPr>
-                    <w:t xml:space="preserve">Ask the user for one word. Display [its first character]. Then display [its last character] on the next line.</w:t>
-                  </w:r>
-                </w:p>
-              </w:tc>
-              <w:tc>
-                <w:tcPr>
-                  <w:tcW w:type="dxa" w:w="3342"/>
-                  <w:tcBorders>
-                    <w:top w:val="single" w:color="B7C2D1" w:sz="4"/>
-                    <w:left w:val="single" w:color="B7C2D1" w:sz="4"/>
-                    <w:bottom w:val="single" w:color="B7C2D1" w:sz="4"/>
-                    <w:right w:val="single" w:color="B7C2D1" w:sz="4"/>
-                  </w:tcBorders>
-                  <w:shd w:fill="FFFFFF" w:color="auto" w:val="clear"/>
-                  <w:tcMar>
-                    <w:top w:type="dxa" w:w="80"/>
-                    <w:left w:type="dxa" w:w="120"/>
-                    <w:bottom w:type="dxa" w:w="80"/>
-                    <w:right w:type="dxa" w:w="120"/>
-                  </w:tcMar>
-                  <w:vAlign w:val="center"/>
-                </w:tcPr>
-                <w:p>
-                  <w:pPr>
-                    <w:spacing w:after="0" w:before="0"/>
-                  </w:pPr>
-                  <w:r>
-                    <w:rPr>
-                      <w:rFonts w:ascii="Arial" w:cs="Arial" w:eastAsia="Arial" w:hAnsi="Arial"/>
-                      <w:b w:val="false"/>
-                      <w:bCs w:val="false"/>
-                      <w:sz w:val="21"/>
-                      <w:szCs w:val="21"/>
-                    </w:rPr>
-                    <w:t xml:space="preserve">2</w:t>
-                  </w:r>
-                </w:p>
-              </w:tc>
-              <w:tc>
-                <w:tcPr>
-                  <w:tcW w:type="dxa" w:w="3342"/>
+                  <w:tcW w:type="dxa" w:w="2506"/>
+                  <w:tcBorders>
+                    <w:top w:val="single" w:color="B7C2D1" w:sz="4"/>
+                    <w:left w:val="single" w:color="B7C2D1" w:sz="4"/>
+                    <w:bottom w:val="single" w:color="B7C2D1" w:sz="4"/>
+                    <w:right w:val="single" w:color="B7C2D1" w:sz="4"/>
+                  </w:tcBorders>
+                  <w:shd w:fill="FFFFFF" w:color="auto" w:val="clear"/>
+                  <w:tcMar>
+                    <w:top w:type="dxa" w:w="80"/>
+                    <w:left w:type="dxa" w:w="120"/>
+                    <w:bottom w:type="dxa" w:w="80"/>
+                    <w:right w:type="dxa" w:w="120"/>
+                  </w:tcMar>
+                  <w:vAlign w:val="center"/>
+                </w:tcPr>
+                <w:p>
+                  <w:pPr>
+                    <w:spacing w:after="0" w:before="0"/>
+                  </w:pPr>
+                  <w:r>
+                    <w:rPr>
+                      <w:rFonts w:ascii="Arial" w:cs="Arial" w:eastAsia="Arial" w:hAnsi="Arial"/>
+                      <w:sz w:val="21"/>
+                      <w:szCs w:val="21"/>
+                    </w:rPr>
+                    <w:t xml:space="preserve">What will this program display?</w:t>
+                  </w:r>
+                </w:p>
+              </w:tc>
+              <w:tc>
+                <w:tcPr>
+                  <w:tcW w:type="dxa" w:w="2506"/>
+                  <w:tcBorders>
+                    <w:top w:val="single" w:color="B7C2D1" w:sz="4"/>
+                    <w:left w:val="single" w:color="B7C2D1" w:sz="4"/>
+                    <w:bottom w:val="single" w:color="B7C2D1" w:sz="4"/>
+                    <w:right w:val="single" w:color="B7C2D1" w:sz="4"/>
+                  </w:tcBorders>
+                  <w:shd w:fill="FFFFFF" w:color="auto" w:val="clear"/>
+                  <w:tcMar>
+                    <w:top w:type="dxa" w:w="80"/>
+                    <w:left w:type="dxa" w:w="120"/>
+                    <w:bottom w:type="dxa" w:w="80"/>
+                    <w:right w:type="dxa" w:w="120"/>
+                  </w:tcMar>
+                  <w:vAlign w:val="center"/>
+                </w:tcPr>
+                <w:p>
+                  <w:pPr>
+                    <w:spacing w:after="0" w:before="0"/>
+                  </w:pPr>
+                  <w:r>
+                    <w:rPr>
+                      <w:rFonts w:ascii="Arial" w:cs="Arial" w:eastAsia="Arial" w:hAnsi="Arial"/>
+                      <w:b w:val="false"/>
+                      <w:bCs w:val="false"/>
+                      <w:sz w:val="21"/>
+                      <w:szCs w:val="21"/>
+                    </w:rPr>
+                    <w:t xml:space="preserve">Predict</w:t>
+                  </w:r>
+                </w:p>
+              </w:tc>
+              <w:tc>
+                <w:tcPr>
+                  <w:tcW w:type="dxa" w:w="2506"/>
+                  <w:tcBorders>
+                    <w:top w:val="single" w:color="B7C2D1" w:sz="4"/>
+                    <w:left w:val="single" w:color="B7C2D1" w:sz="4"/>
+                    <w:bottom w:val="single" w:color="B7C2D1" w:sz="4"/>
+                    <w:right w:val="single" w:color="B7C2D1" w:sz="4"/>
+                  </w:tcBorders>
+                  <w:shd w:fill="FFFFFF" w:color="auto" w:val="clear"/>
+                  <w:tcMar>
+                    <w:top w:type="dxa" w:w="80"/>
+                    <w:left w:type="dxa" w:w="120"/>
+                    <w:bottom w:type="dxa" w:w="80"/>
+                    <w:right w:type="dxa" w:w="120"/>
+                  </w:tcMar>
+                  <w:vAlign w:val="center"/>
+                </w:tcPr>
+                <w:p>
+                  <w:pPr>
+                    <w:spacing w:after="0" w:before="0"/>
+                  </w:pPr>
+                  <w:r>
+                    <w:rPr>
+                      <w:rFonts w:ascii="Arial" w:cs="Arial" w:eastAsia="Arial" w:hAnsi="Arial"/>
+                      <w:b w:val="false"/>
+                      <w:bCs w:val="false"/>
+                      <w:sz w:val="21"/>
+                      <w:szCs w:val="21"/>
+                    </w:rPr>
+                    <w:t xml:space="preserve">1</w:t>
+                  </w:r>
+                </w:p>
+              </w:tc>
+              <w:tc>
+                <w:tcPr>
+                  <w:tcW w:type="dxa" w:w="2506"/>
                   <w:tcBorders>
                     <w:top w:val="single" w:color="B7C2D1" w:sz="4"/>
                     <w:left w:val="single" w:color="B7C2D1" w:sz="4"/>
@@ -1887,39 +2036,493 @@
               </w:trPr>
               <w:tc>
                 <w:tcPr>
-                  <w:tcW w:type="dxa" w:w="3342"/>
-                  <w:tcBorders>
-                    <w:top w:val="single" w:color="B7C2D1" w:sz="4"/>
-                    <w:left w:val="single" w:color="B7C2D1" w:sz="4"/>
-                    <w:bottom w:val="single" w:color="B7C2D1" w:sz="4"/>
-                    <w:right w:val="single" w:color="B7C2D1" w:sz="4"/>
-                  </w:tcBorders>
-                  <w:shd w:fill="FFFFFF" w:color="auto" w:val="clear"/>
-                  <w:tcMar>
-                    <w:top w:type="dxa" w:w="80"/>
-                    <w:left w:type="dxa" w:w="120"/>
-                    <w:bottom w:type="dxa" w:w="80"/>
-                    <w:right w:type="dxa" w:w="120"/>
-                  </w:tcMar>
-                  <w:vAlign w:val="center"/>
-                </w:tcPr>
-                <w:p>
-                  <w:pPr>
-                    <w:spacing w:after="0" w:before="0"/>
-                  </w:pPr>
-                  <w:r>
-                    <w:rPr>
-                      <w:rFonts w:ascii="Arial" w:cs="Arial" w:eastAsia="Arial" w:hAnsi="Arial"/>
-                      <w:sz w:val="21"/>
-                      <w:szCs w:val="21"/>
-                    </w:rPr>
-                    <w:t xml:space="preserve">Ask the user for a word. Then ask for a position counting from 0. Display [the character at that position]. Display no such position instead when the word has no character there.</w:t>
-                  </w:r>
-                </w:p>
-              </w:tc>
-              <w:tc>
-                <w:tcPr>
-                  <w:tcW w:type="dxa" w:w="3342"/>
+                  <w:tcW w:type="dxa" w:w="2506"/>
+                  <w:tcBorders>
+                    <w:top w:val="single" w:color="B7C2D1" w:sz="4"/>
+                    <w:left w:val="single" w:color="B7C2D1" w:sz="4"/>
+                    <w:bottom w:val="single" w:color="B7C2D1" w:sz="4"/>
+                    <w:right w:val="single" w:color="B7C2D1" w:sz="4"/>
+                  </w:tcBorders>
+                  <w:shd w:fill="FFFFFF" w:color="auto" w:val="clear"/>
+                  <w:tcMar>
+                    <w:top w:type="dxa" w:w="80"/>
+                    <w:left w:type="dxa" w:w="120"/>
+                    <w:bottom w:type="dxa" w:w="80"/>
+                    <w:right w:type="dxa" w:w="120"/>
+                  </w:tcMar>
+                  <w:vAlign w:val="center"/>
+                </w:tcPr>
+                <w:p>
+                  <w:pPr>
+                    <w:spacing w:after="0" w:before="0"/>
+                  </w:pPr>
+                  <w:r>
+                    <w:rPr>
+                      <w:rFonts w:ascii="Arial" w:cs="Arial" w:eastAsia="Arial" w:hAnsi="Arial"/>
+                      <w:sz w:val="21"/>
+                      <w:szCs w:val="21"/>
+                    </w:rPr>
+                    <w:t xml:space="preserve">Change the program so it displays the last character instead of the first.</w:t>
+                  </w:r>
+                </w:p>
+              </w:tc>
+              <w:tc>
+                <w:tcPr>
+                  <w:tcW w:type="dxa" w:w="2506"/>
+                  <w:tcBorders>
+                    <w:top w:val="single" w:color="B7C2D1" w:sz="4"/>
+                    <w:left w:val="single" w:color="B7C2D1" w:sz="4"/>
+                    <w:bottom w:val="single" w:color="B7C2D1" w:sz="4"/>
+                    <w:right w:val="single" w:color="B7C2D1" w:sz="4"/>
+                  </w:tcBorders>
+                  <w:shd w:fill="FFFFFF" w:color="auto" w:val="clear"/>
+                  <w:tcMar>
+                    <w:top w:type="dxa" w:w="80"/>
+                    <w:left w:type="dxa" w:w="120"/>
+                    <w:bottom w:type="dxa" w:w="80"/>
+                    <w:right w:type="dxa" w:w="120"/>
+                  </w:tcMar>
+                  <w:vAlign w:val="center"/>
+                </w:tcPr>
+                <w:p>
+                  <w:pPr>
+                    <w:spacing w:after="0" w:before="0"/>
+                  </w:pPr>
+                  <w:r>
+                    <w:rPr>
+                      <w:rFonts w:ascii="Arial" w:cs="Arial" w:eastAsia="Arial" w:hAnsi="Arial"/>
+                      <w:b w:val="false"/>
+                      <w:bCs w:val="false"/>
+                      <w:sz w:val="21"/>
+                      <w:szCs w:val="21"/>
+                    </w:rPr>
+                    <w:t xml:space="preserve">Change it</w:t>
+                  </w:r>
+                </w:p>
+              </w:tc>
+              <w:tc>
+                <w:tcPr>
+                  <w:tcW w:type="dxa" w:w="2506"/>
+                  <w:tcBorders>
+                    <w:top w:val="single" w:color="B7C2D1" w:sz="4"/>
+                    <w:left w:val="single" w:color="B7C2D1" w:sz="4"/>
+                    <w:bottom w:val="single" w:color="B7C2D1" w:sz="4"/>
+                    <w:right w:val="single" w:color="B7C2D1" w:sz="4"/>
+                  </w:tcBorders>
+                  <w:shd w:fill="FFFFFF" w:color="auto" w:val="clear"/>
+                  <w:tcMar>
+                    <w:top w:type="dxa" w:w="80"/>
+                    <w:left w:type="dxa" w:w="120"/>
+                    <w:bottom w:type="dxa" w:w="80"/>
+                    <w:right w:type="dxa" w:w="120"/>
+                  </w:tcMar>
+                  <w:vAlign w:val="center"/>
+                </w:tcPr>
+                <w:p>
+                  <w:pPr>
+                    <w:spacing w:after="0" w:before="0"/>
+                  </w:pPr>
+                  <w:r>
+                    <w:rPr>
+                      <w:rFonts w:ascii="Arial" w:cs="Arial" w:eastAsia="Arial" w:hAnsi="Arial"/>
+                      <w:b w:val="false"/>
+                      <w:bCs w:val="false"/>
+                      <w:sz w:val="21"/>
+                      <w:szCs w:val="21"/>
+                    </w:rPr>
+                    <w:t xml:space="preserve">1</w:t>
+                  </w:r>
+                </w:p>
+              </w:tc>
+              <w:tc>
+                <w:tcPr>
+                  <w:tcW w:type="dxa" w:w="2506"/>
+                  <w:tcBorders>
+                    <w:top w:val="single" w:color="B7C2D1" w:sz="4"/>
+                    <w:left w:val="single" w:color="B7C2D1" w:sz="4"/>
+                    <w:bottom w:val="single" w:color="B7C2D1" w:sz="4"/>
+                    <w:right w:val="single" w:color="B7C2D1" w:sz="4"/>
+                  </w:tcBorders>
+                  <w:shd w:fill="FFFFFF" w:color="auto" w:val="clear"/>
+                  <w:tcMar>
+                    <w:top w:type="dxa" w:w="80"/>
+                    <w:left w:type="dxa" w:w="120"/>
+                    <w:bottom w:type="dxa" w:w="80"/>
+                    <w:right w:type="dxa" w:w="120"/>
+                  </w:tcMar>
+                  <w:vAlign w:val="center"/>
+                </w:tcPr>
+                <w:p>
+                  <w:pPr>
+                    <w:spacing w:after="0" w:before="0"/>
+                  </w:pPr>
+                  <w:r>
+                    <w:rPr>
+                      <w:rFonts w:ascii="Arial" w:cs="Arial" w:eastAsia="Arial" w:hAnsi="Arial"/>
+                      <w:b w:val="false"/>
+                      <w:bCs w:val="false"/>
+                      <w:sz w:val="21"/>
+                      <w:szCs w:val="21"/>
+                    </w:rPr>
+                    <w:t xml:space="preserve"/>
+                  </w:r>
+                </w:p>
+              </w:tc>
+            </w:tr>
+            <w:tr>
+              <w:trPr>
+                <w:cantSplit/>
+                <w:trHeight w:val="360" w:hRule="atLeast"/>
+              </w:trPr>
+              <w:tc>
+                <w:tcPr>
+                  <w:tcW w:type="dxa" w:w="2506"/>
+                  <w:tcBorders>
+                    <w:top w:val="single" w:color="B7C2D1" w:sz="4"/>
+                    <w:left w:val="single" w:color="B7C2D1" w:sz="4"/>
+                    <w:bottom w:val="single" w:color="B7C2D1" w:sz="4"/>
+                    <w:right w:val="single" w:color="B7C2D1" w:sz="4"/>
+                  </w:tcBorders>
+                  <w:shd w:fill="FFFFFF" w:color="auto" w:val="clear"/>
+                  <w:tcMar>
+                    <w:top w:type="dxa" w:w="80"/>
+                    <w:left w:type="dxa" w:w="120"/>
+                    <w:bottom w:type="dxa" w:w="80"/>
+                    <w:right w:type="dxa" w:w="120"/>
+                  </w:tcMar>
+                  <w:vAlign w:val="center"/>
+                </w:tcPr>
+                <w:p>
+                  <w:pPr>
+                    <w:spacing w:after="0" w:before="0"/>
+                  </w:pPr>
+                  <w:r>
+                    <w:rPr>
+                      <w:rFonts w:ascii="Arial" w:cs="Arial" w:eastAsia="Arial" w:hAnsi="Arial"/>
+                      <w:sz w:val="21"/>
+                      <w:szCs w:val="21"/>
+                    </w:rPr>
+                    <w:t xml:space="preserve">What will this program display?</w:t>
+                  </w:r>
+                </w:p>
+              </w:tc>
+              <w:tc>
+                <w:tcPr>
+                  <w:tcW w:type="dxa" w:w="2506"/>
+                  <w:tcBorders>
+                    <w:top w:val="single" w:color="B7C2D1" w:sz="4"/>
+                    <w:left w:val="single" w:color="B7C2D1" w:sz="4"/>
+                    <w:bottom w:val="single" w:color="B7C2D1" w:sz="4"/>
+                    <w:right w:val="single" w:color="B7C2D1" w:sz="4"/>
+                  </w:tcBorders>
+                  <w:shd w:fill="FFFFFF" w:color="auto" w:val="clear"/>
+                  <w:tcMar>
+                    <w:top w:type="dxa" w:w="80"/>
+                    <w:left w:type="dxa" w:w="120"/>
+                    <w:bottom w:type="dxa" w:w="80"/>
+                    <w:right w:type="dxa" w:w="120"/>
+                  </w:tcMar>
+                  <w:vAlign w:val="center"/>
+                </w:tcPr>
+                <w:p>
+                  <w:pPr>
+                    <w:spacing w:after="0" w:before="0"/>
+                  </w:pPr>
+                  <w:r>
+                    <w:rPr>
+                      <w:rFonts w:ascii="Arial" w:cs="Arial" w:eastAsia="Arial" w:hAnsi="Arial"/>
+                      <w:b w:val="false"/>
+                      <w:bCs w:val="false"/>
+                      <w:sz w:val="21"/>
+                      <w:szCs w:val="21"/>
+                    </w:rPr>
+                    <w:t xml:space="preserve">Predict</w:t>
+                  </w:r>
+                </w:p>
+              </w:tc>
+              <w:tc>
+                <w:tcPr>
+                  <w:tcW w:type="dxa" w:w="2506"/>
+                  <w:tcBorders>
+                    <w:top w:val="single" w:color="B7C2D1" w:sz="4"/>
+                    <w:left w:val="single" w:color="B7C2D1" w:sz="4"/>
+                    <w:bottom w:val="single" w:color="B7C2D1" w:sz="4"/>
+                    <w:right w:val="single" w:color="B7C2D1" w:sz="4"/>
+                  </w:tcBorders>
+                  <w:shd w:fill="FFFFFF" w:color="auto" w:val="clear"/>
+                  <w:tcMar>
+                    <w:top w:type="dxa" w:w="80"/>
+                    <w:left w:type="dxa" w:w="120"/>
+                    <w:bottom w:type="dxa" w:w="80"/>
+                    <w:right w:type="dxa" w:w="120"/>
+                  </w:tcMar>
+                  <w:vAlign w:val="center"/>
+                </w:tcPr>
+                <w:p>
+                  <w:pPr>
+                    <w:spacing w:after="0" w:before="0"/>
+                  </w:pPr>
+                  <w:r>
+                    <w:rPr>
+                      <w:rFonts w:ascii="Arial" w:cs="Arial" w:eastAsia="Arial" w:hAnsi="Arial"/>
+                      <w:b w:val="false"/>
+                      <w:bCs w:val="false"/>
+                      <w:sz w:val="21"/>
+                      <w:szCs w:val="21"/>
+                    </w:rPr>
+                    <w:t xml:space="preserve">1</w:t>
+                  </w:r>
+                </w:p>
+              </w:tc>
+              <w:tc>
+                <w:tcPr>
+                  <w:tcW w:type="dxa" w:w="2506"/>
+                  <w:tcBorders>
+                    <w:top w:val="single" w:color="B7C2D1" w:sz="4"/>
+                    <w:left w:val="single" w:color="B7C2D1" w:sz="4"/>
+                    <w:bottom w:val="single" w:color="B7C2D1" w:sz="4"/>
+                    <w:right w:val="single" w:color="B7C2D1" w:sz="4"/>
+                  </w:tcBorders>
+                  <w:shd w:fill="FFFFFF" w:color="auto" w:val="clear"/>
+                  <w:tcMar>
+                    <w:top w:type="dxa" w:w="80"/>
+                    <w:left w:type="dxa" w:w="120"/>
+                    <w:bottom w:type="dxa" w:w="80"/>
+                    <w:right w:type="dxa" w:w="120"/>
+                  </w:tcMar>
+                  <w:vAlign w:val="center"/>
+                </w:tcPr>
+                <w:p>
+                  <w:pPr>
+                    <w:spacing w:after="0" w:before="0"/>
+                  </w:pPr>
+                  <w:r>
+                    <w:rPr>
+                      <w:rFonts w:ascii="Arial" w:cs="Arial" w:eastAsia="Arial" w:hAnsi="Arial"/>
+                      <w:b w:val="false"/>
+                      <w:bCs w:val="false"/>
+                      <w:sz w:val="21"/>
+                      <w:szCs w:val="21"/>
+                    </w:rPr>
+                    <w:t xml:space="preserve"/>
+                  </w:r>
+                </w:p>
+              </w:tc>
+            </w:tr>
+            <w:tr>
+              <w:trPr>
+                <w:cantSplit/>
+                <w:trHeight w:val="360" w:hRule="atLeast"/>
+              </w:trPr>
+              <w:tc>
+                <w:tcPr>
+                  <w:tcW w:type="dxa" w:w="2506"/>
+                  <w:tcBorders>
+                    <w:top w:val="single" w:color="B7C2D1" w:sz="4"/>
+                    <w:left w:val="single" w:color="B7C2D1" w:sz="4"/>
+                    <w:bottom w:val="single" w:color="B7C2D1" w:sz="4"/>
+                    <w:right w:val="single" w:color="B7C2D1" w:sz="4"/>
+                  </w:tcBorders>
+                  <w:shd w:fill="FFFFFF" w:color="auto" w:val="clear"/>
+                  <w:tcMar>
+                    <w:top w:type="dxa" w:w="80"/>
+                    <w:left w:type="dxa" w:w="120"/>
+                    <w:bottom w:type="dxa" w:w="80"/>
+                    <w:right w:type="dxa" w:w="120"/>
+                  </w:tcMar>
+                  <w:vAlign w:val="center"/>
+                </w:tcPr>
+                <w:p>
+                  <w:pPr>
+                    <w:spacing w:after="0" w:before="0"/>
+                  </w:pPr>
+                  <w:r>
+                    <w:rPr>
+                      <w:rFonts w:ascii="Arial" w:cs="Arial" w:eastAsia="Arial" w:hAnsi="Arial"/>
+                      <w:sz w:val="21"/>
+                      <w:szCs w:val="21"/>
+                    </w:rPr>
+                    <w:t xml:space="preserve">Finish the program so it displays the last character of the word the user types.</w:t>
+                  </w:r>
+                </w:p>
+              </w:tc>
+              <w:tc>
+                <w:tcPr>
+                  <w:tcW w:type="dxa" w:w="2506"/>
+                  <w:tcBorders>
+                    <w:top w:val="single" w:color="B7C2D1" w:sz="4"/>
+                    <w:left w:val="single" w:color="B7C2D1" w:sz="4"/>
+                    <w:bottom w:val="single" w:color="B7C2D1" w:sz="4"/>
+                    <w:right w:val="single" w:color="B7C2D1" w:sz="4"/>
+                  </w:tcBorders>
+                  <w:shd w:fill="FFFFFF" w:color="auto" w:val="clear"/>
+                  <w:tcMar>
+                    <w:top w:type="dxa" w:w="80"/>
+                    <w:left w:type="dxa" w:w="120"/>
+                    <w:bottom w:type="dxa" w:w="80"/>
+                    <w:right w:type="dxa" w:w="120"/>
+                  </w:tcMar>
+                  <w:vAlign w:val="center"/>
+                </w:tcPr>
+                <w:p>
+                  <w:pPr>
+                    <w:spacing w:after="0" w:before="0"/>
+                  </w:pPr>
+                  <w:r>
+                    <w:rPr>
+                      <w:rFonts w:ascii="Arial" w:cs="Arial" w:eastAsia="Arial" w:hAnsi="Arial"/>
+                      <w:b w:val="false"/>
+                      <w:bCs w:val="false"/>
+                      <w:sz w:val="21"/>
+                      <w:szCs w:val="21"/>
+                    </w:rPr>
+                    <w:t xml:space="preserve">Complete it</w:t>
+                  </w:r>
+                </w:p>
+              </w:tc>
+              <w:tc>
+                <w:tcPr>
+                  <w:tcW w:type="dxa" w:w="2506"/>
+                  <w:tcBorders>
+                    <w:top w:val="single" w:color="B7C2D1" w:sz="4"/>
+                    <w:left w:val="single" w:color="B7C2D1" w:sz="4"/>
+                    <w:bottom w:val="single" w:color="B7C2D1" w:sz="4"/>
+                    <w:right w:val="single" w:color="B7C2D1" w:sz="4"/>
+                  </w:tcBorders>
+                  <w:shd w:fill="FFFFFF" w:color="auto" w:val="clear"/>
+                  <w:tcMar>
+                    <w:top w:type="dxa" w:w="80"/>
+                    <w:left w:type="dxa" w:w="120"/>
+                    <w:bottom w:type="dxa" w:w="80"/>
+                    <w:right w:type="dxa" w:w="120"/>
+                  </w:tcMar>
+                  <w:vAlign w:val="center"/>
+                </w:tcPr>
+                <w:p>
+                  <w:pPr>
+                    <w:spacing w:after="0" w:before="0"/>
+                  </w:pPr>
+                  <w:r>
+                    <w:rPr>
+                      <w:rFonts w:ascii="Arial" w:cs="Arial" w:eastAsia="Arial" w:hAnsi="Arial"/>
+                      <w:b w:val="false"/>
+                      <w:bCs w:val="false"/>
+                      <w:sz w:val="21"/>
+                      <w:szCs w:val="21"/>
+                    </w:rPr>
+                    <w:t xml:space="preserve">2</w:t>
+                  </w:r>
+                </w:p>
+              </w:tc>
+              <w:tc>
+                <w:tcPr>
+                  <w:tcW w:type="dxa" w:w="2506"/>
+                  <w:tcBorders>
+                    <w:top w:val="single" w:color="B7C2D1" w:sz="4"/>
+                    <w:left w:val="single" w:color="B7C2D1" w:sz="4"/>
+                    <w:bottom w:val="single" w:color="B7C2D1" w:sz="4"/>
+                    <w:right w:val="single" w:color="B7C2D1" w:sz="4"/>
+                  </w:tcBorders>
+                  <w:shd w:fill="FFFFFF" w:color="auto" w:val="clear"/>
+                  <w:tcMar>
+                    <w:top w:type="dxa" w:w="80"/>
+                    <w:left w:type="dxa" w:w="120"/>
+                    <w:bottom w:type="dxa" w:w="80"/>
+                    <w:right w:type="dxa" w:w="120"/>
+                  </w:tcMar>
+                  <w:vAlign w:val="center"/>
+                </w:tcPr>
+                <w:p>
+                  <w:pPr>
+                    <w:spacing w:after="0" w:before="0"/>
+                  </w:pPr>
+                  <w:r>
+                    <w:rPr>
+                      <w:rFonts w:ascii="Arial" w:cs="Arial" w:eastAsia="Arial" w:hAnsi="Arial"/>
+                      <w:b w:val="false"/>
+                      <w:bCs w:val="false"/>
+                      <w:sz w:val="21"/>
+                      <w:szCs w:val="21"/>
+                    </w:rPr>
+                    <w:t xml:space="preserve"/>
+                  </w:r>
+                </w:p>
+              </w:tc>
+            </w:tr>
+            <w:tr>
+              <w:trPr>
+                <w:cantSplit/>
+                <w:trHeight w:val="360" w:hRule="atLeast"/>
+              </w:trPr>
+              <w:tc>
+                <w:tcPr>
+                  <w:tcW w:type="dxa" w:w="2506"/>
+                  <w:tcBorders>
+                    <w:top w:val="single" w:color="B7C2D1" w:sz="4"/>
+                    <w:left w:val="single" w:color="B7C2D1" w:sz="4"/>
+                    <w:bottom w:val="single" w:color="B7C2D1" w:sz="4"/>
+                    <w:right w:val="single" w:color="B7C2D1" w:sz="4"/>
+                  </w:tcBorders>
+                  <w:shd w:fill="FFFFFF" w:color="auto" w:val="clear"/>
+                  <w:tcMar>
+                    <w:top w:type="dxa" w:w="80"/>
+                    <w:left w:type="dxa" w:w="120"/>
+                    <w:bottom w:type="dxa" w:w="80"/>
+                    <w:right w:type="dxa" w:w="120"/>
+                  </w:tcMar>
+                  <w:vAlign w:val="center"/>
+                </w:tcPr>
+                <w:p>
+                  <w:pPr>
+                    <w:spacing w:after="0" w:before="0"/>
+                  </w:pPr>
+                  <w:r>
+                    <w:rPr>
+                      <w:rFonts w:ascii="Arial" w:cs="Arial" w:eastAsia="Arial" w:hAnsi="Arial"/>
+                      <w:sz w:val="21"/>
+                      <w:szCs w:val="21"/>
+                    </w:rPr>
+                    <w:t xml:space="preserve">Ask the user for one word. Display how many characters it has. Then display its first character on the next line. Then display its last character on the next line.</w:t>
+                  </w:r>
+                </w:p>
+              </w:tc>
+              <w:tc>
+                <w:tcPr>
+                  <w:tcW w:type="dxa" w:w="2506"/>
+                  <w:tcBorders>
+                    <w:top w:val="single" w:color="B7C2D1" w:sz="4"/>
+                    <w:left w:val="single" w:color="B7C2D1" w:sz="4"/>
+                    <w:bottom w:val="single" w:color="B7C2D1" w:sz="4"/>
+                    <w:right w:val="single" w:color="B7C2D1" w:sz="4"/>
+                  </w:tcBorders>
+                  <w:shd w:fill="FFFFFF" w:color="auto" w:val="clear"/>
+                  <w:tcMar>
+                    <w:top w:type="dxa" w:w="80"/>
+                    <w:left w:type="dxa" w:w="120"/>
+                    <w:bottom w:type="dxa" w:w="80"/>
+                    <w:right w:type="dxa" w:w="120"/>
+                  </w:tcMar>
+                  <w:vAlign w:val="center"/>
+                </w:tcPr>
+                <w:p>
+                  <w:pPr>
+                    <w:spacing w:after="0" w:before="0"/>
+                  </w:pPr>
+                  <w:r>
+                    <w:rPr>
+                      <w:rFonts w:ascii="Arial" w:cs="Arial" w:eastAsia="Arial" w:hAnsi="Arial"/>
+                      <w:b w:val="false"/>
+                      <w:bCs w:val="false"/>
+                      <w:sz w:val="21"/>
+                      <w:szCs w:val="21"/>
+                    </w:rPr>
+                    <w:t xml:space="preserve">Write it</w:t>
+                  </w:r>
+                </w:p>
+              </w:tc>
+              <w:tc>
+                <w:tcPr>
+                  <w:tcW w:type="dxa" w:w="2506"/>
                   <w:tcBorders>
                     <w:top w:val="single" w:color="B7C2D1" w:sz="4"/>
                     <w:left w:val="single" w:color="B7C2D1" w:sz="4"/>
@@ -1953,7 +2556,287 @@
               </w:tc>
               <w:tc>
                 <w:tcPr>
-                  <w:tcW w:type="dxa" w:w="3342"/>
+                  <w:tcW w:type="dxa" w:w="2506"/>
+                  <w:tcBorders>
+                    <w:top w:val="single" w:color="B7C2D1" w:sz="4"/>
+                    <w:left w:val="single" w:color="B7C2D1" w:sz="4"/>
+                    <w:bottom w:val="single" w:color="B7C2D1" w:sz="4"/>
+                    <w:right w:val="single" w:color="B7C2D1" w:sz="4"/>
+                  </w:tcBorders>
+                  <w:shd w:fill="FFFFFF" w:color="auto" w:val="clear"/>
+                  <w:tcMar>
+                    <w:top w:type="dxa" w:w="80"/>
+                    <w:left w:type="dxa" w:w="120"/>
+                    <w:bottom w:type="dxa" w:w="80"/>
+                    <w:right w:type="dxa" w:w="120"/>
+                  </w:tcMar>
+                  <w:vAlign w:val="center"/>
+                </w:tcPr>
+                <w:p>
+                  <w:pPr>
+                    <w:spacing w:after="0" w:before="0"/>
+                  </w:pPr>
+                  <w:r>
+                    <w:rPr>
+                      <w:rFonts w:ascii="Arial" w:cs="Arial" w:eastAsia="Arial" w:hAnsi="Arial"/>
+                      <w:b w:val="false"/>
+                      <w:bCs w:val="false"/>
+                      <w:sz w:val="21"/>
+                      <w:szCs w:val="21"/>
+                    </w:rPr>
+                    <w:t xml:space="preserve"/>
+                  </w:r>
+                </w:p>
+              </w:tc>
+            </w:tr>
+            <w:tr>
+              <w:trPr>
+                <w:cantSplit/>
+                <w:trHeight w:val="360" w:hRule="atLeast"/>
+              </w:trPr>
+              <w:tc>
+                <w:tcPr>
+                  <w:tcW w:type="dxa" w:w="2506"/>
+                  <w:tcBorders>
+                    <w:top w:val="single" w:color="B7C2D1" w:sz="4"/>
+                    <w:left w:val="single" w:color="B7C2D1" w:sz="4"/>
+                    <w:bottom w:val="single" w:color="B7C2D1" w:sz="4"/>
+                    <w:right w:val="single" w:color="B7C2D1" w:sz="4"/>
+                  </w:tcBorders>
+                  <w:shd w:fill="FFFFFF" w:color="auto" w:val="clear"/>
+                  <w:tcMar>
+                    <w:top w:type="dxa" w:w="80"/>
+                    <w:left w:type="dxa" w:w="120"/>
+                    <w:bottom w:type="dxa" w:w="80"/>
+                    <w:right w:type="dxa" w:w="120"/>
+                  </w:tcMar>
+                  <w:vAlign w:val="center"/>
+                </w:tcPr>
+                <w:p>
+                  <w:pPr>
+                    <w:spacing w:after="0" w:before="0"/>
+                  </w:pPr>
+                  <w:r>
+                    <w:rPr>
+                      <w:rFonts w:ascii="Arial" w:cs="Arial" w:eastAsia="Arial" w:hAnsi="Arial"/>
+                      <w:sz w:val="21"/>
+                      <w:szCs w:val="21"/>
+                    </w:rPr>
+                    <w:t xml:space="preserve">This program should display the last character of the word. Find the mistake and put it right.</w:t>
+                  </w:r>
+                </w:p>
+              </w:tc>
+              <w:tc>
+                <w:tcPr>
+                  <w:tcW w:type="dxa" w:w="2506"/>
+                  <w:tcBorders>
+                    <w:top w:val="single" w:color="B7C2D1" w:sz="4"/>
+                    <w:left w:val="single" w:color="B7C2D1" w:sz="4"/>
+                    <w:bottom w:val="single" w:color="B7C2D1" w:sz="4"/>
+                    <w:right w:val="single" w:color="B7C2D1" w:sz="4"/>
+                  </w:tcBorders>
+                  <w:shd w:fill="FFFFFF" w:color="auto" w:val="clear"/>
+                  <w:tcMar>
+                    <w:top w:type="dxa" w:w="80"/>
+                    <w:left w:type="dxa" w:w="120"/>
+                    <w:bottom w:type="dxa" w:w="80"/>
+                    <w:right w:type="dxa" w:w="120"/>
+                  </w:tcMar>
+                  <w:vAlign w:val="center"/>
+                </w:tcPr>
+                <w:p>
+                  <w:pPr>
+                    <w:spacing w:after="0" w:before="0"/>
+                  </w:pPr>
+                  <w:r>
+                    <w:rPr>
+                      <w:rFonts w:ascii="Arial" w:cs="Arial" w:eastAsia="Arial" w:hAnsi="Arial"/>
+                      <w:b w:val="false"/>
+                      <w:bCs w:val="false"/>
+                      <w:sz w:val="21"/>
+                      <w:szCs w:val="21"/>
+                    </w:rPr>
+                    <w:t xml:space="preserve">Fix it</w:t>
+                  </w:r>
+                </w:p>
+              </w:tc>
+              <w:tc>
+                <w:tcPr>
+                  <w:tcW w:type="dxa" w:w="2506"/>
+                  <w:tcBorders>
+                    <w:top w:val="single" w:color="B7C2D1" w:sz="4"/>
+                    <w:left w:val="single" w:color="B7C2D1" w:sz="4"/>
+                    <w:bottom w:val="single" w:color="B7C2D1" w:sz="4"/>
+                    <w:right w:val="single" w:color="B7C2D1" w:sz="4"/>
+                  </w:tcBorders>
+                  <w:shd w:fill="FFFFFF" w:color="auto" w:val="clear"/>
+                  <w:tcMar>
+                    <w:top w:type="dxa" w:w="80"/>
+                    <w:left w:type="dxa" w:w="120"/>
+                    <w:bottom w:type="dxa" w:w="80"/>
+                    <w:right w:type="dxa" w:w="120"/>
+                  </w:tcMar>
+                  <w:vAlign w:val="center"/>
+                </w:tcPr>
+                <w:p>
+                  <w:pPr>
+                    <w:spacing w:after="0" w:before="0"/>
+                  </w:pPr>
+                  <w:r>
+                    <w:rPr>
+                      <w:rFonts w:ascii="Arial" w:cs="Arial" w:eastAsia="Arial" w:hAnsi="Arial"/>
+                      <w:b w:val="false"/>
+                      <w:bCs w:val="false"/>
+                      <w:sz w:val="21"/>
+                      <w:szCs w:val="21"/>
+                    </w:rPr>
+                    <w:t xml:space="preserve">2</w:t>
+                  </w:r>
+                </w:p>
+              </w:tc>
+              <w:tc>
+                <w:tcPr>
+                  <w:tcW w:type="dxa" w:w="2506"/>
+                  <w:tcBorders>
+                    <w:top w:val="single" w:color="B7C2D1" w:sz="4"/>
+                    <w:left w:val="single" w:color="B7C2D1" w:sz="4"/>
+                    <w:bottom w:val="single" w:color="B7C2D1" w:sz="4"/>
+                    <w:right w:val="single" w:color="B7C2D1" w:sz="4"/>
+                  </w:tcBorders>
+                  <w:shd w:fill="FFFFFF" w:color="auto" w:val="clear"/>
+                  <w:tcMar>
+                    <w:top w:type="dxa" w:w="80"/>
+                    <w:left w:type="dxa" w:w="120"/>
+                    <w:bottom w:type="dxa" w:w="80"/>
+                    <w:right w:type="dxa" w:w="120"/>
+                  </w:tcMar>
+                  <w:vAlign w:val="center"/>
+                </w:tcPr>
+                <w:p>
+                  <w:pPr>
+                    <w:spacing w:after="0" w:before="0"/>
+                  </w:pPr>
+                  <w:r>
+                    <w:rPr>
+                      <w:rFonts w:ascii="Arial" w:cs="Arial" w:eastAsia="Arial" w:hAnsi="Arial"/>
+                      <w:b w:val="false"/>
+                      <w:bCs w:val="false"/>
+                      <w:sz w:val="21"/>
+                      <w:szCs w:val="21"/>
+                    </w:rPr>
+                    <w:t xml:space="preserve"/>
+                  </w:r>
+                </w:p>
+              </w:tc>
+            </w:tr>
+            <w:tr>
+              <w:trPr>
+                <w:cantSplit/>
+                <w:trHeight w:val="360" w:hRule="atLeast"/>
+              </w:trPr>
+              <w:tc>
+                <w:tcPr>
+                  <w:tcW w:type="dxa" w:w="2506"/>
+                  <w:tcBorders>
+                    <w:top w:val="single" w:color="B7C2D1" w:sz="4"/>
+                    <w:left w:val="single" w:color="B7C2D1" w:sz="4"/>
+                    <w:bottom w:val="single" w:color="B7C2D1" w:sz="4"/>
+                    <w:right w:val="single" w:color="B7C2D1" w:sz="4"/>
+                  </w:tcBorders>
+                  <w:shd w:fill="FFFFFF" w:color="auto" w:val="clear"/>
+                  <w:tcMar>
+                    <w:top w:type="dxa" w:w="80"/>
+                    <w:left w:type="dxa" w:w="120"/>
+                    <w:bottom w:type="dxa" w:w="80"/>
+                    <w:right w:type="dxa" w:w="120"/>
+                  </w:tcMar>
+                  <w:vAlign w:val="center"/>
+                </w:tcPr>
+                <w:p>
+                  <w:pPr>
+                    <w:spacing w:after="0" w:before="0"/>
+                  </w:pPr>
+                  <w:r>
+                    <w:rPr>
+                      <w:rFonts w:ascii="Arial" w:cs="Arial" w:eastAsia="Arial" w:hAnsi="Arial"/>
+                      <w:sz w:val="21"/>
+                      <w:szCs w:val="21"/>
+                    </w:rPr>
+                    <w:t xml:space="preserve">Ask the user for a word. Then ask for a position as a whole number. Display the character at that position. Display no such position instead when the word has no character there.</w:t>
+                  </w:r>
+                </w:p>
+              </w:tc>
+              <w:tc>
+                <w:tcPr>
+                  <w:tcW w:type="dxa" w:w="2506"/>
+                  <w:tcBorders>
+                    <w:top w:val="single" w:color="B7C2D1" w:sz="4"/>
+                    <w:left w:val="single" w:color="B7C2D1" w:sz="4"/>
+                    <w:bottom w:val="single" w:color="B7C2D1" w:sz="4"/>
+                    <w:right w:val="single" w:color="B7C2D1" w:sz="4"/>
+                  </w:tcBorders>
+                  <w:shd w:fill="FFFFFF" w:color="auto" w:val="clear"/>
+                  <w:tcMar>
+                    <w:top w:type="dxa" w:w="80"/>
+                    <w:left w:type="dxa" w:w="120"/>
+                    <w:bottom w:type="dxa" w:w="80"/>
+                    <w:right w:type="dxa" w:w="120"/>
+                  </w:tcMar>
+                  <w:vAlign w:val="center"/>
+                </w:tcPr>
+                <w:p>
+                  <w:pPr>
+                    <w:spacing w:after="0" w:before="0"/>
+                  </w:pPr>
+                  <w:r>
+                    <w:rPr>
+                      <w:rFonts w:ascii="Arial" w:cs="Arial" w:eastAsia="Arial" w:hAnsi="Arial"/>
+                      <w:b w:val="false"/>
+                      <w:bCs w:val="false"/>
+                      <w:sz w:val="21"/>
+                      <w:szCs w:val="21"/>
+                    </w:rPr>
+                    <w:t xml:space="preserve">Challenge (optional)</w:t>
+                  </w:r>
+                </w:p>
+              </w:tc>
+              <w:tc>
+                <w:tcPr>
+                  <w:tcW w:type="dxa" w:w="2506"/>
+                  <w:tcBorders>
+                    <w:top w:val="single" w:color="B7C2D1" w:sz="4"/>
+                    <w:left w:val="single" w:color="B7C2D1" w:sz="4"/>
+                    <w:bottom w:val="single" w:color="B7C2D1" w:sz="4"/>
+                    <w:right w:val="single" w:color="B7C2D1" w:sz="4"/>
+                  </w:tcBorders>
+                  <w:shd w:fill="FFFFFF" w:color="auto" w:val="clear"/>
+                  <w:tcMar>
+                    <w:top w:type="dxa" w:w="80"/>
+                    <w:left w:type="dxa" w:w="120"/>
+                    <w:bottom w:type="dxa" w:w="80"/>
+                    <w:right w:type="dxa" w:w="120"/>
+                  </w:tcMar>
+                  <w:vAlign w:val="center"/>
+                </w:tcPr>
+                <w:p>
+                  <w:pPr>
+                    <w:spacing w:after="0" w:before="0"/>
+                  </w:pPr>
+                  <w:r>
+                    <w:rPr>
+                      <w:rFonts w:ascii="Arial" w:cs="Arial" w:eastAsia="Arial" w:hAnsi="Arial"/>
+                      <w:b w:val="false"/>
+                      <w:bCs w:val="false"/>
+                      <w:sz w:val="21"/>
+                      <w:szCs w:val="21"/>
+                    </w:rPr>
+                    <w:t xml:space="preserve">3</w:t>
+                  </w:r>
+                </w:p>
+              </w:tc>
+              <w:tc>
+                <w:tcPr>
+                  <w:tcW w:type="dxa" w:w="2506"/>
                   <w:tcBorders>
                     <w:top w:val="single" w:color="B7C2D1" w:sz="4"/>
                     <w:left w:val="single" w:color="B7C2D1" w:sz="4"/>
@@ -2000,7 +2883,7 @@
                 <w:sz w:val="21"/>
                 <w:szCs w:val="21"/>
               </w:rPr>
-              <w:t xml:space="preserve">Plan the one you found hardest: inputs, what happens to them, what is printed.</w:t>
+              <w:t xml:space="preserve">Plan the one you found hardest: what is typed in, what happens to it, what is displayed.</w:t>
             </w:r>
           </w:p>
           <w:tbl>
@@ -2426,12 +3309,12 @@
                 <w:sz w:val="21"/>
                 <w:szCs w:val="21"/>
               </w:rPr>
-              <w:t xml:space="preserve">Tick each one off as its tests pass in the editor</w:t>
+              <w:t xml:space="preserve">Tick each one off as you finish it in the editor</w:t>
             </w:r>
           </w:p>
           <w:tbl>
             <w:tblPr>
-              <w:tblW w:type="dxa" w:w="10026"/>
+              <w:tblW w:type="dxa" w:w="10024"/>
               <w:tblBorders>
                 <w:top w:val="single" w:color="auto" w:sz="4"/>
                 <w:left w:val="single" w:color="auto" w:sz="4"/>
@@ -2442,9 +3325,10 @@
               </w:tblBorders>
             </w:tblPr>
             <w:tblGrid>
-              <w:gridCol w:w="3342"/>
-              <w:gridCol w:w="3342"/>
-              <w:gridCol w:w="3342"/>
+              <w:gridCol w:w="2506"/>
+              <w:gridCol w:w="2506"/>
+              <w:gridCol w:w="2506"/>
+              <w:gridCol w:w="2506"/>
             </w:tblGrid>
             <w:tr>
               <w:trPr>
@@ -2453,7 +3337,7 @@
               </w:trPr>
               <w:tc>
                 <w:tcPr>
-                  <w:tcW w:type="dxa" w:w="3342"/>
+                  <w:tcW w:type="dxa" w:w="2506"/>
                   <w:tcBorders>
                     <w:top w:val="single" w:color="B7C2D1" w:sz="4"/>
                     <w:left w:val="single" w:color="B7C2D1" w:sz="4"/>
@@ -2481,13 +3365,13 @@
                       <w:sz w:val="20"/>
                       <w:szCs w:val="20"/>
                     </w:rPr>
-                    <w:t xml:space="preserve">Program</w:t>
-                  </w:r>
-                </w:p>
-              </w:tc>
-              <w:tc>
-                <w:tcPr>
-                  <w:tcW w:type="dxa" w:w="3342"/>
+                    <w:t xml:space="preserve">Activity</w:t>
+                  </w:r>
+                </w:p>
+              </w:tc>
+              <w:tc>
+                <w:tcPr>
+                  <w:tcW w:type="dxa" w:w="2506"/>
                   <w:tcBorders>
                     <w:top w:val="single" w:color="B7C2D1" w:sz="4"/>
                     <w:left w:val="single" w:color="B7C2D1" w:sz="4"/>
@@ -2515,13 +3399,47 @@
                       <w:sz w:val="20"/>
                       <w:szCs w:val="20"/>
                     </w:rPr>
+                    <w:t xml:space="preserve">What to do</w:t>
+                  </w:r>
+                </w:p>
+              </w:tc>
+              <w:tc>
+                <w:tcPr>
+                  <w:tcW w:type="dxa" w:w="2506"/>
+                  <w:tcBorders>
+                    <w:top w:val="single" w:color="B7C2D1" w:sz="4"/>
+                    <w:left w:val="single" w:color="B7C2D1" w:sz="4"/>
+                    <w:bottom w:val="single" w:color="B7C2D1" w:sz="4"/>
+                    <w:right w:val="single" w:color="B7C2D1" w:sz="4"/>
+                  </w:tcBorders>
+                  <w:shd w:fill="E6ECF5" w:color="auto" w:val="clear"/>
+                  <w:tcMar>
+                    <w:top w:type="dxa" w:w="80"/>
+                    <w:left w:type="dxa" w:w="120"/>
+                    <w:bottom w:type="dxa" w:w="80"/>
+                    <w:right w:type="dxa" w:w="120"/>
+                  </w:tcMar>
+                  <w:vAlign w:val="center"/>
+                </w:tcPr>
+                <w:p>
+                  <w:pPr>
+                    <w:spacing w:after="0" w:before="0"/>
+                  </w:pPr>
+                  <w:r>
+                    <w:rPr>
+                      <w:rFonts w:ascii="Arial" w:cs="Arial" w:eastAsia="Arial" w:hAnsi="Arial"/>
+                      <w:b/>
+                      <w:bCs/>
+                      <w:sz w:val="20"/>
+                      <w:szCs w:val="20"/>
+                    </w:rPr>
                     <w:t xml:space="preserve">Marks</w:t>
                   </w:r>
                 </w:p>
               </w:tc>
               <w:tc>
                 <w:tcPr>
-                  <w:tcW w:type="dxa" w:w="3342"/>
+                  <w:tcW w:type="dxa" w:w="2506"/>
                   <w:tcBorders>
                     <w:top w:val="single" w:color="B7C2D1" w:sz="4"/>
                     <w:left w:val="single" w:color="B7C2D1" w:sz="4"/>
@@ -2561,73 +3479,107 @@
               </w:trPr>
               <w:tc>
                 <w:tcPr>
-                  <w:tcW w:type="dxa" w:w="3342"/>
-                  <w:tcBorders>
-                    <w:top w:val="single" w:color="B7C2D1" w:sz="4"/>
-                    <w:left w:val="single" w:color="B7C2D1" w:sz="4"/>
-                    <w:bottom w:val="single" w:color="B7C2D1" w:sz="4"/>
-                    <w:right w:val="single" w:color="B7C2D1" w:sz="4"/>
-                  </w:tcBorders>
-                  <w:shd w:fill="FFFFFF" w:color="auto" w:val="clear"/>
-                  <w:tcMar>
-                    <w:top w:type="dxa" w:w="80"/>
-                    <w:left w:type="dxa" w:w="120"/>
-                    <w:bottom w:type="dxa" w:w="80"/>
-                    <w:right w:type="dxa" w:w="120"/>
-                  </w:tcMar>
-                  <w:vAlign w:val="center"/>
-                </w:tcPr>
-                <w:p>
-                  <w:pPr>
-                    <w:spacing w:after="0" w:before="0"/>
-                  </w:pPr>
-                  <w:r>
-                    <w:rPr>
-                      <w:rFonts w:ascii="Arial" w:cs="Arial" w:eastAsia="Arial" w:hAnsi="Arial"/>
-                      <w:sz w:val="21"/>
-                      <w:szCs w:val="21"/>
-                    </w:rPr>
-                    <w:t xml:space="preserve">Ask the user for one word. Display [its first three characters] and nothing else.</w:t>
-                  </w:r>
-                </w:p>
-              </w:tc>
-              <w:tc>
-                <w:tcPr>
-                  <w:tcW w:type="dxa" w:w="3342"/>
-                  <w:tcBorders>
-                    <w:top w:val="single" w:color="B7C2D1" w:sz="4"/>
-                    <w:left w:val="single" w:color="B7C2D1" w:sz="4"/>
-                    <w:bottom w:val="single" w:color="B7C2D1" w:sz="4"/>
-                    <w:right w:val="single" w:color="B7C2D1" w:sz="4"/>
-                  </w:tcBorders>
-                  <w:shd w:fill="FFFFFF" w:color="auto" w:val="clear"/>
-                  <w:tcMar>
-                    <w:top w:type="dxa" w:w="80"/>
-                    <w:left w:type="dxa" w:w="120"/>
-                    <w:bottom w:type="dxa" w:w="80"/>
-                    <w:right w:type="dxa" w:w="120"/>
-                  </w:tcMar>
-                  <w:vAlign w:val="center"/>
-                </w:tcPr>
-                <w:p>
-                  <w:pPr>
-                    <w:spacing w:after="0" w:before="0"/>
-                  </w:pPr>
-                  <w:r>
-                    <w:rPr>
-                      <w:rFonts w:ascii="Arial" w:cs="Arial" w:eastAsia="Arial" w:hAnsi="Arial"/>
-                      <w:b w:val="false"/>
-                      <w:bCs w:val="false"/>
-                      <w:sz w:val="21"/>
-                      <w:szCs w:val="21"/>
-                    </w:rPr>
-                    <w:t xml:space="preserve">2</w:t>
-                  </w:r>
-                </w:p>
-              </w:tc>
-              <w:tc>
-                <w:tcPr>
-                  <w:tcW w:type="dxa" w:w="3342"/>
+                  <w:tcW w:type="dxa" w:w="2506"/>
+                  <w:tcBorders>
+                    <w:top w:val="single" w:color="B7C2D1" w:sz="4"/>
+                    <w:left w:val="single" w:color="B7C2D1" w:sz="4"/>
+                    <w:bottom w:val="single" w:color="B7C2D1" w:sz="4"/>
+                    <w:right w:val="single" w:color="B7C2D1" w:sz="4"/>
+                  </w:tcBorders>
+                  <w:shd w:fill="FFFFFF" w:color="auto" w:val="clear"/>
+                  <w:tcMar>
+                    <w:top w:type="dxa" w:w="80"/>
+                    <w:left w:type="dxa" w:w="120"/>
+                    <w:bottom w:type="dxa" w:w="80"/>
+                    <w:right w:type="dxa" w:w="120"/>
+                  </w:tcMar>
+                  <w:vAlign w:val="center"/>
+                </w:tcPr>
+                <w:p>
+                  <w:pPr>
+                    <w:spacing w:after="0" w:before="0"/>
+                  </w:pPr>
+                  <w:r>
+                    <w:rPr>
+                      <w:rFonts w:ascii="Arial" w:cs="Arial" w:eastAsia="Arial" w:hAnsi="Arial"/>
+                      <w:sz w:val="21"/>
+                      <w:szCs w:val="21"/>
+                    </w:rPr>
+                    <w:t xml:space="preserve">Press Run. The program takes two runs of characters out of one word.</w:t>
+                  </w:r>
+                </w:p>
+              </w:tc>
+              <w:tc>
+                <w:tcPr>
+                  <w:tcW w:type="dxa" w:w="2506"/>
+                  <w:tcBorders>
+                    <w:top w:val="single" w:color="B7C2D1" w:sz="4"/>
+                    <w:left w:val="single" w:color="B7C2D1" w:sz="4"/>
+                    <w:bottom w:val="single" w:color="B7C2D1" w:sz="4"/>
+                    <w:right w:val="single" w:color="B7C2D1" w:sz="4"/>
+                  </w:tcBorders>
+                  <w:shd w:fill="FFFFFF" w:color="auto" w:val="clear"/>
+                  <w:tcMar>
+                    <w:top w:type="dxa" w:w="80"/>
+                    <w:left w:type="dxa" w:w="120"/>
+                    <w:bottom w:type="dxa" w:w="80"/>
+                    <w:right w:type="dxa" w:w="120"/>
+                  </w:tcMar>
+                  <w:vAlign w:val="center"/>
+                </w:tcPr>
+                <w:p>
+                  <w:pPr>
+                    <w:spacing w:after="0" w:before="0"/>
+                  </w:pPr>
+                  <w:r>
+                    <w:rPr>
+                      <w:rFonts w:ascii="Arial" w:cs="Arial" w:eastAsia="Arial" w:hAnsi="Arial"/>
+                      <w:b w:val="false"/>
+                      <w:bCs w:val="false"/>
+                      <w:sz w:val="21"/>
+                      <w:szCs w:val="21"/>
+                    </w:rPr>
+                    <w:t xml:space="preserve">Run it</w:t>
+                  </w:r>
+                </w:p>
+              </w:tc>
+              <w:tc>
+                <w:tcPr>
+                  <w:tcW w:type="dxa" w:w="2506"/>
+                  <w:tcBorders>
+                    <w:top w:val="single" w:color="B7C2D1" w:sz="4"/>
+                    <w:left w:val="single" w:color="B7C2D1" w:sz="4"/>
+                    <w:bottom w:val="single" w:color="B7C2D1" w:sz="4"/>
+                    <w:right w:val="single" w:color="B7C2D1" w:sz="4"/>
+                  </w:tcBorders>
+                  <w:shd w:fill="FFFFFF" w:color="auto" w:val="clear"/>
+                  <w:tcMar>
+                    <w:top w:type="dxa" w:w="80"/>
+                    <w:left w:type="dxa" w:w="120"/>
+                    <w:bottom w:type="dxa" w:w="80"/>
+                    <w:right w:type="dxa" w:w="120"/>
+                  </w:tcMar>
+                  <w:vAlign w:val="center"/>
+                </w:tcPr>
+                <w:p>
+                  <w:pPr>
+                    <w:spacing w:after="0" w:before="0"/>
+                  </w:pPr>
+                  <w:r>
+                    <w:rPr>
+                      <w:rFonts w:ascii="Arial" w:cs="Arial" w:eastAsia="Arial" w:hAnsi="Arial"/>
+                      <w:b w:val="false"/>
+                      <w:bCs w:val="false"/>
+                      <w:sz w:val="21"/>
+                      <w:szCs w:val="21"/>
+                    </w:rPr>
+                    <w:t xml:space="preserve">1</w:t>
+                  </w:r>
+                </w:p>
+              </w:tc>
+              <w:tc>
+                <w:tcPr>
+                  <w:tcW w:type="dxa" w:w="2506"/>
                   <w:tcBorders>
                     <w:top w:val="single" w:color="B7C2D1" w:sz="4"/>
                     <w:left w:val="single" w:color="B7C2D1" w:sz="4"/>
@@ -2667,73 +3619,107 @@
               </w:trPr>
               <w:tc>
                 <w:tcPr>
-                  <w:tcW w:type="dxa" w:w="3342"/>
-                  <w:tcBorders>
-                    <w:top w:val="single" w:color="B7C2D1" w:sz="4"/>
-                    <w:left w:val="single" w:color="B7C2D1" w:sz="4"/>
-                    <w:bottom w:val="single" w:color="B7C2D1" w:sz="4"/>
-                    <w:right w:val="single" w:color="B7C2D1" w:sz="4"/>
-                  </w:tcBorders>
-                  <w:shd w:fill="FFFFFF" w:color="auto" w:val="clear"/>
-                  <w:tcMar>
-                    <w:top w:type="dxa" w:w="80"/>
-                    <w:left w:type="dxa" w:w="120"/>
-                    <w:bottom w:type="dxa" w:w="80"/>
-                    <w:right w:type="dxa" w:w="120"/>
-                  </w:tcMar>
-                  <w:vAlign w:val="center"/>
-                </w:tcPr>
-                <w:p>
-                  <w:pPr>
-                    <w:spacing w:after="0" w:before="0"/>
-                  </w:pPr>
-                  <w:r>
-                    <w:rPr>
-                      <w:rFonts w:ascii="Arial" w:cs="Arial" w:eastAsia="Arial" w:hAnsi="Arial"/>
-                      <w:sz w:val="21"/>
-                      <w:szCs w:val="21"/>
-                    </w:rPr>
-                    <w:t xml:space="preserve">Ask the user for one word. Display [its first three characters]. Display too short instead when the word has fewer than three characters.</w:t>
-                  </w:r>
-                </w:p>
-              </w:tc>
-              <w:tc>
-                <w:tcPr>
-                  <w:tcW w:type="dxa" w:w="3342"/>
-                  <w:tcBorders>
-                    <w:top w:val="single" w:color="B7C2D1" w:sz="4"/>
-                    <w:left w:val="single" w:color="B7C2D1" w:sz="4"/>
-                    <w:bottom w:val="single" w:color="B7C2D1" w:sz="4"/>
-                    <w:right w:val="single" w:color="B7C2D1" w:sz="4"/>
-                  </w:tcBorders>
-                  <w:shd w:fill="FFFFFF" w:color="auto" w:val="clear"/>
-                  <w:tcMar>
-                    <w:top w:type="dxa" w:w="80"/>
-                    <w:left w:type="dxa" w:w="120"/>
-                    <w:bottom w:type="dxa" w:w="80"/>
-                    <w:right w:type="dxa" w:w="120"/>
-                  </w:tcMar>
-                  <w:vAlign w:val="center"/>
-                </w:tcPr>
-                <w:p>
-                  <w:pPr>
-                    <w:spacing w:after="0" w:before="0"/>
-                  </w:pPr>
-                  <w:r>
-                    <w:rPr>
-                      <w:rFonts w:ascii="Arial" w:cs="Arial" w:eastAsia="Arial" w:hAnsi="Arial"/>
-                      <w:b w:val="false"/>
-                      <w:bCs w:val="false"/>
-                      <w:sz w:val="21"/>
-                      <w:szCs w:val="21"/>
-                    </w:rPr>
-                    <w:t xml:space="preserve">3</w:t>
-                  </w:r>
-                </w:p>
-              </w:tc>
-              <w:tc>
-                <w:tcPr>
-                  <w:tcW w:type="dxa" w:w="3342"/>
+                  <w:tcW w:type="dxa" w:w="2506"/>
+                  <w:tcBorders>
+                    <w:top w:val="single" w:color="B7C2D1" w:sz="4"/>
+                    <w:left w:val="single" w:color="B7C2D1" w:sz="4"/>
+                    <w:bottom w:val="single" w:color="B7C2D1" w:sz="4"/>
+                    <w:right w:val="single" w:color="B7C2D1" w:sz="4"/>
+                  </w:tcBorders>
+                  <w:shd w:fill="FFFFFF" w:color="auto" w:val="clear"/>
+                  <w:tcMar>
+                    <w:top w:type="dxa" w:w="80"/>
+                    <w:left w:type="dxa" w:w="120"/>
+                    <w:bottom w:type="dxa" w:w="80"/>
+                    <w:right w:type="dxa" w:w="120"/>
+                  </w:tcMar>
+                  <w:vAlign w:val="center"/>
+                </w:tcPr>
+                <w:p>
+                  <w:pPr>
+                    <w:spacing w:after="0" w:before="0"/>
+                  </w:pPr>
+                  <w:r>
+                    <w:rPr>
+                      <w:rFonts w:ascii="Arial" w:cs="Arial" w:eastAsia="Arial" w:hAnsi="Arial"/>
+                      <w:sz w:val="21"/>
+                      <w:szCs w:val="21"/>
+                    </w:rPr>
+                    <w:t xml:space="preserve">What will this program display?</w:t>
+                  </w:r>
+                </w:p>
+              </w:tc>
+              <w:tc>
+                <w:tcPr>
+                  <w:tcW w:type="dxa" w:w="2506"/>
+                  <w:tcBorders>
+                    <w:top w:val="single" w:color="B7C2D1" w:sz="4"/>
+                    <w:left w:val="single" w:color="B7C2D1" w:sz="4"/>
+                    <w:bottom w:val="single" w:color="B7C2D1" w:sz="4"/>
+                    <w:right w:val="single" w:color="B7C2D1" w:sz="4"/>
+                  </w:tcBorders>
+                  <w:shd w:fill="FFFFFF" w:color="auto" w:val="clear"/>
+                  <w:tcMar>
+                    <w:top w:type="dxa" w:w="80"/>
+                    <w:left w:type="dxa" w:w="120"/>
+                    <w:bottom w:type="dxa" w:w="80"/>
+                    <w:right w:type="dxa" w:w="120"/>
+                  </w:tcMar>
+                  <w:vAlign w:val="center"/>
+                </w:tcPr>
+                <w:p>
+                  <w:pPr>
+                    <w:spacing w:after="0" w:before="0"/>
+                  </w:pPr>
+                  <w:r>
+                    <w:rPr>
+                      <w:rFonts w:ascii="Arial" w:cs="Arial" w:eastAsia="Arial" w:hAnsi="Arial"/>
+                      <w:b w:val="false"/>
+                      <w:bCs w:val="false"/>
+                      <w:sz w:val="21"/>
+                      <w:szCs w:val="21"/>
+                    </w:rPr>
+                    <w:t xml:space="preserve">Predict</w:t>
+                  </w:r>
+                </w:p>
+              </w:tc>
+              <w:tc>
+                <w:tcPr>
+                  <w:tcW w:type="dxa" w:w="2506"/>
+                  <w:tcBorders>
+                    <w:top w:val="single" w:color="B7C2D1" w:sz="4"/>
+                    <w:left w:val="single" w:color="B7C2D1" w:sz="4"/>
+                    <w:bottom w:val="single" w:color="B7C2D1" w:sz="4"/>
+                    <w:right w:val="single" w:color="B7C2D1" w:sz="4"/>
+                  </w:tcBorders>
+                  <w:shd w:fill="FFFFFF" w:color="auto" w:val="clear"/>
+                  <w:tcMar>
+                    <w:top w:type="dxa" w:w="80"/>
+                    <w:left w:type="dxa" w:w="120"/>
+                    <w:bottom w:type="dxa" w:w="80"/>
+                    <w:right w:type="dxa" w:w="120"/>
+                  </w:tcMar>
+                  <w:vAlign w:val="center"/>
+                </w:tcPr>
+                <w:p>
+                  <w:pPr>
+                    <w:spacing w:after="0" w:before="0"/>
+                  </w:pPr>
+                  <w:r>
+                    <w:rPr>
+                      <w:rFonts w:ascii="Arial" w:cs="Arial" w:eastAsia="Arial" w:hAnsi="Arial"/>
+                      <w:b w:val="false"/>
+                      <w:bCs w:val="false"/>
+                      <w:sz w:val="21"/>
+                      <w:szCs w:val="21"/>
+                    </w:rPr>
+                    <w:t xml:space="preserve">1</w:t>
+                  </w:r>
+                </w:p>
+              </w:tc>
+              <w:tc>
+                <w:tcPr>
+                  <w:tcW w:type="dxa" w:w="2506"/>
                   <w:tcBorders>
                     <w:top w:val="single" w:color="B7C2D1" w:sz="4"/>
                     <w:left w:val="single" w:color="B7C2D1" w:sz="4"/>
@@ -2773,39 +3759,633 @@
               </w:trPr>
               <w:tc>
                 <w:tcPr>
-                  <w:tcW w:type="dxa" w:w="3342"/>
-                  <w:tcBorders>
-                    <w:top w:val="single" w:color="B7C2D1" w:sz="4"/>
-                    <w:left w:val="single" w:color="B7C2D1" w:sz="4"/>
-                    <w:bottom w:val="single" w:color="B7C2D1" w:sz="4"/>
-                    <w:right w:val="single" w:color="B7C2D1" w:sz="4"/>
-                  </w:tcBorders>
-                  <w:shd w:fill="FFFFFF" w:color="auto" w:val="clear"/>
-                  <w:tcMar>
-                    <w:top w:type="dxa" w:w="80"/>
-                    <w:left w:type="dxa" w:w="120"/>
-                    <w:bottom w:type="dxa" w:w="80"/>
-                    <w:right w:type="dxa" w:w="120"/>
-                  </w:tcMar>
-                  <w:vAlign w:val="center"/>
-                </w:tcPr>
-                <w:p>
-                  <w:pPr>
-                    <w:spacing w:after="0" w:before="0"/>
-                  </w:pPr>
-                  <w:r>
-                    <w:rPr>
-                      <w:rFonts w:ascii="Arial" w:cs="Arial" w:eastAsia="Arial" w:hAnsi="Arial"/>
-                      <w:sz w:val="21"/>
-                      <w:szCs w:val="21"/>
-                    </w:rPr>
-                    <w:t xml:space="preserve">Ask the user for a line of text. Display [the text without its first and last characters]. Display nothing inside instead when it has fewer than three characters.</w:t>
-                  </w:r>
-                </w:p>
-              </w:tc>
-              <w:tc>
-                <w:tcPr>
-                  <w:tcW w:type="dxa" w:w="3342"/>
+                  <w:tcW w:type="dxa" w:w="2506"/>
+                  <w:tcBorders>
+                    <w:top w:val="single" w:color="B7C2D1" w:sz="4"/>
+                    <w:left w:val="single" w:color="B7C2D1" w:sz="4"/>
+                    <w:bottom w:val="single" w:color="B7C2D1" w:sz="4"/>
+                    <w:right w:val="single" w:color="B7C2D1" w:sz="4"/>
+                  </w:tcBorders>
+                  <w:shd w:fill="FFFFFF" w:color="auto" w:val="clear"/>
+                  <w:tcMar>
+                    <w:top w:type="dxa" w:w="80"/>
+                    <w:left w:type="dxa" w:w="120"/>
+                    <w:bottom w:type="dxa" w:w="80"/>
+                    <w:right w:type="dxa" w:w="120"/>
+                  </w:tcMar>
+                  <w:vAlign w:val="center"/>
+                </w:tcPr>
+                <w:p>
+                  <w:pPr>
+                    <w:spacing w:after="0" w:before="0"/>
+                  </w:pPr>
+                  <w:r>
+                    <w:rPr>
+                      <w:rFonts w:ascii="Arial" w:cs="Arial" w:eastAsia="Arial" w:hAnsi="Arial"/>
+                      <w:sz w:val="21"/>
+                      <w:szCs w:val="21"/>
+                    </w:rPr>
+                    <w:t xml:space="preserve">Change the program so it displays the first four characters instead of the first two.</w:t>
+                  </w:r>
+                </w:p>
+              </w:tc>
+              <w:tc>
+                <w:tcPr>
+                  <w:tcW w:type="dxa" w:w="2506"/>
+                  <w:tcBorders>
+                    <w:top w:val="single" w:color="B7C2D1" w:sz="4"/>
+                    <w:left w:val="single" w:color="B7C2D1" w:sz="4"/>
+                    <w:bottom w:val="single" w:color="B7C2D1" w:sz="4"/>
+                    <w:right w:val="single" w:color="B7C2D1" w:sz="4"/>
+                  </w:tcBorders>
+                  <w:shd w:fill="FFFFFF" w:color="auto" w:val="clear"/>
+                  <w:tcMar>
+                    <w:top w:type="dxa" w:w="80"/>
+                    <w:left w:type="dxa" w:w="120"/>
+                    <w:bottom w:type="dxa" w:w="80"/>
+                    <w:right w:type="dxa" w:w="120"/>
+                  </w:tcMar>
+                  <w:vAlign w:val="center"/>
+                </w:tcPr>
+                <w:p>
+                  <w:pPr>
+                    <w:spacing w:after="0" w:before="0"/>
+                  </w:pPr>
+                  <w:r>
+                    <w:rPr>
+                      <w:rFonts w:ascii="Arial" w:cs="Arial" w:eastAsia="Arial" w:hAnsi="Arial"/>
+                      <w:b w:val="false"/>
+                      <w:bCs w:val="false"/>
+                      <w:sz w:val="21"/>
+                      <w:szCs w:val="21"/>
+                    </w:rPr>
+                    <w:t xml:space="preserve">Change it</w:t>
+                  </w:r>
+                </w:p>
+              </w:tc>
+              <w:tc>
+                <w:tcPr>
+                  <w:tcW w:type="dxa" w:w="2506"/>
+                  <w:tcBorders>
+                    <w:top w:val="single" w:color="B7C2D1" w:sz="4"/>
+                    <w:left w:val="single" w:color="B7C2D1" w:sz="4"/>
+                    <w:bottom w:val="single" w:color="B7C2D1" w:sz="4"/>
+                    <w:right w:val="single" w:color="B7C2D1" w:sz="4"/>
+                  </w:tcBorders>
+                  <w:shd w:fill="FFFFFF" w:color="auto" w:val="clear"/>
+                  <w:tcMar>
+                    <w:top w:type="dxa" w:w="80"/>
+                    <w:left w:type="dxa" w:w="120"/>
+                    <w:bottom w:type="dxa" w:w="80"/>
+                    <w:right w:type="dxa" w:w="120"/>
+                  </w:tcMar>
+                  <w:vAlign w:val="center"/>
+                </w:tcPr>
+                <w:p>
+                  <w:pPr>
+                    <w:spacing w:after="0" w:before="0"/>
+                  </w:pPr>
+                  <w:r>
+                    <w:rPr>
+                      <w:rFonts w:ascii="Arial" w:cs="Arial" w:eastAsia="Arial" w:hAnsi="Arial"/>
+                      <w:b w:val="false"/>
+                      <w:bCs w:val="false"/>
+                      <w:sz w:val="21"/>
+                      <w:szCs w:val="21"/>
+                    </w:rPr>
+                    <w:t xml:space="preserve">1</w:t>
+                  </w:r>
+                </w:p>
+              </w:tc>
+              <w:tc>
+                <w:tcPr>
+                  <w:tcW w:type="dxa" w:w="2506"/>
+                  <w:tcBorders>
+                    <w:top w:val="single" w:color="B7C2D1" w:sz="4"/>
+                    <w:left w:val="single" w:color="B7C2D1" w:sz="4"/>
+                    <w:bottom w:val="single" w:color="B7C2D1" w:sz="4"/>
+                    <w:right w:val="single" w:color="B7C2D1" w:sz="4"/>
+                  </w:tcBorders>
+                  <w:shd w:fill="FFFFFF" w:color="auto" w:val="clear"/>
+                  <w:tcMar>
+                    <w:top w:type="dxa" w:w="80"/>
+                    <w:left w:type="dxa" w:w="120"/>
+                    <w:bottom w:type="dxa" w:w="80"/>
+                    <w:right w:type="dxa" w:w="120"/>
+                  </w:tcMar>
+                  <w:vAlign w:val="center"/>
+                </w:tcPr>
+                <w:p>
+                  <w:pPr>
+                    <w:spacing w:after="0" w:before="0"/>
+                  </w:pPr>
+                  <w:r>
+                    <w:rPr>
+                      <w:rFonts w:ascii="Arial" w:cs="Arial" w:eastAsia="Arial" w:hAnsi="Arial"/>
+                      <w:b w:val="false"/>
+                      <w:bCs w:val="false"/>
+                      <w:sz w:val="21"/>
+                      <w:szCs w:val="21"/>
+                    </w:rPr>
+                    <w:t xml:space="preserve"/>
+                  </w:r>
+                </w:p>
+              </w:tc>
+            </w:tr>
+            <w:tr>
+              <w:trPr>
+                <w:cantSplit/>
+                <w:trHeight w:val="360" w:hRule="atLeast"/>
+              </w:trPr>
+              <w:tc>
+                <w:tcPr>
+                  <w:tcW w:type="dxa" w:w="2506"/>
+                  <w:tcBorders>
+                    <w:top w:val="single" w:color="B7C2D1" w:sz="4"/>
+                    <w:left w:val="single" w:color="B7C2D1" w:sz="4"/>
+                    <w:bottom w:val="single" w:color="B7C2D1" w:sz="4"/>
+                    <w:right w:val="single" w:color="B7C2D1" w:sz="4"/>
+                  </w:tcBorders>
+                  <w:shd w:fill="FFFFFF" w:color="auto" w:val="clear"/>
+                  <w:tcMar>
+                    <w:top w:type="dxa" w:w="80"/>
+                    <w:left w:type="dxa" w:w="120"/>
+                    <w:bottom w:type="dxa" w:w="80"/>
+                    <w:right w:type="dxa" w:w="120"/>
+                  </w:tcMar>
+                  <w:vAlign w:val="center"/>
+                </w:tcPr>
+                <w:p>
+                  <w:pPr>
+                    <w:spacing w:after="0" w:before="0"/>
+                  </w:pPr>
+                  <w:r>
+                    <w:rPr>
+                      <w:rFonts w:ascii="Arial" w:cs="Arial" w:eastAsia="Arial" w:hAnsi="Arial"/>
+                      <w:sz w:val="21"/>
+                      <w:szCs w:val="21"/>
+                    </w:rPr>
+                    <w:t xml:space="preserve">Finish the program so it displays the first three characters of the word the user types.</w:t>
+                  </w:r>
+                </w:p>
+              </w:tc>
+              <w:tc>
+                <w:tcPr>
+                  <w:tcW w:type="dxa" w:w="2506"/>
+                  <w:tcBorders>
+                    <w:top w:val="single" w:color="B7C2D1" w:sz="4"/>
+                    <w:left w:val="single" w:color="B7C2D1" w:sz="4"/>
+                    <w:bottom w:val="single" w:color="B7C2D1" w:sz="4"/>
+                    <w:right w:val="single" w:color="B7C2D1" w:sz="4"/>
+                  </w:tcBorders>
+                  <w:shd w:fill="FFFFFF" w:color="auto" w:val="clear"/>
+                  <w:tcMar>
+                    <w:top w:type="dxa" w:w="80"/>
+                    <w:left w:type="dxa" w:w="120"/>
+                    <w:bottom w:type="dxa" w:w="80"/>
+                    <w:right w:type="dxa" w:w="120"/>
+                  </w:tcMar>
+                  <w:vAlign w:val="center"/>
+                </w:tcPr>
+                <w:p>
+                  <w:pPr>
+                    <w:spacing w:after="0" w:before="0"/>
+                  </w:pPr>
+                  <w:r>
+                    <w:rPr>
+                      <w:rFonts w:ascii="Arial" w:cs="Arial" w:eastAsia="Arial" w:hAnsi="Arial"/>
+                      <w:b w:val="false"/>
+                      <w:bCs w:val="false"/>
+                      <w:sz w:val="21"/>
+                      <w:szCs w:val="21"/>
+                    </w:rPr>
+                    <w:t xml:space="preserve">Complete it</w:t>
+                  </w:r>
+                </w:p>
+              </w:tc>
+              <w:tc>
+                <w:tcPr>
+                  <w:tcW w:type="dxa" w:w="2506"/>
+                  <w:tcBorders>
+                    <w:top w:val="single" w:color="B7C2D1" w:sz="4"/>
+                    <w:left w:val="single" w:color="B7C2D1" w:sz="4"/>
+                    <w:bottom w:val="single" w:color="B7C2D1" w:sz="4"/>
+                    <w:right w:val="single" w:color="B7C2D1" w:sz="4"/>
+                  </w:tcBorders>
+                  <w:shd w:fill="FFFFFF" w:color="auto" w:val="clear"/>
+                  <w:tcMar>
+                    <w:top w:type="dxa" w:w="80"/>
+                    <w:left w:type="dxa" w:w="120"/>
+                    <w:bottom w:type="dxa" w:w="80"/>
+                    <w:right w:type="dxa" w:w="120"/>
+                  </w:tcMar>
+                  <w:vAlign w:val="center"/>
+                </w:tcPr>
+                <w:p>
+                  <w:pPr>
+                    <w:spacing w:after="0" w:before="0"/>
+                  </w:pPr>
+                  <w:r>
+                    <w:rPr>
+                      <w:rFonts w:ascii="Arial" w:cs="Arial" w:eastAsia="Arial" w:hAnsi="Arial"/>
+                      <w:b w:val="false"/>
+                      <w:bCs w:val="false"/>
+                      <w:sz w:val="21"/>
+                      <w:szCs w:val="21"/>
+                    </w:rPr>
+                    <w:t xml:space="preserve">2</w:t>
+                  </w:r>
+                </w:p>
+              </w:tc>
+              <w:tc>
+                <w:tcPr>
+                  <w:tcW w:type="dxa" w:w="2506"/>
+                  <w:tcBorders>
+                    <w:top w:val="single" w:color="B7C2D1" w:sz="4"/>
+                    <w:left w:val="single" w:color="B7C2D1" w:sz="4"/>
+                    <w:bottom w:val="single" w:color="B7C2D1" w:sz="4"/>
+                    <w:right w:val="single" w:color="B7C2D1" w:sz="4"/>
+                  </w:tcBorders>
+                  <w:shd w:fill="FFFFFF" w:color="auto" w:val="clear"/>
+                  <w:tcMar>
+                    <w:top w:type="dxa" w:w="80"/>
+                    <w:left w:type="dxa" w:w="120"/>
+                    <w:bottom w:type="dxa" w:w="80"/>
+                    <w:right w:type="dxa" w:w="120"/>
+                  </w:tcMar>
+                  <w:vAlign w:val="center"/>
+                </w:tcPr>
+                <w:p>
+                  <w:pPr>
+                    <w:spacing w:after="0" w:before="0"/>
+                  </w:pPr>
+                  <w:r>
+                    <w:rPr>
+                      <w:rFonts w:ascii="Arial" w:cs="Arial" w:eastAsia="Arial" w:hAnsi="Arial"/>
+                      <w:b w:val="false"/>
+                      <w:bCs w:val="false"/>
+                      <w:sz w:val="21"/>
+                      <w:szCs w:val="21"/>
+                    </w:rPr>
+                    <w:t xml:space="preserve"/>
+                  </w:r>
+                </w:p>
+              </w:tc>
+            </w:tr>
+            <w:tr>
+              <w:trPr>
+                <w:cantSplit/>
+                <w:trHeight w:val="360" w:hRule="atLeast"/>
+              </w:trPr>
+              <w:tc>
+                <w:tcPr>
+                  <w:tcW w:type="dxa" w:w="2506"/>
+                  <w:tcBorders>
+                    <w:top w:val="single" w:color="B7C2D1" w:sz="4"/>
+                    <w:left w:val="single" w:color="B7C2D1" w:sz="4"/>
+                    <w:bottom w:val="single" w:color="B7C2D1" w:sz="4"/>
+                    <w:right w:val="single" w:color="B7C2D1" w:sz="4"/>
+                  </w:tcBorders>
+                  <w:shd w:fill="FFFFFF" w:color="auto" w:val="clear"/>
+                  <w:tcMar>
+                    <w:top w:type="dxa" w:w="80"/>
+                    <w:left w:type="dxa" w:w="120"/>
+                    <w:bottom w:type="dxa" w:w="80"/>
+                    <w:right w:type="dxa" w:w="120"/>
+                  </w:tcMar>
+                  <w:vAlign w:val="center"/>
+                </w:tcPr>
+                <w:p>
+                  <w:pPr>
+                    <w:spacing w:after="0" w:before="0"/>
+                  </w:pPr>
+                  <w:r>
+                    <w:rPr>
+                      <w:rFonts w:ascii="Arial" w:cs="Arial" w:eastAsia="Arial" w:hAnsi="Arial"/>
+                      <w:sz w:val="21"/>
+                      <w:szCs w:val="21"/>
+                    </w:rPr>
+                    <w:t xml:space="preserve">Ask the user for one word. Display the word without its first character.</w:t>
+                  </w:r>
+                </w:p>
+              </w:tc>
+              <w:tc>
+                <w:tcPr>
+                  <w:tcW w:type="dxa" w:w="2506"/>
+                  <w:tcBorders>
+                    <w:top w:val="single" w:color="B7C2D1" w:sz="4"/>
+                    <w:left w:val="single" w:color="B7C2D1" w:sz="4"/>
+                    <w:bottom w:val="single" w:color="B7C2D1" w:sz="4"/>
+                    <w:right w:val="single" w:color="B7C2D1" w:sz="4"/>
+                  </w:tcBorders>
+                  <w:shd w:fill="FFFFFF" w:color="auto" w:val="clear"/>
+                  <w:tcMar>
+                    <w:top w:type="dxa" w:w="80"/>
+                    <w:left w:type="dxa" w:w="120"/>
+                    <w:bottom w:type="dxa" w:w="80"/>
+                    <w:right w:type="dxa" w:w="120"/>
+                  </w:tcMar>
+                  <w:vAlign w:val="center"/>
+                </w:tcPr>
+                <w:p>
+                  <w:pPr>
+                    <w:spacing w:after="0" w:before="0"/>
+                  </w:pPr>
+                  <w:r>
+                    <w:rPr>
+                      <w:rFonts w:ascii="Arial" w:cs="Arial" w:eastAsia="Arial" w:hAnsi="Arial"/>
+                      <w:b w:val="false"/>
+                      <w:bCs w:val="false"/>
+                      <w:sz w:val="21"/>
+                      <w:szCs w:val="21"/>
+                    </w:rPr>
+                    <w:t xml:space="preserve">Write it</w:t>
+                  </w:r>
+                </w:p>
+              </w:tc>
+              <w:tc>
+                <w:tcPr>
+                  <w:tcW w:type="dxa" w:w="2506"/>
+                  <w:tcBorders>
+                    <w:top w:val="single" w:color="B7C2D1" w:sz="4"/>
+                    <w:left w:val="single" w:color="B7C2D1" w:sz="4"/>
+                    <w:bottom w:val="single" w:color="B7C2D1" w:sz="4"/>
+                    <w:right w:val="single" w:color="B7C2D1" w:sz="4"/>
+                  </w:tcBorders>
+                  <w:shd w:fill="FFFFFF" w:color="auto" w:val="clear"/>
+                  <w:tcMar>
+                    <w:top w:type="dxa" w:w="80"/>
+                    <w:left w:type="dxa" w:w="120"/>
+                    <w:bottom w:type="dxa" w:w="80"/>
+                    <w:right w:type="dxa" w:w="120"/>
+                  </w:tcMar>
+                  <w:vAlign w:val="center"/>
+                </w:tcPr>
+                <w:p>
+                  <w:pPr>
+                    <w:spacing w:after="0" w:before="0"/>
+                  </w:pPr>
+                  <w:r>
+                    <w:rPr>
+                      <w:rFonts w:ascii="Arial" w:cs="Arial" w:eastAsia="Arial" w:hAnsi="Arial"/>
+                      <w:b w:val="false"/>
+                      <w:bCs w:val="false"/>
+                      <w:sz w:val="21"/>
+                      <w:szCs w:val="21"/>
+                    </w:rPr>
+                    <w:t xml:space="preserve">2</w:t>
+                  </w:r>
+                </w:p>
+              </w:tc>
+              <w:tc>
+                <w:tcPr>
+                  <w:tcW w:type="dxa" w:w="2506"/>
+                  <w:tcBorders>
+                    <w:top w:val="single" w:color="B7C2D1" w:sz="4"/>
+                    <w:left w:val="single" w:color="B7C2D1" w:sz="4"/>
+                    <w:bottom w:val="single" w:color="B7C2D1" w:sz="4"/>
+                    <w:right w:val="single" w:color="B7C2D1" w:sz="4"/>
+                  </w:tcBorders>
+                  <w:shd w:fill="FFFFFF" w:color="auto" w:val="clear"/>
+                  <w:tcMar>
+                    <w:top w:type="dxa" w:w="80"/>
+                    <w:left w:type="dxa" w:w="120"/>
+                    <w:bottom w:type="dxa" w:w="80"/>
+                    <w:right w:type="dxa" w:w="120"/>
+                  </w:tcMar>
+                  <w:vAlign w:val="center"/>
+                </w:tcPr>
+                <w:p>
+                  <w:pPr>
+                    <w:spacing w:after="0" w:before="0"/>
+                  </w:pPr>
+                  <w:r>
+                    <w:rPr>
+                      <w:rFonts w:ascii="Arial" w:cs="Arial" w:eastAsia="Arial" w:hAnsi="Arial"/>
+                      <w:b w:val="false"/>
+                      <w:bCs w:val="false"/>
+                      <w:sz w:val="21"/>
+                      <w:szCs w:val="21"/>
+                    </w:rPr>
+                    <w:t xml:space="preserve"/>
+                  </w:r>
+                </w:p>
+              </w:tc>
+            </w:tr>
+            <w:tr>
+              <w:trPr>
+                <w:cantSplit/>
+                <w:trHeight w:val="360" w:hRule="atLeast"/>
+              </w:trPr>
+              <w:tc>
+                <w:tcPr>
+                  <w:tcW w:type="dxa" w:w="2506"/>
+                  <w:tcBorders>
+                    <w:top w:val="single" w:color="B7C2D1" w:sz="4"/>
+                    <w:left w:val="single" w:color="B7C2D1" w:sz="4"/>
+                    <w:bottom w:val="single" w:color="B7C2D1" w:sz="4"/>
+                    <w:right w:val="single" w:color="B7C2D1" w:sz="4"/>
+                  </w:tcBorders>
+                  <w:shd w:fill="FFFFFF" w:color="auto" w:val="clear"/>
+                  <w:tcMar>
+                    <w:top w:type="dxa" w:w="80"/>
+                    <w:left w:type="dxa" w:w="120"/>
+                    <w:bottom w:type="dxa" w:w="80"/>
+                    <w:right w:type="dxa" w:w="120"/>
+                  </w:tcMar>
+                  <w:vAlign w:val="center"/>
+                </w:tcPr>
+                <w:p>
+                  <w:pPr>
+                    <w:spacing w:after="0" w:before="0"/>
+                  </w:pPr>
+                  <w:r>
+                    <w:rPr>
+                      <w:rFonts w:ascii="Arial" w:cs="Arial" w:eastAsia="Arial" w:hAnsi="Arial"/>
+                      <w:sz w:val="21"/>
+                      <w:szCs w:val="21"/>
+                    </w:rPr>
+                    <w:t xml:space="preserve">This program should display as many characters from the start of the text as the user asks for. Find the mistake and put it right.</w:t>
+                  </w:r>
+                </w:p>
+              </w:tc>
+              <w:tc>
+                <w:tcPr>
+                  <w:tcW w:type="dxa" w:w="2506"/>
+                  <w:tcBorders>
+                    <w:top w:val="single" w:color="B7C2D1" w:sz="4"/>
+                    <w:left w:val="single" w:color="B7C2D1" w:sz="4"/>
+                    <w:bottom w:val="single" w:color="B7C2D1" w:sz="4"/>
+                    <w:right w:val="single" w:color="B7C2D1" w:sz="4"/>
+                  </w:tcBorders>
+                  <w:shd w:fill="FFFFFF" w:color="auto" w:val="clear"/>
+                  <w:tcMar>
+                    <w:top w:type="dxa" w:w="80"/>
+                    <w:left w:type="dxa" w:w="120"/>
+                    <w:bottom w:type="dxa" w:w="80"/>
+                    <w:right w:type="dxa" w:w="120"/>
+                  </w:tcMar>
+                  <w:vAlign w:val="center"/>
+                </w:tcPr>
+                <w:p>
+                  <w:pPr>
+                    <w:spacing w:after="0" w:before="0"/>
+                  </w:pPr>
+                  <w:r>
+                    <w:rPr>
+                      <w:rFonts w:ascii="Arial" w:cs="Arial" w:eastAsia="Arial" w:hAnsi="Arial"/>
+                      <w:b w:val="false"/>
+                      <w:bCs w:val="false"/>
+                      <w:sz w:val="21"/>
+                      <w:szCs w:val="21"/>
+                    </w:rPr>
+                    <w:t xml:space="preserve">Fix it</w:t>
+                  </w:r>
+                </w:p>
+              </w:tc>
+              <w:tc>
+                <w:tcPr>
+                  <w:tcW w:type="dxa" w:w="2506"/>
+                  <w:tcBorders>
+                    <w:top w:val="single" w:color="B7C2D1" w:sz="4"/>
+                    <w:left w:val="single" w:color="B7C2D1" w:sz="4"/>
+                    <w:bottom w:val="single" w:color="B7C2D1" w:sz="4"/>
+                    <w:right w:val="single" w:color="B7C2D1" w:sz="4"/>
+                  </w:tcBorders>
+                  <w:shd w:fill="FFFFFF" w:color="auto" w:val="clear"/>
+                  <w:tcMar>
+                    <w:top w:type="dxa" w:w="80"/>
+                    <w:left w:type="dxa" w:w="120"/>
+                    <w:bottom w:type="dxa" w:w="80"/>
+                    <w:right w:type="dxa" w:w="120"/>
+                  </w:tcMar>
+                  <w:vAlign w:val="center"/>
+                </w:tcPr>
+                <w:p>
+                  <w:pPr>
+                    <w:spacing w:after="0" w:before="0"/>
+                  </w:pPr>
+                  <w:r>
+                    <w:rPr>
+                      <w:rFonts w:ascii="Arial" w:cs="Arial" w:eastAsia="Arial" w:hAnsi="Arial"/>
+                      <w:b w:val="false"/>
+                      <w:bCs w:val="false"/>
+                      <w:sz w:val="21"/>
+                      <w:szCs w:val="21"/>
+                    </w:rPr>
+                    <w:t xml:space="preserve">2</w:t>
+                  </w:r>
+                </w:p>
+              </w:tc>
+              <w:tc>
+                <w:tcPr>
+                  <w:tcW w:type="dxa" w:w="2506"/>
+                  <w:tcBorders>
+                    <w:top w:val="single" w:color="B7C2D1" w:sz="4"/>
+                    <w:left w:val="single" w:color="B7C2D1" w:sz="4"/>
+                    <w:bottom w:val="single" w:color="B7C2D1" w:sz="4"/>
+                    <w:right w:val="single" w:color="B7C2D1" w:sz="4"/>
+                  </w:tcBorders>
+                  <w:shd w:fill="FFFFFF" w:color="auto" w:val="clear"/>
+                  <w:tcMar>
+                    <w:top w:type="dxa" w:w="80"/>
+                    <w:left w:type="dxa" w:w="120"/>
+                    <w:bottom w:type="dxa" w:w="80"/>
+                    <w:right w:type="dxa" w:w="120"/>
+                  </w:tcMar>
+                  <w:vAlign w:val="center"/>
+                </w:tcPr>
+                <w:p>
+                  <w:pPr>
+                    <w:spacing w:after="0" w:before="0"/>
+                  </w:pPr>
+                  <w:r>
+                    <w:rPr>
+                      <w:rFonts w:ascii="Arial" w:cs="Arial" w:eastAsia="Arial" w:hAnsi="Arial"/>
+                      <w:b w:val="false"/>
+                      <w:bCs w:val="false"/>
+                      <w:sz w:val="21"/>
+                      <w:szCs w:val="21"/>
+                    </w:rPr>
+                    <w:t xml:space="preserve"/>
+                  </w:r>
+                </w:p>
+              </w:tc>
+            </w:tr>
+            <w:tr>
+              <w:trPr>
+                <w:cantSplit/>
+                <w:trHeight w:val="360" w:hRule="atLeast"/>
+              </w:trPr>
+              <w:tc>
+                <w:tcPr>
+                  <w:tcW w:type="dxa" w:w="2506"/>
+                  <w:tcBorders>
+                    <w:top w:val="single" w:color="B7C2D1" w:sz="4"/>
+                    <w:left w:val="single" w:color="B7C2D1" w:sz="4"/>
+                    <w:bottom w:val="single" w:color="B7C2D1" w:sz="4"/>
+                    <w:right w:val="single" w:color="B7C2D1" w:sz="4"/>
+                  </w:tcBorders>
+                  <w:shd w:fill="FFFFFF" w:color="auto" w:val="clear"/>
+                  <w:tcMar>
+                    <w:top w:type="dxa" w:w="80"/>
+                    <w:left w:type="dxa" w:w="120"/>
+                    <w:bottom w:type="dxa" w:w="80"/>
+                    <w:right w:type="dxa" w:w="120"/>
+                  </w:tcMar>
+                  <w:vAlign w:val="center"/>
+                </w:tcPr>
+                <w:p>
+                  <w:pPr>
+                    <w:spacing w:after="0" w:before="0"/>
+                  </w:pPr>
+                  <w:r>
+                    <w:rPr>
+                      <w:rFonts w:ascii="Arial" w:cs="Arial" w:eastAsia="Arial" w:hAnsi="Arial"/>
+                      <w:sz w:val="21"/>
+                      <w:szCs w:val="21"/>
+                    </w:rPr>
+                    <w:t xml:space="preserve">Ask the user for a line of text. Display the text without its first and last characters. Display nothing inside instead when the text has fewer than three characters.</w:t>
+                  </w:r>
+                </w:p>
+              </w:tc>
+              <w:tc>
+                <w:tcPr>
+                  <w:tcW w:type="dxa" w:w="2506"/>
+                  <w:tcBorders>
+                    <w:top w:val="single" w:color="B7C2D1" w:sz="4"/>
+                    <w:left w:val="single" w:color="B7C2D1" w:sz="4"/>
+                    <w:bottom w:val="single" w:color="B7C2D1" w:sz="4"/>
+                    <w:right w:val="single" w:color="B7C2D1" w:sz="4"/>
+                  </w:tcBorders>
+                  <w:shd w:fill="FFFFFF" w:color="auto" w:val="clear"/>
+                  <w:tcMar>
+                    <w:top w:type="dxa" w:w="80"/>
+                    <w:left w:type="dxa" w:w="120"/>
+                    <w:bottom w:type="dxa" w:w="80"/>
+                    <w:right w:type="dxa" w:w="120"/>
+                  </w:tcMar>
+                  <w:vAlign w:val="center"/>
+                </w:tcPr>
+                <w:p>
+                  <w:pPr>
+                    <w:spacing w:after="0" w:before="0"/>
+                  </w:pPr>
+                  <w:r>
+                    <w:rPr>
+                      <w:rFonts w:ascii="Arial" w:cs="Arial" w:eastAsia="Arial" w:hAnsi="Arial"/>
+                      <w:b w:val="false"/>
+                      <w:bCs w:val="false"/>
+                      <w:sz w:val="21"/>
+                      <w:szCs w:val="21"/>
+                    </w:rPr>
+                    <w:t xml:space="preserve">Challenge (optional)</w:t>
+                  </w:r>
+                </w:p>
+              </w:tc>
+              <w:tc>
+                <w:tcPr>
+                  <w:tcW w:type="dxa" w:w="2506"/>
                   <w:tcBorders>
                     <w:top w:val="single" w:color="B7C2D1" w:sz="4"/>
                     <w:left w:val="single" w:color="B7C2D1" w:sz="4"/>
@@ -2839,7 +4419,7 @@
               </w:tc>
               <w:tc>
                 <w:tcPr>
-                  <w:tcW w:type="dxa" w:w="3342"/>
+                  <w:tcW w:type="dxa" w:w="2506"/>
                   <w:tcBorders>
                     <w:top w:val="single" w:color="B7C2D1" w:sz="4"/>
                     <w:left w:val="single" w:color="B7C2D1" w:sz="4"/>
@@ -2886,7 +4466,7 @@
                 <w:sz w:val="21"/>
                 <w:szCs w:val="21"/>
               </w:rPr>
-              <w:t xml:space="preserve">Plan the one you found hardest: inputs, what happens to them, what is printed.</w:t>
+              <w:t xml:space="preserve">Plan the one you found hardest: what is typed in, what happens to it, what is displayed.</w:t>
             </w:r>
           </w:p>
           <w:tbl>
@@ -3312,12 +4892,12 @@
                 <w:sz w:val="21"/>
                 <w:szCs w:val="21"/>
               </w:rPr>
-              <w:t xml:space="preserve">Tick each one off as its tests pass in the editor</w:t>
+              <w:t xml:space="preserve">Tick each one off as you finish it in the editor</w:t>
             </w:r>
           </w:p>
           <w:tbl>
             <w:tblPr>
-              <w:tblW w:type="dxa" w:w="10026"/>
+              <w:tblW w:type="dxa" w:w="10024"/>
               <w:tblBorders>
                 <w:top w:val="single" w:color="auto" w:sz="4"/>
                 <w:left w:val="single" w:color="auto" w:sz="4"/>
@@ -3328,9 +4908,10 @@
               </w:tblBorders>
             </w:tblPr>
             <w:tblGrid>
-              <w:gridCol w:w="3342"/>
-              <w:gridCol w:w="3342"/>
-              <w:gridCol w:w="3342"/>
+              <w:gridCol w:w="2506"/>
+              <w:gridCol w:w="2506"/>
+              <w:gridCol w:w="2506"/>
+              <w:gridCol w:w="2506"/>
             </w:tblGrid>
             <w:tr>
               <w:trPr>
@@ -3339,7 +4920,7 @@
               </w:trPr>
               <w:tc>
                 <w:tcPr>
-                  <w:tcW w:type="dxa" w:w="3342"/>
+                  <w:tcW w:type="dxa" w:w="2506"/>
                   <w:tcBorders>
                     <w:top w:val="single" w:color="B7C2D1" w:sz="4"/>
                     <w:left w:val="single" w:color="B7C2D1" w:sz="4"/>
@@ -3367,13 +4948,13 @@
                       <w:sz w:val="20"/>
                       <w:szCs w:val="20"/>
                     </w:rPr>
-                    <w:t xml:space="preserve">Program</w:t>
-                  </w:r>
-                </w:p>
-              </w:tc>
-              <w:tc>
-                <w:tcPr>
-                  <w:tcW w:type="dxa" w:w="3342"/>
+                    <w:t xml:space="preserve">Activity</w:t>
+                  </w:r>
+                </w:p>
+              </w:tc>
+              <w:tc>
+                <w:tcPr>
+                  <w:tcW w:type="dxa" w:w="2506"/>
                   <w:tcBorders>
                     <w:top w:val="single" w:color="B7C2D1" w:sz="4"/>
                     <w:left w:val="single" w:color="B7C2D1" w:sz="4"/>
@@ -3401,13 +4982,47 @@
                       <w:sz w:val="20"/>
                       <w:szCs w:val="20"/>
                     </w:rPr>
+                    <w:t xml:space="preserve">What to do</w:t>
+                  </w:r>
+                </w:p>
+              </w:tc>
+              <w:tc>
+                <w:tcPr>
+                  <w:tcW w:type="dxa" w:w="2506"/>
+                  <w:tcBorders>
+                    <w:top w:val="single" w:color="B7C2D1" w:sz="4"/>
+                    <w:left w:val="single" w:color="B7C2D1" w:sz="4"/>
+                    <w:bottom w:val="single" w:color="B7C2D1" w:sz="4"/>
+                    <w:right w:val="single" w:color="B7C2D1" w:sz="4"/>
+                  </w:tcBorders>
+                  <w:shd w:fill="E6ECF5" w:color="auto" w:val="clear"/>
+                  <w:tcMar>
+                    <w:top w:type="dxa" w:w="80"/>
+                    <w:left w:type="dxa" w:w="120"/>
+                    <w:bottom w:type="dxa" w:w="80"/>
+                    <w:right w:type="dxa" w:w="120"/>
+                  </w:tcMar>
+                  <w:vAlign w:val="center"/>
+                </w:tcPr>
+                <w:p>
+                  <w:pPr>
+                    <w:spacing w:after="0" w:before="0"/>
+                  </w:pPr>
+                  <w:r>
+                    <w:rPr>
+                      <w:rFonts w:ascii="Arial" w:cs="Arial" w:eastAsia="Arial" w:hAnsi="Arial"/>
+                      <w:b/>
+                      <w:bCs/>
+                      <w:sz w:val="20"/>
+                      <w:szCs w:val="20"/>
+                    </w:rPr>
                     <w:t xml:space="preserve">Marks</w:t>
                   </w:r>
                 </w:p>
               </w:tc>
               <w:tc>
                 <w:tcPr>
-                  <w:tcW w:type="dxa" w:w="3342"/>
+                  <w:tcW w:type="dxa" w:w="2506"/>
                   <w:tcBorders>
                     <w:top w:val="single" w:color="B7C2D1" w:sz="4"/>
                     <w:left w:val="single" w:color="B7C2D1" w:sz="4"/>
@@ -3447,73 +5062,107 @@
               </w:trPr>
               <w:tc>
                 <w:tcPr>
-                  <w:tcW w:type="dxa" w:w="3342"/>
-                  <w:tcBorders>
-                    <w:top w:val="single" w:color="B7C2D1" w:sz="4"/>
-                    <w:left w:val="single" w:color="B7C2D1" w:sz="4"/>
-                    <w:bottom w:val="single" w:color="B7C2D1" w:sz="4"/>
-                    <w:right w:val="single" w:color="B7C2D1" w:sz="4"/>
-                  </w:tcBorders>
-                  <w:shd w:fill="FFFFFF" w:color="auto" w:val="clear"/>
-                  <w:tcMar>
-                    <w:top w:type="dxa" w:w="80"/>
-                    <w:left w:type="dxa" w:w="120"/>
-                    <w:bottom w:type="dxa" w:w="80"/>
-                    <w:right w:type="dxa" w:w="120"/>
-                  </w:tcMar>
-                  <w:vAlign w:val="center"/>
-                </w:tcPr>
-                <w:p>
-                  <w:pPr>
-                    <w:spacing w:after="0" w:before="0"/>
-                  </w:pPr>
-                  <w:r>
-                    <w:rPr>
-                      <w:rFonts w:ascii="Arial" w:cs="Arial" w:eastAsia="Arial" w:hAnsi="Arial"/>
-                      <w:sz w:val="21"/>
-                      <w:szCs w:val="21"/>
-                    </w:rPr>
-                    <w:t xml:space="preserve">Ask the user for a word. Then ask for a second word. Ignoring capitals, display match when they are the same word. Display different when they are not.</w:t>
-                  </w:r>
-                </w:p>
-              </w:tc>
-              <w:tc>
-                <w:tcPr>
-                  <w:tcW w:type="dxa" w:w="3342"/>
-                  <w:tcBorders>
-                    <w:top w:val="single" w:color="B7C2D1" w:sz="4"/>
-                    <w:left w:val="single" w:color="B7C2D1" w:sz="4"/>
-                    <w:bottom w:val="single" w:color="B7C2D1" w:sz="4"/>
-                    <w:right w:val="single" w:color="B7C2D1" w:sz="4"/>
-                  </w:tcBorders>
-                  <w:shd w:fill="FFFFFF" w:color="auto" w:val="clear"/>
-                  <w:tcMar>
-                    <w:top w:type="dxa" w:w="80"/>
-                    <w:left w:type="dxa" w:w="120"/>
-                    <w:bottom w:type="dxa" w:w="80"/>
-                    <w:right w:type="dxa" w:w="120"/>
-                  </w:tcMar>
-                  <w:vAlign w:val="center"/>
-                </w:tcPr>
-                <w:p>
-                  <w:pPr>
-                    <w:spacing w:after="0" w:before="0"/>
-                  </w:pPr>
-                  <w:r>
-                    <w:rPr>
-                      <w:rFonts w:ascii="Arial" w:cs="Arial" w:eastAsia="Arial" w:hAnsi="Arial"/>
-                      <w:b w:val="false"/>
-                      <w:bCs w:val="false"/>
-                      <w:sz w:val="21"/>
-                      <w:szCs w:val="21"/>
-                    </w:rPr>
-                    <w:t xml:space="preserve">2</w:t>
-                  </w:r>
-                </w:p>
-              </w:tc>
-              <w:tc>
-                <w:tcPr>
-                  <w:tcW w:type="dxa" w:w="3342"/>
+                  <w:tcW w:type="dxa" w:w="2506"/>
+                  <w:tcBorders>
+                    <w:top w:val="single" w:color="B7C2D1" w:sz="4"/>
+                    <w:left w:val="single" w:color="B7C2D1" w:sz="4"/>
+                    <w:bottom w:val="single" w:color="B7C2D1" w:sz="4"/>
+                    <w:right w:val="single" w:color="B7C2D1" w:sz="4"/>
+                  </w:tcBorders>
+                  <w:shd w:fill="FFFFFF" w:color="auto" w:val="clear"/>
+                  <w:tcMar>
+                    <w:top w:type="dxa" w:w="80"/>
+                    <w:left w:type="dxa" w:w="120"/>
+                    <w:bottom w:type="dxa" w:w="80"/>
+                    <w:right w:type="dxa" w:w="120"/>
+                  </w:tcMar>
+                  <w:vAlign w:val="center"/>
+                </w:tcPr>
+                <w:p>
+                  <w:pPr>
+                    <w:spacing w:after="0" w:before="0"/>
+                  </w:pPr>
+                  <w:r>
+                    <w:rPr>
+                      <w:rFonts w:ascii="Arial" w:cs="Arial" w:eastAsia="Arial" w:hAnsi="Arial"/>
+                      <w:sz w:val="21"/>
+                      <w:szCs w:val="21"/>
+                    </w:rPr>
+                    <w:t xml:space="preserve">Press Run. Look at the third line of output and compare it with the first.</w:t>
+                  </w:r>
+                </w:p>
+              </w:tc>
+              <w:tc>
+                <w:tcPr>
+                  <w:tcW w:type="dxa" w:w="2506"/>
+                  <w:tcBorders>
+                    <w:top w:val="single" w:color="B7C2D1" w:sz="4"/>
+                    <w:left w:val="single" w:color="B7C2D1" w:sz="4"/>
+                    <w:bottom w:val="single" w:color="B7C2D1" w:sz="4"/>
+                    <w:right w:val="single" w:color="B7C2D1" w:sz="4"/>
+                  </w:tcBorders>
+                  <w:shd w:fill="FFFFFF" w:color="auto" w:val="clear"/>
+                  <w:tcMar>
+                    <w:top w:type="dxa" w:w="80"/>
+                    <w:left w:type="dxa" w:w="120"/>
+                    <w:bottom w:type="dxa" w:w="80"/>
+                    <w:right w:type="dxa" w:w="120"/>
+                  </w:tcMar>
+                  <w:vAlign w:val="center"/>
+                </w:tcPr>
+                <w:p>
+                  <w:pPr>
+                    <w:spacing w:after="0" w:before="0"/>
+                  </w:pPr>
+                  <w:r>
+                    <w:rPr>
+                      <w:rFonts w:ascii="Arial" w:cs="Arial" w:eastAsia="Arial" w:hAnsi="Arial"/>
+                      <w:b w:val="false"/>
+                      <w:bCs w:val="false"/>
+                      <w:sz w:val="21"/>
+                      <w:szCs w:val="21"/>
+                    </w:rPr>
+                    <w:t xml:space="preserve">Run it</w:t>
+                  </w:r>
+                </w:p>
+              </w:tc>
+              <w:tc>
+                <w:tcPr>
+                  <w:tcW w:type="dxa" w:w="2506"/>
+                  <w:tcBorders>
+                    <w:top w:val="single" w:color="B7C2D1" w:sz="4"/>
+                    <w:left w:val="single" w:color="B7C2D1" w:sz="4"/>
+                    <w:bottom w:val="single" w:color="B7C2D1" w:sz="4"/>
+                    <w:right w:val="single" w:color="B7C2D1" w:sz="4"/>
+                  </w:tcBorders>
+                  <w:shd w:fill="FFFFFF" w:color="auto" w:val="clear"/>
+                  <w:tcMar>
+                    <w:top w:type="dxa" w:w="80"/>
+                    <w:left w:type="dxa" w:w="120"/>
+                    <w:bottom w:type="dxa" w:w="80"/>
+                    <w:right w:type="dxa" w:w="120"/>
+                  </w:tcMar>
+                  <w:vAlign w:val="center"/>
+                </w:tcPr>
+                <w:p>
+                  <w:pPr>
+                    <w:spacing w:after="0" w:before="0"/>
+                  </w:pPr>
+                  <w:r>
+                    <w:rPr>
+                      <w:rFonts w:ascii="Arial" w:cs="Arial" w:eastAsia="Arial" w:hAnsi="Arial"/>
+                      <w:b w:val="false"/>
+                      <w:bCs w:val="false"/>
+                      <w:sz w:val="21"/>
+                      <w:szCs w:val="21"/>
+                    </w:rPr>
+                    <w:t xml:space="preserve">1</w:t>
+                  </w:r>
+                </w:p>
+              </w:tc>
+              <w:tc>
+                <w:tcPr>
+                  <w:tcW w:type="dxa" w:w="2506"/>
                   <w:tcBorders>
                     <w:top w:val="single" w:color="B7C2D1" w:sz="4"/>
                     <w:left w:val="single" w:color="B7C2D1" w:sz="4"/>
@@ -3553,73 +5202,107 @@
               </w:trPr>
               <w:tc>
                 <w:tcPr>
-                  <w:tcW w:type="dxa" w:w="3342"/>
-                  <w:tcBorders>
-                    <w:top w:val="single" w:color="B7C2D1" w:sz="4"/>
-                    <w:left w:val="single" w:color="B7C2D1" w:sz="4"/>
-                    <w:bottom w:val="single" w:color="B7C2D1" w:sz="4"/>
-                    <w:right w:val="single" w:color="B7C2D1" w:sz="4"/>
-                  </w:tcBorders>
-                  <w:shd w:fill="FFFFFF" w:color="auto" w:val="clear"/>
-                  <w:tcMar>
-                    <w:top w:type="dxa" w:w="80"/>
-                    <w:left w:type="dxa" w:w="120"/>
-                    <w:bottom w:type="dxa" w:w="80"/>
-                    <w:right w:type="dxa" w:w="120"/>
-                  </w:tcMar>
-                  <w:vAlign w:val="center"/>
-                </w:tcPr>
-                <w:p>
-                  <w:pPr>
-                    <w:spacing w:after="0" w:before="0"/>
-                  </w:pPr>
-                  <w:r>
-                    <w:rPr>
-                      <w:rFonts w:ascii="Arial" w:cs="Arial" w:eastAsia="Arial" w:hAnsi="Arial"/>
-                      <w:sz w:val="21"/>
-                      <w:szCs w:val="21"/>
-                    </w:rPr>
-                    <w:t xml:space="preserve">Ask the user for a line of text. Count how many of its characters are capital letters. Display [the count] and nothing else.</w:t>
-                  </w:r>
-                </w:p>
-              </w:tc>
-              <w:tc>
-                <w:tcPr>
-                  <w:tcW w:type="dxa" w:w="3342"/>
-                  <w:tcBorders>
-                    <w:top w:val="single" w:color="B7C2D1" w:sz="4"/>
-                    <w:left w:val="single" w:color="B7C2D1" w:sz="4"/>
-                    <w:bottom w:val="single" w:color="B7C2D1" w:sz="4"/>
-                    <w:right w:val="single" w:color="B7C2D1" w:sz="4"/>
-                  </w:tcBorders>
-                  <w:shd w:fill="FFFFFF" w:color="auto" w:val="clear"/>
-                  <w:tcMar>
-                    <w:top w:type="dxa" w:w="80"/>
-                    <w:left w:type="dxa" w:w="120"/>
-                    <w:bottom w:type="dxa" w:w="80"/>
-                    <w:right w:type="dxa" w:w="120"/>
-                  </w:tcMar>
-                  <w:vAlign w:val="center"/>
-                </w:tcPr>
-                <w:p>
-                  <w:pPr>
-                    <w:spacing w:after="0" w:before="0"/>
-                  </w:pPr>
-                  <w:r>
-                    <w:rPr>
-                      <w:rFonts w:ascii="Arial" w:cs="Arial" w:eastAsia="Arial" w:hAnsi="Arial"/>
-                      <w:b w:val="false"/>
-                      <w:bCs w:val="false"/>
-                      <w:sz w:val="21"/>
-                      <w:szCs w:val="21"/>
-                    </w:rPr>
-                    <w:t xml:space="preserve">3</w:t>
-                  </w:r>
-                </w:p>
-              </w:tc>
-              <w:tc>
-                <w:tcPr>
-                  <w:tcW w:type="dxa" w:w="3342"/>
+                  <w:tcW w:type="dxa" w:w="2506"/>
+                  <w:tcBorders>
+                    <w:top w:val="single" w:color="B7C2D1" w:sz="4"/>
+                    <w:left w:val="single" w:color="B7C2D1" w:sz="4"/>
+                    <w:bottom w:val="single" w:color="B7C2D1" w:sz="4"/>
+                    <w:right w:val="single" w:color="B7C2D1" w:sz="4"/>
+                  </w:tcBorders>
+                  <w:shd w:fill="FFFFFF" w:color="auto" w:val="clear"/>
+                  <w:tcMar>
+                    <w:top w:type="dxa" w:w="80"/>
+                    <w:left w:type="dxa" w:w="120"/>
+                    <w:bottom w:type="dxa" w:w="80"/>
+                    <w:right w:type="dxa" w:w="120"/>
+                  </w:tcMar>
+                  <w:vAlign w:val="center"/>
+                </w:tcPr>
+                <w:p>
+                  <w:pPr>
+                    <w:spacing w:after="0" w:before="0"/>
+                  </w:pPr>
+                  <w:r>
+                    <w:rPr>
+                      <w:rFonts w:ascii="Arial" w:cs="Arial" w:eastAsia="Arial" w:hAnsi="Arial"/>
+                      <w:sz w:val="21"/>
+                      <w:szCs w:val="21"/>
+                    </w:rPr>
+                    <w:t xml:space="preserve">What will this program display?</w:t>
+                  </w:r>
+                </w:p>
+              </w:tc>
+              <w:tc>
+                <w:tcPr>
+                  <w:tcW w:type="dxa" w:w="2506"/>
+                  <w:tcBorders>
+                    <w:top w:val="single" w:color="B7C2D1" w:sz="4"/>
+                    <w:left w:val="single" w:color="B7C2D1" w:sz="4"/>
+                    <w:bottom w:val="single" w:color="B7C2D1" w:sz="4"/>
+                    <w:right w:val="single" w:color="B7C2D1" w:sz="4"/>
+                  </w:tcBorders>
+                  <w:shd w:fill="FFFFFF" w:color="auto" w:val="clear"/>
+                  <w:tcMar>
+                    <w:top w:type="dxa" w:w="80"/>
+                    <w:left w:type="dxa" w:w="120"/>
+                    <w:bottom w:type="dxa" w:w="80"/>
+                    <w:right w:type="dxa" w:w="120"/>
+                  </w:tcMar>
+                  <w:vAlign w:val="center"/>
+                </w:tcPr>
+                <w:p>
+                  <w:pPr>
+                    <w:spacing w:after="0" w:before="0"/>
+                  </w:pPr>
+                  <w:r>
+                    <w:rPr>
+                      <w:rFonts w:ascii="Arial" w:cs="Arial" w:eastAsia="Arial" w:hAnsi="Arial"/>
+                      <w:b w:val="false"/>
+                      <w:bCs w:val="false"/>
+                      <w:sz w:val="21"/>
+                      <w:szCs w:val="21"/>
+                    </w:rPr>
+                    <w:t xml:space="preserve">Predict</w:t>
+                  </w:r>
+                </w:p>
+              </w:tc>
+              <w:tc>
+                <w:tcPr>
+                  <w:tcW w:type="dxa" w:w="2506"/>
+                  <w:tcBorders>
+                    <w:top w:val="single" w:color="B7C2D1" w:sz="4"/>
+                    <w:left w:val="single" w:color="B7C2D1" w:sz="4"/>
+                    <w:bottom w:val="single" w:color="B7C2D1" w:sz="4"/>
+                    <w:right w:val="single" w:color="B7C2D1" w:sz="4"/>
+                  </w:tcBorders>
+                  <w:shd w:fill="FFFFFF" w:color="auto" w:val="clear"/>
+                  <w:tcMar>
+                    <w:top w:type="dxa" w:w="80"/>
+                    <w:left w:type="dxa" w:w="120"/>
+                    <w:bottom w:type="dxa" w:w="80"/>
+                    <w:right w:type="dxa" w:w="120"/>
+                  </w:tcMar>
+                  <w:vAlign w:val="center"/>
+                </w:tcPr>
+                <w:p>
+                  <w:pPr>
+                    <w:spacing w:after="0" w:before="0"/>
+                  </w:pPr>
+                  <w:r>
+                    <w:rPr>
+                      <w:rFonts w:ascii="Arial" w:cs="Arial" w:eastAsia="Arial" w:hAnsi="Arial"/>
+                      <w:b w:val="false"/>
+                      <w:bCs w:val="false"/>
+                      <w:sz w:val="21"/>
+                      <w:szCs w:val="21"/>
+                    </w:rPr>
+                    <w:t xml:space="preserve">1</w:t>
+                  </w:r>
+                </w:p>
+              </w:tc>
+              <w:tc>
+                <w:tcPr>
+                  <w:tcW w:type="dxa" w:w="2506"/>
                   <w:tcBorders>
                     <w:top w:val="single" w:color="B7C2D1" w:sz="4"/>
                     <w:left w:val="single" w:color="B7C2D1" w:sz="4"/>
@@ -3659,39 +5342,633 @@
               </w:trPr>
               <w:tc>
                 <w:tcPr>
-                  <w:tcW w:type="dxa" w:w="3342"/>
-                  <w:tcBorders>
-                    <w:top w:val="single" w:color="B7C2D1" w:sz="4"/>
-                    <w:left w:val="single" w:color="B7C2D1" w:sz="4"/>
-                    <w:bottom w:val="single" w:color="B7C2D1" w:sz="4"/>
-                    <w:right w:val="single" w:color="B7C2D1" w:sz="4"/>
-                  </w:tcBorders>
-                  <w:shd w:fill="FFFFFF" w:color="auto" w:val="clear"/>
-                  <w:tcMar>
-                    <w:top w:type="dxa" w:w="80"/>
-                    <w:left w:type="dxa" w:w="120"/>
-                    <w:bottom w:type="dxa" w:w="80"/>
-                    <w:right w:type="dxa" w:w="120"/>
-                  </w:tcMar>
-                  <w:vAlign w:val="center"/>
-                </w:tcPr>
-                <w:p>
-                  <w:pPr>
-                    <w:spacing w:after="0" w:before="0"/>
-                  </w:pPr>
-                  <w:r>
-                    <w:rPr>
-                      <w:rFonts w:ascii="Arial" w:cs="Arial" w:eastAsia="Arial" w:hAnsi="Arial"/>
-                      <w:sz w:val="21"/>
-                      <w:szCs w:val="21"/>
-                    </w:rPr>
-                    <w:t xml:space="preserve">Ask the user for a word. Then ask for a second word. Ignoring capitals, work out which of them comes first alphabetically. Display [that word] and nothing else.</w:t>
-                  </w:r>
-                </w:p>
-              </w:tc>
-              <w:tc>
-                <w:tcPr>
-                  <w:tcW w:type="dxa" w:w="3342"/>
+                  <w:tcW w:type="dxa" w:w="2506"/>
+                  <w:tcBorders>
+                    <w:top w:val="single" w:color="B7C2D1" w:sz="4"/>
+                    <w:left w:val="single" w:color="B7C2D1" w:sz="4"/>
+                    <w:bottom w:val="single" w:color="B7C2D1" w:sz="4"/>
+                    <w:right w:val="single" w:color="B7C2D1" w:sz="4"/>
+                  </w:tcBorders>
+                  <w:shd w:fill="FFFFFF" w:color="auto" w:val="clear"/>
+                  <w:tcMar>
+                    <w:top w:type="dxa" w:w="80"/>
+                    <w:left w:type="dxa" w:w="120"/>
+                    <w:bottom w:type="dxa" w:w="80"/>
+                    <w:right w:type="dxa" w:w="120"/>
+                  </w:tcMar>
+                  <w:vAlign w:val="center"/>
+                </w:tcPr>
+                <w:p>
+                  <w:pPr>
+                    <w:spacing w:after="0" w:before="0"/>
+                  </w:pPr>
+                  <w:r>
+                    <w:rPr>
+                      <w:rFonts w:ascii="Arial" w:cs="Arial" w:eastAsia="Arial" w:hAnsi="Arial"/>
+                      <w:sz w:val="21"/>
+                      <w:szCs w:val="21"/>
+                    </w:rPr>
+                    <w:t xml:space="preserve">Change the program so capitals are ignored and it displays True.</w:t>
+                  </w:r>
+                </w:p>
+              </w:tc>
+              <w:tc>
+                <w:tcPr>
+                  <w:tcW w:type="dxa" w:w="2506"/>
+                  <w:tcBorders>
+                    <w:top w:val="single" w:color="B7C2D1" w:sz="4"/>
+                    <w:left w:val="single" w:color="B7C2D1" w:sz="4"/>
+                    <w:bottom w:val="single" w:color="B7C2D1" w:sz="4"/>
+                    <w:right w:val="single" w:color="B7C2D1" w:sz="4"/>
+                  </w:tcBorders>
+                  <w:shd w:fill="FFFFFF" w:color="auto" w:val="clear"/>
+                  <w:tcMar>
+                    <w:top w:type="dxa" w:w="80"/>
+                    <w:left w:type="dxa" w:w="120"/>
+                    <w:bottom w:type="dxa" w:w="80"/>
+                    <w:right w:type="dxa" w:w="120"/>
+                  </w:tcMar>
+                  <w:vAlign w:val="center"/>
+                </w:tcPr>
+                <w:p>
+                  <w:pPr>
+                    <w:spacing w:after="0" w:before="0"/>
+                  </w:pPr>
+                  <w:r>
+                    <w:rPr>
+                      <w:rFonts w:ascii="Arial" w:cs="Arial" w:eastAsia="Arial" w:hAnsi="Arial"/>
+                      <w:b w:val="false"/>
+                      <w:bCs w:val="false"/>
+                      <w:sz w:val="21"/>
+                      <w:szCs w:val="21"/>
+                    </w:rPr>
+                    <w:t xml:space="preserve">Change it</w:t>
+                  </w:r>
+                </w:p>
+              </w:tc>
+              <w:tc>
+                <w:tcPr>
+                  <w:tcW w:type="dxa" w:w="2506"/>
+                  <w:tcBorders>
+                    <w:top w:val="single" w:color="B7C2D1" w:sz="4"/>
+                    <w:left w:val="single" w:color="B7C2D1" w:sz="4"/>
+                    <w:bottom w:val="single" w:color="B7C2D1" w:sz="4"/>
+                    <w:right w:val="single" w:color="B7C2D1" w:sz="4"/>
+                  </w:tcBorders>
+                  <w:shd w:fill="FFFFFF" w:color="auto" w:val="clear"/>
+                  <w:tcMar>
+                    <w:top w:type="dxa" w:w="80"/>
+                    <w:left w:type="dxa" w:w="120"/>
+                    <w:bottom w:type="dxa" w:w="80"/>
+                    <w:right w:type="dxa" w:w="120"/>
+                  </w:tcMar>
+                  <w:vAlign w:val="center"/>
+                </w:tcPr>
+                <w:p>
+                  <w:pPr>
+                    <w:spacing w:after="0" w:before="0"/>
+                  </w:pPr>
+                  <w:r>
+                    <w:rPr>
+                      <w:rFonts w:ascii="Arial" w:cs="Arial" w:eastAsia="Arial" w:hAnsi="Arial"/>
+                      <w:b w:val="false"/>
+                      <w:bCs w:val="false"/>
+                      <w:sz w:val="21"/>
+                      <w:szCs w:val="21"/>
+                    </w:rPr>
+                    <w:t xml:space="preserve">1</w:t>
+                  </w:r>
+                </w:p>
+              </w:tc>
+              <w:tc>
+                <w:tcPr>
+                  <w:tcW w:type="dxa" w:w="2506"/>
+                  <w:tcBorders>
+                    <w:top w:val="single" w:color="B7C2D1" w:sz="4"/>
+                    <w:left w:val="single" w:color="B7C2D1" w:sz="4"/>
+                    <w:bottom w:val="single" w:color="B7C2D1" w:sz="4"/>
+                    <w:right w:val="single" w:color="B7C2D1" w:sz="4"/>
+                  </w:tcBorders>
+                  <w:shd w:fill="FFFFFF" w:color="auto" w:val="clear"/>
+                  <w:tcMar>
+                    <w:top w:type="dxa" w:w="80"/>
+                    <w:left w:type="dxa" w:w="120"/>
+                    <w:bottom w:type="dxa" w:w="80"/>
+                    <w:right w:type="dxa" w:w="120"/>
+                  </w:tcMar>
+                  <w:vAlign w:val="center"/>
+                </w:tcPr>
+                <w:p>
+                  <w:pPr>
+                    <w:spacing w:after="0" w:before="0"/>
+                  </w:pPr>
+                  <w:r>
+                    <w:rPr>
+                      <w:rFonts w:ascii="Arial" w:cs="Arial" w:eastAsia="Arial" w:hAnsi="Arial"/>
+                      <w:b w:val="false"/>
+                      <w:bCs w:val="false"/>
+                      <w:sz w:val="21"/>
+                      <w:szCs w:val="21"/>
+                    </w:rPr>
+                    <w:t xml:space="preserve"/>
+                  </w:r>
+                </w:p>
+              </w:tc>
+            </w:tr>
+            <w:tr>
+              <w:trPr>
+                <w:cantSplit/>
+                <w:trHeight w:val="360" w:hRule="atLeast"/>
+              </w:trPr>
+              <w:tc>
+                <w:tcPr>
+                  <w:tcW w:type="dxa" w:w="2506"/>
+                  <w:tcBorders>
+                    <w:top w:val="single" w:color="B7C2D1" w:sz="4"/>
+                    <w:left w:val="single" w:color="B7C2D1" w:sz="4"/>
+                    <w:bottom w:val="single" w:color="B7C2D1" w:sz="4"/>
+                    <w:right w:val="single" w:color="B7C2D1" w:sz="4"/>
+                  </w:tcBorders>
+                  <w:shd w:fill="FFFFFF" w:color="auto" w:val="clear"/>
+                  <w:tcMar>
+                    <w:top w:type="dxa" w:w="80"/>
+                    <w:left w:type="dxa" w:w="120"/>
+                    <w:bottom w:type="dxa" w:w="80"/>
+                    <w:right w:type="dxa" w:w="120"/>
+                  </w:tcMar>
+                  <w:vAlign w:val="center"/>
+                </w:tcPr>
+                <w:p>
+                  <w:pPr>
+                    <w:spacing w:after="0" w:before="0"/>
+                  </w:pPr>
+                  <w:r>
+                    <w:rPr>
+                      <w:rFonts w:ascii="Arial" w:cs="Arial" w:eastAsia="Arial" w:hAnsi="Arial"/>
+                      <w:sz w:val="21"/>
+                      <w:szCs w:val="21"/>
+                    </w:rPr>
+                    <w:t xml:space="preserve">Finish the program so it displays match when the two words are the same word, ignoring capitals.</w:t>
+                  </w:r>
+                </w:p>
+              </w:tc>
+              <w:tc>
+                <w:tcPr>
+                  <w:tcW w:type="dxa" w:w="2506"/>
+                  <w:tcBorders>
+                    <w:top w:val="single" w:color="B7C2D1" w:sz="4"/>
+                    <w:left w:val="single" w:color="B7C2D1" w:sz="4"/>
+                    <w:bottom w:val="single" w:color="B7C2D1" w:sz="4"/>
+                    <w:right w:val="single" w:color="B7C2D1" w:sz="4"/>
+                  </w:tcBorders>
+                  <w:shd w:fill="FFFFFF" w:color="auto" w:val="clear"/>
+                  <w:tcMar>
+                    <w:top w:type="dxa" w:w="80"/>
+                    <w:left w:type="dxa" w:w="120"/>
+                    <w:bottom w:type="dxa" w:w="80"/>
+                    <w:right w:type="dxa" w:w="120"/>
+                  </w:tcMar>
+                  <w:vAlign w:val="center"/>
+                </w:tcPr>
+                <w:p>
+                  <w:pPr>
+                    <w:spacing w:after="0" w:before="0"/>
+                  </w:pPr>
+                  <w:r>
+                    <w:rPr>
+                      <w:rFonts w:ascii="Arial" w:cs="Arial" w:eastAsia="Arial" w:hAnsi="Arial"/>
+                      <w:b w:val="false"/>
+                      <w:bCs w:val="false"/>
+                      <w:sz w:val="21"/>
+                      <w:szCs w:val="21"/>
+                    </w:rPr>
+                    <w:t xml:space="preserve">Complete it</w:t>
+                  </w:r>
+                </w:p>
+              </w:tc>
+              <w:tc>
+                <w:tcPr>
+                  <w:tcW w:type="dxa" w:w="2506"/>
+                  <w:tcBorders>
+                    <w:top w:val="single" w:color="B7C2D1" w:sz="4"/>
+                    <w:left w:val="single" w:color="B7C2D1" w:sz="4"/>
+                    <w:bottom w:val="single" w:color="B7C2D1" w:sz="4"/>
+                    <w:right w:val="single" w:color="B7C2D1" w:sz="4"/>
+                  </w:tcBorders>
+                  <w:shd w:fill="FFFFFF" w:color="auto" w:val="clear"/>
+                  <w:tcMar>
+                    <w:top w:type="dxa" w:w="80"/>
+                    <w:left w:type="dxa" w:w="120"/>
+                    <w:bottom w:type="dxa" w:w="80"/>
+                    <w:right w:type="dxa" w:w="120"/>
+                  </w:tcMar>
+                  <w:vAlign w:val="center"/>
+                </w:tcPr>
+                <w:p>
+                  <w:pPr>
+                    <w:spacing w:after="0" w:before="0"/>
+                  </w:pPr>
+                  <w:r>
+                    <w:rPr>
+                      <w:rFonts w:ascii="Arial" w:cs="Arial" w:eastAsia="Arial" w:hAnsi="Arial"/>
+                      <w:b w:val="false"/>
+                      <w:bCs w:val="false"/>
+                      <w:sz w:val="21"/>
+                      <w:szCs w:val="21"/>
+                    </w:rPr>
+                    <w:t xml:space="preserve">2</w:t>
+                  </w:r>
+                </w:p>
+              </w:tc>
+              <w:tc>
+                <w:tcPr>
+                  <w:tcW w:type="dxa" w:w="2506"/>
+                  <w:tcBorders>
+                    <w:top w:val="single" w:color="B7C2D1" w:sz="4"/>
+                    <w:left w:val="single" w:color="B7C2D1" w:sz="4"/>
+                    <w:bottom w:val="single" w:color="B7C2D1" w:sz="4"/>
+                    <w:right w:val="single" w:color="B7C2D1" w:sz="4"/>
+                  </w:tcBorders>
+                  <w:shd w:fill="FFFFFF" w:color="auto" w:val="clear"/>
+                  <w:tcMar>
+                    <w:top w:type="dxa" w:w="80"/>
+                    <w:left w:type="dxa" w:w="120"/>
+                    <w:bottom w:type="dxa" w:w="80"/>
+                    <w:right w:type="dxa" w:w="120"/>
+                  </w:tcMar>
+                  <w:vAlign w:val="center"/>
+                </w:tcPr>
+                <w:p>
+                  <w:pPr>
+                    <w:spacing w:after="0" w:before="0"/>
+                  </w:pPr>
+                  <w:r>
+                    <w:rPr>
+                      <w:rFonts w:ascii="Arial" w:cs="Arial" w:eastAsia="Arial" w:hAnsi="Arial"/>
+                      <w:b w:val="false"/>
+                      <w:bCs w:val="false"/>
+                      <w:sz w:val="21"/>
+                      <w:szCs w:val="21"/>
+                    </w:rPr>
+                    <w:t xml:space="preserve"/>
+                  </w:r>
+                </w:p>
+              </w:tc>
+            </w:tr>
+            <w:tr>
+              <w:trPr>
+                <w:cantSplit/>
+                <w:trHeight w:val="360" w:hRule="atLeast"/>
+              </w:trPr>
+              <w:tc>
+                <w:tcPr>
+                  <w:tcW w:type="dxa" w:w="2506"/>
+                  <w:tcBorders>
+                    <w:top w:val="single" w:color="B7C2D1" w:sz="4"/>
+                    <w:left w:val="single" w:color="B7C2D1" w:sz="4"/>
+                    <w:bottom w:val="single" w:color="B7C2D1" w:sz="4"/>
+                    <w:right w:val="single" w:color="B7C2D1" w:sz="4"/>
+                  </w:tcBorders>
+                  <w:shd w:fill="FFFFFF" w:color="auto" w:val="clear"/>
+                  <w:tcMar>
+                    <w:top w:type="dxa" w:w="80"/>
+                    <w:left w:type="dxa" w:w="120"/>
+                    <w:bottom w:type="dxa" w:w="80"/>
+                    <w:right w:type="dxa" w:w="120"/>
+                  </w:tcMar>
+                  <w:vAlign w:val="center"/>
+                </w:tcPr>
+                <w:p>
+                  <w:pPr>
+                    <w:spacing w:after="0" w:before="0"/>
+                  </w:pPr>
+                  <w:r>
+                    <w:rPr>
+                      <w:rFonts w:ascii="Arial" w:cs="Arial" w:eastAsia="Arial" w:hAnsi="Arial"/>
+                      <w:sz w:val="21"/>
+                      <w:szCs w:val="21"/>
+                    </w:rPr>
+                    <w:t xml:space="preserve">Ask the user for a word. Display all capitals when every letter of the word is a capital. Display not all capitals when it is not.</w:t>
+                  </w:r>
+                </w:p>
+              </w:tc>
+              <w:tc>
+                <w:tcPr>
+                  <w:tcW w:type="dxa" w:w="2506"/>
+                  <w:tcBorders>
+                    <w:top w:val="single" w:color="B7C2D1" w:sz="4"/>
+                    <w:left w:val="single" w:color="B7C2D1" w:sz="4"/>
+                    <w:bottom w:val="single" w:color="B7C2D1" w:sz="4"/>
+                    <w:right w:val="single" w:color="B7C2D1" w:sz="4"/>
+                  </w:tcBorders>
+                  <w:shd w:fill="FFFFFF" w:color="auto" w:val="clear"/>
+                  <w:tcMar>
+                    <w:top w:type="dxa" w:w="80"/>
+                    <w:left w:type="dxa" w:w="120"/>
+                    <w:bottom w:type="dxa" w:w="80"/>
+                    <w:right w:type="dxa" w:w="120"/>
+                  </w:tcMar>
+                  <w:vAlign w:val="center"/>
+                </w:tcPr>
+                <w:p>
+                  <w:pPr>
+                    <w:spacing w:after="0" w:before="0"/>
+                  </w:pPr>
+                  <w:r>
+                    <w:rPr>
+                      <w:rFonts w:ascii="Arial" w:cs="Arial" w:eastAsia="Arial" w:hAnsi="Arial"/>
+                      <w:b w:val="false"/>
+                      <w:bCs w:val="false"/>
+                      <w:sz w:val="21"/>
+                      <w:szCs w:val="21"/>
+                    </w:rPr>
+                    <w:t xml:space="preserve">Write it</w:t>
+                  </w:r>
+                </w:p>
+              </w:tc>
+              <w:tc>
+                <w:tcPr>
+                  <w:tcW w:type="dxa" w:w="2506"/>
+                  <w:tcBorders>
+                    <w:top w:val="single" w:color="B7C2D1" w:sz="4"/>
+                    <w:left w:val="single" w:color="B7C2D1" w:sz="4"/>
+                    <w:bottom w:val="single" w:color="B7C2D1" w:sz="4"/>
+                    <w:right w:val="single" w:color="B7C2D1" w:sz="4"/>
+                  </w:tcBorders>
+                  <w:shd w:fill="FFFFFF" w:color="auto" w:val="clear"/>
+                  <w:tcMar>
+                    <w:top w:type="dxa" w:w="80"/>
+                    <w:left w:type="dxa" w:w="120"/>
+                    <w:bottom w:type="dxa" w:w="80"/>
+                    <w:right w:type="dxa" w:w="120"/>
+                  </w:tcMar>
+                  <w:vAlign w:val="center"/>
+                </w:tcPr>
+                <w:p>
+                  <w:pPr>
+                    <w:spacing w:after="0" w:before="0"/>
+                  </w:pPr>
+                  <w:r>
+                    <w:rPr>
+                      <w:rFonts w:ascii="Arial" w:cs="Arial" w:eastAsia="Arial" w:hAnsi="Arial"/>
+                      <w:b w:val="false"/>
+                      <w:bCs w:val="false"/>
+                      <w:sz w:val="21"/>
+                      <w:szCs w:val="21"/>
+                    </w:rPr>
+                    <w:t xml:space="preserve">2</w:t>
+                  </w:r>
+                </w:p>
+              </w:tc>
+              <w:tc>
+                <w:tcPr>
+                  <w:tcW w:type="dxa" w:w="2506"/>
+                  <w:tcBorders>
+                    <w:top w:val="single" w:color="B7C2D1" w:sz="4"/>
+                    <w:left w:val="single" w:color="B7C2D1" w:sz="4"/>
+                    <w:bottom w:val="single" w:color="B7C2D1" w:sz="4"/>
+                    <w:right w:val="single" w:color="B7C2D1" w:sz="4"/>
+                  </w:tcBorders>
+                  <w:shd w:fill="FFFFFF" w:color="auto" w:val="clear"/>
+                  <w:tcMar>
+                    <w:top w:type="dxa" w:w="80"/>
+                    <w:left w:type="dxa" w:w="120"/>
+                    <w:bottom w:type="dxa" w:w="80"/>
+                    <w:right w:type="dxa" w:w="120"/>
+                  </w:tcMar>
+                  <w:vAlign w:val="center"/>
+                </w:tcPr>
+                <w:p>
+                  <w:pPr>
+                    <w:spacing w:after="0" w:before="0"/>
+                  </w:pPr>
+                  <w:r>
+                    <w:rPr>
+                      <w:rFonts w:ascii="Arial" w:cs="Arial" w:eastAsia="Arial" w:hAnsi="Arial"/>
+                      <w:b w:val="false"/>
+                      <w:bCs w:val="false"/>
+                      <w:sz w:val="21"/>
+                      <w:szCs w:val="21"/>
+                    </w:rPr>
+                    <w:t xml:space="preserve"/>
+                  </w:r>
+                </w:p>
+              </w:tc>
+            </w:tr>
+            <w:tr>
+              <w:trPr>
+                <w:cantSplit/>
+                <w:trHeight w:val="360" w:hRule="atLeast"/>
+              </w:trPr>
+              <w:tc>
+                <w:tcPr>
+                  <w:tcW w:type="dxa" w:w="2506"/>
+                  <w:tcBorders>
+                    <w:top w:val="single" w:color="B7C2D1" w:sz="4"/>
+                    <w:left w:val="single" w:color="B7C2D1" w:sz="4"/>
+                    <w:bottom w:val="single" w:color="B7C2D1" w:sz="4"/>
+                    <w:right w:val="single" w:color="B7C2D1" w:sz="4"/>
+                  </w:tcBorders>
+                  <w:shd w:fill="FFFFFF" w:color="auto" w:val="clear"/>
+                  <w:tcMar>
+                    <w:top w:type="dxa" w:w="80"/>
+                    <w:left w:type="dxa" w:w="120"/>
+                    <w:bottom w:type="dxa" w:w="80"/>
+                    <w:right w:type="dxa" w:w="120"/>
+                  </w:tcMar>
+                  <w:vAlign w:val="center"/>
+                </w:tcPr>
+                <w:p>
+                  <w:pPr>
+                    <w:spacing w:after="0" w:before="0"/>
+                  </w:pPr>
+                  <w:r>
+                    <w:rPr>
+                      <w:rFonts w:ascii="Arial" w:cs="Arial" w:eastAsia="Arial" w:hAnsi="Arial"/>
+                      <w:sz w:val="21"/>
+                      <w:szCs w:val="21"/>
+                    </w:rPr>
+                    <w:t xml:space="preserve">This program should display match when the two words are the same word, ignoring capitals. Find the mistake and put it right.</w:t>
+                  </w:r>
+                </w:p>
+              </w:tc>
+              <w:tc>
+                <w:tcPr>
+                  <w:tcW w:type="dxa" w:w="2506"/>
+                  <w:tcBorders>
+                    <w:top w:val="single" w:color="B7C2D1" w:sz="4"/>
+                    <w:left w:val="single" w:color="B7C2D1" w:sz="4"/>
+                    <w:bottom w:val="single" w:color="B7C2D1" w:sz="4"/>
+                    <w:right w:val="single" w:color="B7C2D1" w:sz="4"/>
+                  </w:tcBorders>
+                  <w:shd w:fill="FFFFFF" w:color="auto" w:val="clear"/>
+                  <w:tcMar>
+                    <w:top w:type="dxa" w:w="80"/>
+                    <w:left w:type="dxa" w:w="120"/>
+                    <w:bottom w:type="dxa" w:w="80"/>
+                    <w:right w:type="dxa" w:w="120"/>
+                  </w:tcMar>
+                  <w:vAlign w:val="center"/>
+                </w:tcPr>
+                <w:p>
+                  <w:pPr>
+                    <w:spacing w:after="0" w:before="0"/>
+                  </w:pPr>
+                  <w:r>
+                    <w:rPr>
+                      <w:rFonts w:ascii="Arial" w:cs="Arial" w:eastAsia="Arial" w:hAnsi="Arial"/>
+                      <w:b w:val="false"/>
+                      <w:bCs w:val="false"/>
+                      <w:sz w:val="21"/>
+                      <w:szCs w:val="21"/>
+                    </w:rPr>
+                    <w:t xml:space="preserve">Fix it</w:t>
+                  </w:r>
+                </w:p>
+              </w:tc>
+              <w:tc>
+                <w:tcPr>
+                  <w:tcW w:type="dxa" w:w="2506"/>
+                  <w:tcBorders>
+                    <w:top w:val="single" w:color="B7C2D1" w:sz="4"/>
+                    <w:left w:val="single" w:color="B7C2D1" w:sz="4"/>
+                    <w:bottom w:val="single" w:color="B7C2D1" w:sz="4"/>
+                    <w:right w:val="single" w:color="B7C2D1" w:sz="4"/>
+                  </w:tcBorders>
+                  <w:shd w:fill="FFFFFF" w:color="auto" w:val="clear"/>
+                  <w:tcMar>
+                    <w:top w:type="dxa" w:w="80"/>
+                    <w:left w:type="dxa" w:w="120"/>
+                    <w:bottom w:type="dxa" w:w="80"/>
+                    <w:right w:type="dxa" w:w="120"/>
+                  </w:tcMar>
+                  <w:vAlign w:val="center"/>
+                </w:tcPr>
+                <w:p>
+                  <w:pPr>
+                    <w:spacing w:after="0" w:before="0"/>
+                  </w:pPr>
+                  <w:r>
+                    <w:rPr>
+                      <w:rFonts w:ascii="Arial" w:cs="Arial" w:eastAsia="Arial" w:hAnsi="Arial"/>
+                      <w:b w:val="false"/>
+                      <w:bCs w:val="false"/>
+                      <w:sz w:val="21"/>
+                      <w:szCs w:val="21"/>
+                    </w:rPr>
+                    <w:t xml:space="preserve">2</w:t>
+                  </w:r>
+                </w:p>
+              </w:tc>
+              <w:tc>
+                <w:tcPr>
+                  <w:tcW w:type="dxa" w:w="2506"/>
+                  <w:tcBorders>
+                    <w:top w:val="single" w:color="B7C2D1" w:sz="4"/>
+                    <w:left w:val="single" w:color="B7C2D1" w:sz="4"/>
+                    <w:bottom w:val="single" w:color="B7C2D1" w:sz="4"/>
+                    <w:right w:val="single" w:color="B7C2D1" w:sz="4"/>
+                  </w:tcBorders>
+                  <w:shd w:fill="FFFFFF" w:color="auto" w:val="clear"/>
+                  <w:tcMar>
+                    <w:top w:type="dxa" w:w="80"/>
+                    <w:left w:type="dxa" w:w="120"/>
+                    <w:bottom w:type="dxa" w:w="80"/>
+                    <w:right w:type="dxa" w:w="120"/>
+                  </w:tcMar>
+                  <w:vAlign w:val="center"/>
+                </w:tcPr>
+                <w:p>
+                  <w:pPr>
+                    <w:spacing w:after="0" w:before="0"/>
+                  </w:pPr>
+                  <w:r>
+                    <w:rPr>
+                      <w:rFonts w:ascii="Arial" w:cs="Arial" w:eastAsia="Arial" w:hAnsi="Arial"/>
+                      <w:b w:val="false"/>
+                      <w:bCs w:val="false"/>
+                      <w:sz w:val="21"/>
+                      <w:szCs w:val="21"/>
+                    </w:rPr>
+                    <w:t xml:space="preserve"/>
+                  </w:r>
+                </w:p>
+              </w:tc>
+            </w:tr>
+            <w:tr>
+              <w:trPr>
+                <w:cantSplit/>
+                <w:trHeight w:val="360" w:hRule="atLeast"/>
+              </w:trPr>
+              <w:tc>
+                <w:tcPr>
+                  <w:tcW w:type="dxa" w:w="2506"/>
+                  <w:tcBorders>
+                    <w:top w:val="single" w:color="B7C2D1" w:sz="4"/>
+                    <w:left w:val="single" w:color="B7C2D1" w:sz="4"/>
+                    <w:bottom w:val="single" w:color="B7C2D1" w:sz="4"/>
+                    <w:right w:val="single" w:color="B7C2D1" w:sz="4"/>
+                  </w:tcBorders>
+                  <w:shd w:fill="FFFFFF" w:color="auto" w:val="clear"/>
+                  <w:tcMar>
+                    <w:top w:type="dxa" w:w="80"/>
+                    <w:left w:type="dxa" w:w="120"/>
+                    <w:bottom w:type="dxa" w:w="80"/>
+                    <w:right w:type="dxa" w:w="120"/>
+                  </w:tcMar>
+                  <w:vAlign w:val="center"/>
+                </w:tcPr>
+                <w:p>
+                  <w:pPr>
+                    <w:spacing w:after="0" w:before="0"/>
+                  </w:pPr>
+                  <w:r>
+                    <w:rPr>
+                      <w:rFonts w:ascii="Arial" w:cs="Arial" w:eastAsia="Arial" w:hAnsi="Arial"/>
+                      <w:sz w:val="21"/>
+                      <w:szCs w:val="21"/>
+                    </w:rPr>
+                    <w:t xml:space="preserve">Ask the user for a word. Then ask for a second word. Ignoring capitals, work out which of them comes first alphabetically. Display that word.</w:t>
+                  </w:r>
+                </w:p>
+              </w:tc>
+              <w:tc>
+                <w:tcPr>
+                  <w:tcW w:type="dxa" w:w="2506"/>
+                  <w:tcBorders>
+                    <w:top w:val="single" w:color="B7C2D1" w:sz="4"/>
+                    <w:left w:val="single" w:color="B7C2D1" w:sz="4"/>
+                    <w:bottom w:val="single" w:color="B7C2D1" w:sz="4"/>
+                    <w:right w:val="single" w:color="B7C2D1" w:sz="4"/>
+                  </w:tcBorders>
+                  <w:shd w:fill="FFFFFF" w:color="auto" w:val="clear"/>
+                  <w:tcMar>
+                    <w:top w:type="dxa" w:w="80"/>
+                    <w:left w:type="dxa" w:w="120"/>
+                    <w:bottom w:type="dxa" w:w="80"/>
+                    <w:right w:type="dxa" w:w="120"/>
+                  </w:tcMar>
+                  <w:vAlign w:val="center"/>
+                </w:tcPr>
+                <w:p>
+                  <w:pPr>
+                    <w:spacing w:after="0" w:before="0"/>
+                  </w:pPr>
+                  <w:r>
+                    <w:rPr>
+                      <w:rFonts w:ascii="Arial" w:cs="Arial" w:eastAsia="Arial" w:hAnsi="Arial"/>
+                      <w:b w:val="false"/>
+                      <w:bCs w:val="false"/>
+                      <w:sz w:val="21"/>
+                      <w:szCs w:val="21"/>
+                    </w:rPr>
+                    <w:t xml:space="preserve">Challenge (optional)</w:t>
+                  </w:r>
+                </w:p>
+              </w:tc>
+              <w:tc>
+                <w:tcPr>
+                  <w:tcW w:type="dxa" w:w="2506"/>
                   <w:tcBorders>
                     <w:top w:val="single" w:color="B7C2D1" w:sz="4"/>
                     <w:left w:val="single" w:color="B7C2D1" w:sz="4"/>
@@ -3725,7 +6002,7 @@
               </w:tc>
               <w:tc>
                 <w:tcPr>
-                  <w:tcW w:type="dxa" w:w="3342"/>
+                  <w:tcW w:type="dxa" w:w="2506"/>
                   <w:tcBorders>
                     <w:top w:val="single" w:color="B7C2D1" w:sz="4"/>
                     <w:left w:val="single" w:color="B7C2D1" w:sz="4"/>
@@ -3772,7 +6049,7 @@
                 <w:sz w:val="21"/>
                 <w:szCs w:val="21"/>
               </w:rPr>
-              <w:t xml:space="preserve">Plan the one you found hardest: inputs, what happens to them, what is printed.</w:t>
+              <w:t xml:space="preserve">Plan the one you found hardest: what is typed in, what happens to it, what is displayed.</w:t>
             </w:r>
           </w:p>
           <w:tbl>
@@ -4198,12 +6475,12 @@
                 <w:sz w:val="21"/>
                 <w:szCs w:val="21"/>
               </w:rPr>
-              <w:t xml:space="preserve">Tick each one off as its tests pass in the editor</w:t>
+              <w:t xml:space="preserve">Tick each one off as you finish it in the editor</w:t>
             </w:r>
           </w:p>
           <w:tbl>
             <w:tblPr>
-              <w:tblW w:type="dxa" w:w="10026"/>
+              <w:tblW w:type="dxa" w:w="10024"/>
               <w:tblBorders>
                 <w:top w:val="single" w:color="auto" w:sz="4"/>
                 <w:left w:val="single" w:color="auto" w:sz="4"/>
@@ -4214,9 +6491,10 @@
               </w:tblBorders>
             </w:tblPr>
             <w:tblGrid>
-              <w:gridCol w:w="3342"/>
-              <w:gridCol w:w="3342"/>
-              <w:gridCol w:w="3342"/>
+              <w:gridCol w:w="2506"/>
+              <w:gridCol w:w="2506"/>
+              <w:gridCol w:w="2506"/>
+              <w:gridCol w:w="2506"/>
             </w:tblGrid>
             <w:tr>
               <w:trPr>
@@ -4225,7 +6503,7 @@
               </w:trPr>
               <w:tc>
                 <w:tcPr>
-                  <w:tcW w:type="dxa" w:w="3342"/>
+                  <w:tcW w:type="dxa" w:w="2506"/>
                   <w:tcBorders>
                     <w:top w:val="single" w:color="B7C2D1" w:sz="4"/>
                     <w:left w:val="single" w:color="B7C2D1" w:sz="4"/>
@@ -4253,13 +6531,13 @@
                       <w:sz w:val="20"/>
                       <w:szCs w:val="20"/>
                     </w:rPr>
-                    <w:t xml:space="preserve">Program</w:t>
-                  </w:r>
-                </w:p>
-              </w:tc>
-              <w:tc>
-                <w:tcPr>
-                  <w:tcW w:type="dxa" w:w="3342"/>
+                    <w:t xml:space="preserve">Activity</w:t>
+                  </w:r>
+                </w:p>
+              </w:tc>
+              <w:tc>
+                <w:tcPr>
+                  <w:tcW w:type="dxa" w:w="2506"/>
                   <w:tcBorders>
                     <w:top w:val="single" w:color="B7C2D1" w:sz="4"/>
                     <w:left w:val="single" w:color="B7C2D1" w:sz="4"/>
@@ -4287,13 +6565,47 @@
                       <w:sz w:val="20"/>
                       <w:szCs w:val="20"/>
                     </w:rPr>
+                    <w:t xml:space="preserve">What to do</w:t>
+                  </w:r>
+                </w:p>
+              </w:tc>
+              <w:tc>
+                <w:tcPr>
+                  <w:tcW w:type="dxa" w:w="2506"/>
+                  <w:tcBorders>
+                    <w:top w:val="single" w:color="B7C2D1" w:sz="4"/>
+                    <w:left w:val="single" w:color="B7C2D1" w:sz="4"/>
+                    <w:bottom w:val="single" w:color="B7C2D1" w:sz="4"/>
+                    <w:right w:val="single" w:color="B7C2D1" w:sz="4"/>
+                  </w:tcBorders>
+                  <w:shd w:fill="E6ECF5" w:color="auto" w:val="clear"/>
+                  <w:tcMar>
+                    <w:top w:type="dxa" w:w="80"/>
+                    <w:left w:type="dxa" w:w="120"/>
+                    <w:bottom w:type="dxa" w:w="80"/>
+                    <w:right w:type="dxa" w:w="120"/>
+                  </w:tcMar>
+                  <w:vAlign w:val="center"/>
+                </w:tcPr>
+                <w:p>
+                  <w:pPr>
+                    <w:spacing w:after="0" w:before="0"/>
+                  </w:pPr>
+                  <w:r>
+                    <w:rPr>
+                      <w:rFonts w:ascii="Arial" w:cs="Arial" w:eastAsia="Arial" w:hAnsi="Arial"/>
+                      <w:b/>
+                      <w:bCs/>
+                      <w:sz w:val="20"/>
+                      <w:szCs w:val="20"/>
+                    </w:rPr>
                     <w:t xml:space="preserve">Marks</w:t>
                   </w:r>
                 </w:p>
               </w:tc>
               <w:tc>
                 <w:tcPr>
-                  <w:tcW w:type="dxa" w:w="3342"/>
+                  <w:tcW w:type="dxa" w:w="2506"/>
                   <w:tcBorders>
                     <w:top w:val="single" w:color="B7C2D1" w:sz="4"/>
                     <w:left w:val="single" w:color="B7C2D1" w:sz="4"/>
@@ -4333,73 +6645,107 @@
               </w:trPr>
               <w:tc>
                 <w:tcPr>
-                  <w:tcW w:type="dxa" w:w="3342"/>
-                  <w:tcBorders>
-                    <w:top w:val="single" w:color="B7C2D1" w:sz="4"/>
-                    <w:left w:val="single" w:color="B7C2D1" w:sz="4"/>
-                    <w:bottom w:val="single" w:color="B7C2D1" w:sz="4"/>
-                    <w:right w:val="single" w:color="B7C2D1" w:sz="4"/>
-                  </w:tcBorders>
-                  <w:shd w:fill="FFFFFF" w:color="auto" w:val="clear"/>
-                  <w:tcMar>
-                    <w:top w:type="dxa" w:w="80"/>
-                    <w:left w:type="dxa" w:w="120"/>
-                    <w:bottom w:type="dxa" w:w="80"/>
-                    <w:right w:type="dxa" w:w="120"/>
-                  </w:tcMar>
-                  <w:vAlign w:val="center"/>
-                </w:tcPr>
-                <w:p>
-                  <w:pPr>
-                    <w:spacing w:after="0" w:before="0"/>
-                  </w:pPr>
-                  <w:r>
-                    <w:rPr>
-                      <w:rFonts w:ascii="Arial" w:cs="Arial" w:eastAsia="Arial" w:hAnsi="Arial"/>
-                      <w:sz w:val="21"/>
-                      <w:szCs w:val="21"/>
-                    </w:rPr>
-                    <w:t xml:space="preserve">Ask the user for a line of text. Then ask for a word to look for. Display found when the word appears anywhere in the text. Display missing when it does not.</w:t>
-                  </w:r>
-                </w:p>
-              </w:tc>
-              <w:tc>
-                <w:tcPr>
-                  <w:tcW w:type="dxa" w:w="3342"/>
-                  <w:tcBorders>
-                    <w:top w:val="single" w:color="B7C2D1" w:sz="4"/>
-                    <w:left w:val="single" w:color="B7C2D1" w:sz="4"/>
-                    <w:bottom w:val="single" w:color="B7C2D1" w:sz="4"/>
-                    <w:right w:val="single" w:color="B7C2D1" w:sz="4"/>
-                  </w:tcBorders>
-                  <w:shd w:fill="FFFFFF" w:color="auto" w:val="clear"/>
-                  <w:tcMar>
-                    <w:top w:type="dxa" w:w="80"/>
-                    <w:left w:type="dxa" w:w="120"/>
-                    <w:bottom w:type="dxa" w:w="80"/>
-                    <w:right w:type="dxa" w:w="120"/>
-                  </w:tcMar>
-                  <w:vAlign w:val="center"/>
-                </w:tcPr>
-                <w:p>
-                  <w:pPr>
-                    <w:spacing w:after="0" w:before="0"/>
-                  </w:pPr>
-                  <w:r>
-                    <w:rPr>
-                      <w:rFonts w:ascii="Arial" w:cs="Arial" w:eastAsia="Arial" w:hAnsi="Arial"/>
-                      <w:b w:val="false"/>
-                      <w:bCs w:val="false"/>
-                      <w:sz w:val="21"/>
-                      <w:szCs w:val="21"/>
-                    </w:rPr>
-                    <w:t xml:space="preserve">2</w:t>
-                  </w:r>
-                </w:p>
-              </w:tc>
-              <w:tc>
-                <w:tcPr>
-                  <w:tcW w:type="dxa" w:w="3342"/>
+                  <w:tcW w:type="dxa" w:w="2506"/>
+                  <w:tcBorders>
+                    <w:top w:val="single" w:color="B7C2D1" w:sz="4"/>
+                    <w:left w:val="single" w:color="B7C2D1" w:sz="4"/>
+                    <w:bottom w:val="single" w:color="B7C2D1" w:sz="4"/>
+                    <w:right w:val="single" w:color="B7C2D1" w:sz="4"/>
+                  </w:tcBorders>
+                  <w:shd w:fill="FFFFFF" w:color="auto" w:val="clear"/>
+                  <w:tcMar>
+                    <w:top w:type="dxa" w:w="80"/>
+                    <w:left w:type="dxa" w:w="120"/>
+                    <w:bottom w:type="dxa" w:w="80"/>
+                    <w:right w:type="dxa" w:w="120"/>
+                  </w:tcMar>
+                  <w:vAlign w:val="center"/>
+                </w:tcPr>
+                <w:p>
+                  <w:pPr>
+                    <w:spacing w:after="0" w:before="0"/>
+                  </w:pPr>
+                  <w:r>
+                    <w:rPr>
+                      <w:rFonts w:ascii="Arial" w:cs="Arial" w:eastAsia="Arial" w:hAnsi="Arial"/>
+                      <w:sz w:val="21"/>
+                      <w:szCs w:val="21"/>
+                    </w:rPr>
+                    <w:t xml:space="preserve">Press Run. The program asks two questions about one line of text.</w:t>
+                  </w:r>
+                </w:p>
+              </w:tc>
+              <w:tc>
+                <w:tcPr>
+                  <w:tcW w:type="dxa" w:w="2506"/>
+                  <w:tcBorders>
+                    <w:top w:val="single" w:color="B7C2D1" w:sz="4"/>
+                    <w:left w:val="single" w:color="B7C2D1" w:sz="4"/>
+                    <w:bottom w:val="single" w:color="B7C2D1" w:sz="4"/>
+                    <w:right w:val="single" w:color="B7C2D1" w:sz="4"/>
+                  </w:tcBorders>
+                  <w:shd w:fill="FFFFFF" w:color="auto" w:val="clear"/>
+                  <w:tcMar>
+                    <w:top w:type="dxa" w:w="80"/>
+                    <w:left w:type="dxa" w:w="120"/>
+                    <w:bottom w:type="dxa" w:w="80"/>
+                    <w:right w:type="dxa" w:w="120"/>
+                  </w:tcMar>
+                  <w:vAlign w:val="center"/>
+                </w:tcPr>
+                <w:p>
+                  <w:pPr>
+                    <w:spacing w:after="0" w:before="0"/>
+                  </w:pPr>
+                  <w:r>
+                    <w:rPr>
+                      <w:rFonts w:ascii="Arial" w:cs="Arial" w:eastAsia="Arial" w:hAnsi="Arial"/>
+                      <w:b w:val="false"/>
+                      <w:bCs w:val="false"/>
+                      <w:sz w:val="21"/>
+                      <w:szCs w:val="21"/>
+                    </w:rPr>
+                    <w:t xml:space="preserve">Run it</w:t>
+                  </w:r>
+                </w:p>
+              </w:tc>
+              <w:tc>
+                <w:tcPr>
+                  <w:tcW w:type="dxa" w:w="2506"/>
+                  <w:tcBorders>
+                    <w:top w:val="single" w:color="B7C2D1" w:sz="4"/>
+                    <w:left w:val="single" w:color="B7C2D1" w:sz="4"/>
+                    <w:bottom w:val="single" w:color="B7C2D1" w:sz="4"/>
+                    <w:right w:val="single" w:color="B7C2D1" w:sz="4"/>
+                  </w:tcBorders>
+                  <w:shd w:fill="FFFFFF" w:color="auto" w:val="clear"/>
+                  <w:tcMar>
+                    <w:top w:type="dxa" w:w="80"/>
+                    <w:left w:type="dxa" w:w="120"/>
+                    <w:bottom w:type="dxa" w:w="80"/>
+                    <w:right w:type="dxa" w:w="120"/>
+                  </w:tcMar>
+                  <w:vAlign w:val="center"/>
+                </w:tcPr>
+                <w:p>
+                  <w:pPr>
+                    <w:spacing w:after="0" w:before="0"/>
+                  </w:pPr>
+                  <w:r>
+                    <w:rPr>
+                      <w:rFonts w:ascii="Arial" w:cs="Arial" w:eastAsia="Arial" w:hAnsi="Arial"/>
+                      <w:b w:val="false"/>
+                      <w:bCs w:val="false"/>
+                      <w:sz w:val="21"/>
+                      <w:szCs w:val="21"/>
+                    </w:rPr>
+                    <w:t xml:space="preserve">1</w:t>
+                  </w:r>
+                </w:p>
+              </w:tc>
+              <w:tc>
+                <w:tcPr>
+                  <w:tcW w:type="dxa" w:w="2506"/>
                   <w:tcBorders>
                     <w:top w:val="single" w:color="B7C2D1" w:sz="4"/>
                     <w:left w:val="single" w:color="B7C2D1" w:sz="4"/>
@@ -4439,73 +6785,107 @@
               </w:trPr>
               <w:tc>
                 <w:tcPr>
-                  <w:tcW w:type="dxa" w:w="3342"/>
-                  <w:tcBorders>
-                    <w:top w:val="single" w:color="B7C2D1" w:sz="4"/>
-                    <w:left w:val="single" w:color="B7C2D1" w:sz="4"/>
-                    <w:bottom w:val="single" w:color="B7C2D1" w:sz="4"/>
-                    <w:right w:val="single" w:color="B7C2D1" w:sz="4"/>
-                  </w:tcBorders>
-                  <w:shd w:fill="FFFFFF" w:color="auto" w:val="clear"/>
-                  <w:tcMar>
-                    <w:top w:type="dxa" w:w="80"/>
-                    <w:left w:type="dxa" w:w="120"/>
-                    <w:bottom w:type="dxa" w:w="80"/>
-                    <w:right w:type="dxa" w:w="120"/>
-                  </w:tcMar>
-                  <w:vAlign w:val="center"/>
-                </w:tcPr>
-                <w:p>
-                  <w:pPr>
-                    <w:spacing w:after="0" w:before="0"/>
-                  </w:pPr>
-                  <w:r>
-                    <w:rPr>
-                      <w:rFonts w:ascii="Arial" w:cs="Arial" w:eastAsia="Arial" w:hAnsi="Arial"/>
-                      <w:sz w:val="21"/>
-                      <w:szCs w:val="21"/>
-                    </w:rPr>
-                    <w:t xml:space="preserve">Ask the user for a line of text. Then ask for a word to look for. Display [the position where the word starts], counting from 0. Display not found instead when the word is not there.</w:t>
-                  </w:r>
-                </w:p>
-              </w:tc>
-              <w:tc>
-                <w:tcPr>
-                  <w:tcW w:type="dxa" w:w="3342"/>
-                  <w:tcBorders>
-                    <w:top w:val="single" w:color="B7C2D1" w:sz="4"/>
-                    <w:left w:val="single" w:color="B7C2D1" w:sz="4"/>
-                    <w:bottom w:val="single" w:color="B7C2D1" w:sz="4"/>
-                    <w:right w:val="single" w:color="B7C2D1" w:sz="4"/>
-                  </w:tcBorders>
-                  <w:shd w:fill="FFFFFF" w:color="auto" w:val="clear"/>
-                  <w:tcMar>
-                    <w:top w:type="dxa" w:w="80"/>
-                    <w:left w:type="dxa" w:w="120"/>
-                    <w:bottom w:type="dxa" w:w="80"/>
-                    <w:right w:type="dxa" w:w="120"/>
-                  </w:tcMar>
-                  <w:vAlign w:val="center"/>
-                </w:tcPr>
-                <w:p>
-                  <w:pPr>
-                    <w:spacing w:after="0" w:before="0"/>
-                  </w:pPr>
-                  <w:r>
-                    <w:rPr>
-                      <w:rFonts w:ascii="Arial" w:cs="Arial" w:eastAsia="Arial" w:hAnsi="Arial"/>
-                      <w:b w:val="false"/>
-                      <w:bCs w:val="false"/>
-                      <w:sz w:val="21"/>
-                      <w:szCs w:val="21"/>
-                    </w:rPr>
-                    <w:t xml:space="preserve">3</w:t>
-                  </w:r>
-                </w:p>
-              </w:tc>
-              <w:tc>
-                <w:tcPr>
-                  <w:tcW w:type="dxa" w:w="3342"/>
+                  <w:tcW w:type="dxa" w:w="2506"/>
+                  <w:tcBorders>
+                    <w:top w:val="single" w:color="B7C2D1" w:sz="4"/>
+                    <w:left w:val="single" w:color="B7C2D1" w:sz="4"/>
+                    <w:bottom w:val="single" w:color="B7C2D1" w:sz="4"/>
+                    <w:right w:val="single" w:color="B7C2D1" w:sz="4"/>
+                  </w:tcBorders>
+                  <w:shd w:fill="FFFFFF" w:color="auto" w:val="clear"/>
+                  <w:tcMar>
+                    <w:top w:type="dxa" w:w="80"/>
+                    <w:left w:type="dxa" w:w="120"/>
+                    <w:bottom w:type="dxa" w:w="80"/>
+                    <w:right w:type="dxa" w:w="120"/>
+                  </w:tcMar>
+                  <w:vAlign w:val="center"/>
+                </w:tcPr>
+                <w:p>
+                  <w:pPr>
+                    <w:spacing w:after="0" w:before="0"/>
+                  </w:pPr>
+                  <w:r>
+                    <w:rPr>
+                      <w:rFonts w:ascii="Arial" w:cs="Arial" w:eastAsia="Arial" w:hAnsi="Arial"/>
+                      <w:sz w:val="21"/>
+                      <w:szCs w:val="21"/>
+                    </w:rPr>
+                    <w:t xml:space="preserve">What will this program display?</w:t>
+                  </w:r>
+                </w:p>
+              </w:tc>
+              <w:tc>
+                <w:tcPr>
+                  <w:tcW w:type="dxa" w:w="2506"/>
+                  <w:tcBorders>
+                    <w:top w:val="single" w:color="B7C2D1" w:sz="4"/>
+                    <w:left w:val="single" w:color="B7C2D1" w:sz="4"/>
+                    <w:bottom w:val="single" w:color="B7C2D1" w:sz="4"/>
+                    <w:right w:val="single" w:color="B7C2D1" w:sz="4"/>
+                  </w:tcBorders>
+                  <w:shd w:fill="FFFFFF" w:color="auto" w:val="clear"/>
+                  <w:tcMar>
+                    <w:top w:type="dxa" w:w="80"/>
+                    <w:left w:type="dxa" w:w="120"/>
+                    <w:bottom w:type="dxa" w:w="80"/>
+                    <w:right w:type="dxa" w:w="120"/>
+                  </w:tcMar>
+                  <w:vAlign w:val="center"/>
+                </w:tcPr>
+                <w:p>
+                  <w:pPr>
+                    <w:spacing w:after="0" w:before="0"/>
+                  </w:pPr>
+                  <w:r>
+                    <w:rPr>
+                      <w:rFonts w:ascii="Arial" w:cs="Arial" w:eastAsia="Arial" w:hAnsi="Arial"/>
+                      <w:b w:val="false"/>
+                      <w:bCs w:val="false"/>
+                      <w:sz w:val="21"/>
+                      <w:szCs w:val="21"/>
+                    </w:rPr>
+                    <w:t xml:space="preserve">Predict</w:t>
+                  </w:r>
+                </w:p>
+              </w:tc>
+              <w:tc>
+                <w:tcPr>
+                  <w:tcW w:type="dxa" w:w="2506"/>
+                  <w:tcBorders>
+                    <w:top w:val="single" w:color="B7C2D1" w:sz="4"/>
+                    <w:left w:val="single" w:color="B7C2D1" w:sz="4"/>
+                    <w:bottom w:val="single" w:color="B7C2D1" w:sz="4"/>
+                    <w:right w:val="single" w:color="B7C2D1" w:sz="4"/>
+                  </w:tcBorders>
+                  <w:shd w:fill="FFFFFF" w:color="auto" w:val="clear"/>
+                  <w:tcMar>
+                    <w:top w:type="dxa" w:w="80"/>
+                    <w:left w:type="dxa" w:w="120"/>
+                    <w:bottom w:type="dxa" w:w="80"/>
+                    <w:right w:type="dxa" w:w="120"/>
+                  </w:tcMar>
+                  <w:vAlign w:val="center"/>
+                </w:tcPr>
+                <w:p>
+                  <w:pPr>
+                    <w:spacing w:after="0" w:before="0"/>
+                  </w:pPr>
+                  <w:r>
+                    <w:rPr>
+                      <w:rFonts w:ascii="Arial" w:cs="Arial" w:eastAsia="Arial" w:hAnsi="Arial"/>
+                      <w:b w:val="false"/>
+                      <w:bCs w:val="false"/>
+                      <w:sz w:val="21"/>
+                      <w:szCs w:val="21"/>
+                    </w:rPr>
+                    <w:t xml:space="preserve">1</w:t>
+                  </w:r>
+                </w:p>
+              </w:tc>
+              <w:tc>
+                <w:tcPr>
+                  <w:tcW w:type="dxa" w:w="2506"/>
                   <w:tcBorders>
                     <w:top w:val="single" w:color="B7C2D1" w:sz="4"/>
                     <w:left w:val="single" w:color="B7C2D1" w:sz="4"/>
@@ -4545,73 +6925,667 @@
               </w:trPr>
               <w:tc>
                 <w:tcPr>
-                  <w:tcW w:type="dxa" w:w="3342"/>
-                  <w:tcBorders>
-                    <w:top w:val="single" w:color="B7C2D1" w:sz="4"/>
-                    <w:left w:val="single" w:color="B7C2D1" w:sz="4"/>
-                    <w:bottom w:val="single" w:color="B7C2D1" w:sz="4"/>
-                    <w:right w:val="single" w:color="B7C2D1" w:sz="4"/>
-                  </w:tcBorders>
-                  <w:shd w:fill="FFFFFF" w:color="auto" w:val="clear"/>
-                  <w:tcMar>
-                    <w:top w:type="dxa" w:w="80"/>
-                    <w:left w:type="dxa" w:w="120"/>
-                    <w:bottom w:type="dxa" w:w="80"/>
-                    <w:right w:type="dxa" w:w="120"/>
-                  </w:tcMar>
-                  <w:vAlign w:val="center"/>
-                </w:tcPr>
-                <w:p>
-                  <w:pPr>
-                    <w:spacing w:after="0" w:before="0"/>
-                  </w:pPr>
-                  <w:r>
-                    <w:rPr>
-                      <w:rFonts w:ascii="Arial" w:cs="Arial" w:eastAsia="Arial" w:hAnsi="Arial"/>
-                      <w:sz w:val="21"/>
-                      <w:szCs w:val="21"/>
-                    </w:rPr>
-                    <w:t xml:space="preserve">Ask the user for a line of text. Then ask for a word to look for. Display at the start when the text begins with the word. Display inside when the word appears but not at the start. Display missing when it is not there at all.</w:t>
-                  </w:r>
-                </w:p>
-              </w:tc>
-              <w:tc>
-                <w:tcPr>
-                  <w:tcW w:type="dxa" w:w="3342"/>
-                  <w:tcBorders>
-                    <w:top w:val="single" w:color="B7C2D1" w:sz="4"/>
-                    <w:left w:val="single" w:color="B7C2D1" w:sz="4"/>
-                    <w:bottom w:val="single" w:color="B7C2D1" w:sz="4"/>
-                    <w:right w:val="single" w:color="B7C2D1" w:sz="4"/>
-                  </w:tcBorders>
-                  <w:shd w:fill="FFFFFF" w:color="auto" w:val="clear"/>
-                  <w:tcMar>
-                    <w:top w:type="dxa" w:w="80"/>
-                    <w:left w:type="dxa" w:w="120"/>
-                    <w:bottom w:type="dxa" w:w="80"/>
-                    <w:right w:type="dxa" w:w="120"/>
-                  </w:tcMar>
-                  <w:vAlign w:val="center"/>
-                </w:tcPr>
-                <w:p>
-                  <w:pPr>
-                    <w:spacing w:after="0" w:before="0"/>
-                  </w:pPr>
-                  <w:r>
-                    <w:rPr>
-                      <w:rFonts w:ascii="Arial" w:cs="Arial" w:eastAsia="Arial" w:hAnsi="Arial"/>
-                      <w:b w:val="false"/>
-                      <w:bCs w:val="false"/>
-                      <w:sz w:val="21"/>
-                      <w:szCs w:val="21"/>
-                    </w:rPr>
-                    <w:t xml:space="preserve">4</w:t>
-                  </w:r>
-                </w:p>
-              </w:tc>
-              <w:tc>
-                <w:tcPr>
-                  <w:tcW w:type="dxa" w:w="3342"/>
+                  <w:tcW w:type="dxa" w:w="2506"/>
+                  <w:tcBorders>
+                    <w:top w:val="single" w:color="B7C2D1" w:sz="4"/>
+                    <w:left w:val="single" w:color="B7C2D1" w:sz="4"/>
+                    <w:bottom w:val="single" w:color="B7C2D1" w:sz="4"/>
+                    <w:right w:val="single" w:color="B7C2D1" w:sz="4"/>
+                  </w:tcBorders>
+                  <w:shd w:fill="FFFFFF" w:color="auto" w:val="clear"/>
+                  <w:tcMar>
+                    <w:top w:type="dxa" w:w="80"/>
+                    <w:left w:type="dxa" w:w="120"/>
+                    <w:bottom w:type="dxa" w:w="80"/>
+                    <w:right w:type="dxa" w:w="120"/>
+                  </w:tcMar>
+                  <w:vAlign w:val="center"/>
+                </w:tcPr>
+                <w:p>
+                  <w:pPr>
+                    <w:spacing w:after="0" w:before="0"/>
+                  </w:pPr>
+                  <w:r>
+                    <w:rPr>
+                      <w:rFonts w:ascii="Arial" w:cs="Arial" w:eastAsia="Arial" w:hAnsi="Arial"/>
+                      <w:sz w:val="21"/>
+                      <w:szCs w:val="21"/>
+                    </w:rPr>
+                    <w:t xml:space="preserve">Change the program so it displays the position where the word kettle starts.</w:t>
+                  </w:r>
+                </w:p>
+              </w:tc>
+              <w:tc>
+                <w:tcPr>
+                  <w:tcW w:type="dxa" w:w="2506"/>
+                  <w:tcBorders>
+                    <w:top w:val="single" w:color="B7C2D1" w:sz="4"/>
+                    <w:left w:val="single" w:color="B7C2D1" w:sz="4"/>
+                    <w:bottom w:val="single" w:color="B7C2D1" w:sz="4"/>
+                    <w:right w:val="single" w:color="B7C2D1" w:sz="4"/>
+                  </w:tcBorders>
+                  <w:shd w:fill="FFFFFF" w:color="auto" w:val="clear"/>
+                  <w:tcMar>
+                    <w:top w:type="dxa" w:w="80"/>
+                    <w:left w:type="dxa" w:w="120"/>
+                    <w:bottom w:type="dxa" w:w="80"/>
+                    <w:right w:type="dxa" w:w="120"/>
+                  </w:tcMar>
+                  <w:vAlign w:val="center"/>
+                </w:tcPr>
+                <w:p>
+                  <w:pPr>
+                    <w:spacing w:after="0" w:before="0"/>
+                  </w:pPr>
+                  <w:r>
+                    <w:rPr>
+                      <w:rFonts w:ascii="Arial" w:cs="Arial" w:eastAsia="Arial" w:hAnsi="Arial"/>
+                      <w:b w:val="false"/>
+                      <w:bCs w:val="false"/>
+                      <w:sz w:val="21"/>
+                      <w:szCs w:val="21"/>
+                    </w:rPr>
+                    <w:t xml:space="preserve">Change it</w:t>
+                  </w:r>
+                </w:p>
+              </w:tc>
+              <w:tc>
+                <w:tcPr>
+                  <w:tcW w:type="dxa" w:w="2506"/>
+                  <w:tcBorders>
+                    <w:top w:val="single" w:color="B7C2D1" w:sz="4"/>
+                    <w:left w:val="single" w:color="B7C2D1" w:sz="4"/>
+                    <w:bottom w:val="single" w:color="B7C2D1" w:sz="4"/>
+                    <w:right w:val="single" w:color="B7C2D1" w:sz="4"/>
+                  </w:tcBorders>
+                  <w:shd w:fill="FFFFFF" w:color="auto" w:val="clear"/>
+                  <w:tcMar>
+                    <w:top w:type="dxa" w:w="80"/>
+                    <w:left w:type="dxa" w:w="120"/>
+                    <w:bottom w:type="dxa" w:w="80"/>
+                    <w:right w:type="dxa" w:w="120"/>
+                  </w:tcMar>
+                  <w:vAlign w:val="center"/>
+                </w:tcPr>
+                <w:p>
+                  <w:pPr>
+                    <w:spacing w:after="0" w:before="0"/>
+                  </w:pPr>
+                  <w:r>
+                    <w:rPr>
+                      <w:rFonts w:ascii="Arial" w:cs="Arial" w:eastAsia="Arial" w:hAnsi="Arial"/>
+                      <w:b w:val="false"/>
+                      <w:bCs w:val="false"/>
+                      <w:sz w:val="21"/>
+                      <w:szCs w:val="21"/>
+                    </w:rPr>
+                    <w:t xml:space="preserve">1</w:t>
+                  </w:r>
+                </w:p>
+              </w:tc>
+              <w:tc>
+                <w:tcPr>
+                  <w:tcW w:type="dxa" w:w="2506"/>
+                  <w:tcBorders>
+                    <w:top w:val="single" w:color="B7C2D1" w:sz="4"/>
+                    <w:left w:val="single" w:color="B7C2D1" w:sz="4"/>
+                    <w:bottom w:val="single" w:color="B7C2D1" w:sz="4"/>
+                    <w:right w:val="single" w:color="B7C2D1" w:sz="4"/>
+                  </w:tcBorders>
+                  <w:shd w:fill="FFFFFF" w:color="auto" w:val="clear"/>
+                  <w:tcMar>
+                    <w:top w:type="dxa" w:w="80"/>
+                    <w:left w:type="dxa" w:w="120"/>
+                    <w:bottom w:type="dxa" w:w="80"/>
+                    <w:right w:type="dxa" w:w="120"/>
+                  </w:tcMar>
+                  <w:vAlign w:val="center"/>
+                </w:tcPr>
+                <w:p>
+                  <w:pPr>
+                    <w:spacing w:after="0" w:before="0"/>
+                  </w:pPr>
+                  <w:r>
+                    <w:rPr>
+                      <w:rFonts w:ascii="Arial" w:cs="Arial" w:eastAsia="Arial" w:hAnsi="Arial"/>
+                      <w:b w:val="false"/>
+                      <w:bCs w:val="false"/>
+                      <w:sz w:val="21"/>
+                      <w:szCs w:val="21"/>
+                    </w:rPr>
+                    <w:t xml:space="preserve"/>
+                  </w:r>
+                </w:p>
+              </w:tc>
+            </w:tr>
+            <w:tr>
+              <w:trPr>
+                <w:cantSplit/>
+                <w:trHeight w:val="360" w:hRule="atLeast"/>
+              </w:trPr>
+              <w:tc>
+                <w:tcPr>
+                  <w:tcW w:type="dxa" w:w="2506"/>
+                  <w:tcBorders>
+                    <w:top w:val="single" w:color="B7C2D1" w:sz="4"/>
+                    <w:left w:val="single" w:color="B7C2D1" w:sz="4"/>
+                    <w:bottom w:val="single" w:color="B7C2D1" w:sz="4"/>
+                    <w:right w:val="single" w:color="B7C2D1" w:sz="4"/>
+                  </w:tcBorders>
+                  <w:shd w:fill="FFFFFF" w:color="auto" w:val="clear"/>
+                  <w:tcMar>
+                    <w:top w:type="dxa" w:w="80"/>
+                    <w:left w:type="dxa" w:w="120"/>
+                    <w:bottom w:type="dxa" w:w="80"/>
+                    <w:right w:type="dxa" w:w="120"/>
+                  </w:tcMar>
+                  <w:vAlign w:val="center"/>
+                </w:tcPr>
+                <w:p>
+                  <w:pPr>
+                    <w:spacing w:after="0" w:before="0"/>
+                  </w:pPr>
+                  <w:r>
+                    <w:rPr>
+                      <w:rFonts w:ascii="Arial" w:cs="Arial" w:eastAsia="Arial" w:hAnsi="Arial"/>
+                      <w:sz w:val="21"/>
+                      <w:szCs w:val="21"/>
+                    </w:rPr>
+                    <w:t xml:space="preserve">Finish the program so it displays found when the word appears in the text.</w:t>
+                  </w:r>
+                </w:p>
+              </w:tc>
+              <w:tc>
+                <w:tcPr>
+                  <w:tcW w:type="dxa" w:w="2506"/>
+                  <w:tcBorders>
+                    <w:top w:val="single" w:color="B7C2D1" w:sz="4"/>
+                    <w:left w:val="single" w:color="B7C2D1" w:sz="4"/>
+                    <w:bottom w:val="single" w:color="B7C2D1" w:sz="4"/>
+                    <w:right w:val="single" w:color="B7C2D1" w:sz="4"/>
+                  </w:tcBorders>
+                  <w:shd w:fill="FFFFFF" w:color="auto" w:val="clear"/>
+                  <w:tcMar>
+                    <w:top w:type="dxa" w:w="80"/>
+                    <w:left w:type="dxa" w:w="120"/>
+                    <w:bottom w:type="dxa" w:w="80"/>
+                    <w:right w:type="dxa" w:w="120"/>
+                  </w:tcMar>
+                  <w:vAlign w:val="center"/>
+                </w:tcPr>
+                <w:p>
+                  <w:pPr>
+                    <w:spacing w:after="0" w:before="0"/>
+                  </w:pPr>
+                  <w:r>
+                    <w:rPr>
+                      <w:rFonts w:ascii="Arial" w:cs="Arial" w:eastAsia="Arial" w:hAnsi="Arial"/>
+                      <w:b w:val="false"/>
+                      <w:bCs w:val="false"/>
+                      <w:sz w:val="21"/>
+                      <w:szCs w:val="21"/>
+                    </w:rPr>
+                    <w:t xml:space="preserve">Complete it</w:t>
+                  </w:r>
+                </w:p>
+              </w:tc>
+              <w:tc>
+                <w:tcPr>
+                  <w:tcW w:type="dxa" w:w="2506"/>
+                  <w:tcBorders>
+                    <w:top w:val="single" w:color="B7C2D1" w:sz="4"/>
+                    <w:left w:val="single" w:color="B7C2D1" w:sz="4"/>
+                    <w:bottom w:val="single" w:color="B7C2D1" w:sz="4"/>
+                    <w:right w:val="single" w:color="B7C2D1" w:sz="4"/>
+                  </w:tcBorders>
+                  <w:shd w:fill="FFFFFF" w:color="auto" w:val="clear"/>
+                  <w:tcMar>
+                    <w:top w:type="dxa" w:w="80"/>
+                    <w:left w:type="dxa" w:w="120"/>
+                    <w:bottom w:type="dxa" w:w="80"/>
+                    <w:right w:type="dxa" w:w="120"/>
+                  </w:tcMar>
+                  <w:vAlign w:val="center"/>
+                </w:tcPr>
+                <w:p>
+                  <w:pPr>
+                    <w:spacing w:after="0" w:before="0"/>
+                  </w:pPr>
+                  <w:r>
+                    <w:rPr>
+                      <w:rFonts w:ascii="Arial" w:cs="Arial" w:eastAsia="Arial" w:hAnsi="Arial"/>
+                      <w:b w:val="false"/>
+                      <w:bCs w:val="false"/>
+                      <w:sz w:val="21"/>
+                      <w:szCs w:val="21"/>
+                    </w:rPr>
+                    <w:t xml:space="preserve">2</w:t>
+                  </w:r>
+                </w:p>
+              </w:tc>
+              <w:tc>
+                <w:tcPr>
+                  <w:tcW w:type="dxa" w:w="2506"/>
+                  <w:tcBorders>
+                    <w:top w:val="single" w:color="B7C2D1" w:sz="4"/>
+                    <w:left w:val="single" w:color="B7C2D1" w:sz="4"/>
+                    <w:bottom w:val="single" w:color="B7C2D1" w:sz="4"/>
+                    <w:right w:val="single" w:color="B7C2D1" w:sz="4"/>
+                  </w:tcBorders>
+                  <w:shd w:fill="FFFFFF" w:color="auto" w:val="clear"/>
+                  <w:tcMar>
+                    <w:top w:type="dxa" w:w="80"/>
+                    <w:left w:type="dxa" w:w="120"/>
+                    <w:bottom w:type="dxa" w:w="80"/>
+                    <w:right w:type="dxa" w:w="120"/>
+                  </w:tcMar>
+                  <w:vAlign w:val="center"/>
+                </w:tcPr>
+                <w:p>
+                  <w:pPr>
+                    <w:spacing w:after="0" w:before="0"/>
+                  </w:pPr>
+                  <w:r>
+                    <w:rPr>
+                      <w:rFonts w:ascii="Arial" w:cs="Arial" w:eastAsia="Arial" w:hAnsi="Arial"/>
+                      <w:b w:val="false"/>
+                      <w:bCs w:val="false"/>
+                      <w:sz w:val="21"/>
+                      <w:szCs w:val="21"/>
+                    </w:rPr>
+                    <w:t xml:space="preserve"/>
+                  </w:r>
+                </w:p>
+              </w:tc>
+            </w:tr>
+            <w:tr>
+              <w:trPr>
+                <w:cantSplit/>
+                <w:trHeight w:val="360" w:hRule="atLeast"/>
+              </w:trPr>
+              <w:tc>
+                <w:tcPr>
+                  <w:tcW w:type="dxa" w:w="2506"/>
+                  <w:tcBorders>
+                    <w:top w:val="single" w:color="B7C2D1" w:sz="4"/>
+                    <w:left w:val="single" w:color="B7C2D1" w:sz="4"/>
+                    <w:bottom w:val="single" w:color="B7C2D1" w:sz="4"/>
+                    <w:right w:val="single" w:color="B7C2D1" w:sz="4"/>
+                  </w:tcBorders>
+                  <w:shd w:fill="FFFFFF" w:color="auto" w:val="clear"/>
+                  <w:tcMar>
+                    <w:top w:type="dxa" w:w="80"/>
+                    <w:left w:type="dxa" w:w="120"/>
+                    <w:bottom w:type="dxa" w:w="80"/>
+                    <w:right w:type="dxa" w:w="120"/>
+                  </w:tcMar>
+                  <w:vAlign w:val="center"/>
+                </w:tcPr>
+                <w:p>
+                  <w:pPr>
+                    <w:spacing w:after="0" w:before="0"/>
+                  </w:pPr>
+                  <w:r>
+                    <w:rPr>
+                      <w:rFonts w:ascii="Arial" w:cs="Arial" w:eastAsia="Arial" w:hAnsi="Arial"/>
+                      <w:sz w:val="21"/>
+                      <w:szCs w:val="21"/>
+                    </w:rPr>
+                    <w:t xml:space="preserve">Ask the user for a line of text. Then ask for a word to look for. Display the position where the word starts, counting from 0. Display not found instead when the word is not there.</w:t>
+                  </w:r>
+                </w:p>
+              </w:tc>
+              <w:tc>
+                <w:tcPr>
+                  <w:tcW w:type="dxa" w:w="2506"/>
+                  <w:tcBorders>
+                    <w:top w:val="single" w:color="B7C2D1" w:sz="4"/>
+                    <w:left w:val="single" w:color="B7C2D1" w:sz="4"/>
+                    <w:bottom w:val="single" w:color="B7C2D1" w:sz="4"/>
+                    <w:right w:val="single" w:color="B7C2D1" w:sz="4"/>
+                  </w:tcBorders>
+                  <w:shd w:fill="FFFFFF" w:color="auto" w:val="clear"/>
+                  <w:tcMar>
+                    <w:top w:type="dxa" w:w="80"/>
+                    <w:left w:type="dxa" w:w="120"/>
+                    <w:bottom w:type="dxa" w:w="80"/>
+                    <w:right w:type="dxa" w:w="120"/>
+                  </w:tcMar>
+                  <w:vAlign w:val="center"/>
+                </w:tcPr>
+                <w:p>
+                  <w:pPr>
+                    <w:spacing w:after="0" w:before="0"/>
+                  </w:pPr>
+                  <w:r>
+                    <w:rPr>
+                      <w:rFonts w:ascii="Arial" w:cs="Arial" w:eastAsia="Arial" w:hAnsi="Arial"/>
+                      <w:b w:val="false"/>
+                      <w:bCs w:val="false"/>
+                      <w:sz w:val="21"/>
+                      <w:szCs w:val="21"/>
+                    </w:rPr>
+                    <w:t xml:space="preserve">Write it</w:t>
+                  </w:r>
+                </w:p>
+              </w:tc>
+              <w:tc>
+                <w:tcPr>
+                  <w:tcW w:type="dxa" w:w="2506"/>
+                  <w:tcBorders>
+                    <w:top w:val="single" w:color="B7C2D1" w:sz="4"/>
+                    <w:left w:val="single" w:color="B7C2D1" w:sz="4"/>
+                    <w:bottom w:val="single" w:color="B7C2D1" w:sz="4"/>
+                    <w:right w:val="single" w:color="B7C2D1" w:sz="4"/>
+                  </w:tcBorders>
+                  <w:shd w:fill="FFFFFF" w:color="auto" w:val="clear"/>
+                  <w:tcMar>
+                    <w:top w:type="dxa" w:w="80"/>
+                    <w:left w:type="dxa" w:w="120"/>
+                    <w:bottom w:type="dxa" w:w="80"/>
+                    <w:right w:type="dxa" w:w="120"/>
+                  </w:tcMar>
+                  <w:vAlign w:val="center"/>
+                </w:tcPr>
+                <w:p>
+                  <w:pPr>
+                    <w:spacing w:after="0" w:before="0"/>
+                  </w:pPr>
+                  <w:r>
+                    <w:rPr>
+                      <w:rFonts w:ascii="Arial" w:cs="Arial" w:eastAsia="Arial" w:hAnsi="Arial"/>
+                      <w:b w:val="false"/>
+                      <w:bCs w:val="false"/>
+                      <w:sz w:val="21"/>
+                      <w:szCs w:val="21"/>
+                    </w:rPr>
+                    <w:t xml:space="preserve">3</w:t>
+                  </w:r>
+                </w:p>
+              </w:tc>
+              <w:tc>
+                <w:tcPr>
+                  <w:tcW w:type="dxa" w:w="2506"/>
+                  <w:tcBorders>
+                    <w:top w:val="single" w:color="B7C2D1" w:sz="4"/>
+                    <w:left w:val="single" w:color="B7C2D1" w:sz="4"/>
+                    <w:bottom w:val="single" w:color="B7C2D1" w:sz="4"/>
+                    <w:right w:val="single" w:color="B7C2D1" w:sz="4"/>
+                  </w:tcBorders>
+                  <w:shd w:fill="FFFFFF" w:color="auto" w:val="clear"/>
+                  <w:tcMar>
+                    <w:top w:type="dxa" w:w="80"/>
+                    <w:left w:type="dxa" w:w="120"/>
+                    <w:bottom w:type="dxa" w:w="80"/>
+                    <w:right w:type="dxa" w:w="120"/>
+                  </w:tcMar>
+                  <w:vAlign w:val="center"/>
+                </w:tcPr>
+                <w:p>
+                  <w:pPr>
+                    <w:spacing w:after="0" w:before="0"/>
+                  </w:pPr>
+                  <w:r>
+                    <w:rPr>
+                      <w:rFonts w:ascii="Arial" w:cs="Arial" w:eastAsia="Arial" w:hAnsi="Arial"/>
+                      <w:b w:val="false"/>
+                      <w:bCs w:val="false"/>
+                      <w:sz w:val="21"/>
+                      <w:szCs w:val="21"/>
+                    </w:rPr>
+                    <w:t xml:space="preserve"/>
+                  </w:r>
+                </w:p>
+              </w:tc>
+            </w:tr>
+            <w:tr>
+              <w:trPr>
+                <w:cantSplit/>
+                <w:trHeight w:val="360" w:hRule="atLeast"/>
+              </w:trPr>
+              <w:tc>
+                <w:tcPr>
+                  <w:tcW w:type="dxa" w:w="2506"/>
+                  <w:tcBorders>
+                    <w:top w:val="single" w:color="B7C2D1" w:sz="4"/>
+                    <w:left w:val="single" w:color="B7C2D1" w:sz="4"/>
+                    <w:bottom w:val="single" w:color="B7C2D1" w:sz="4"/>
+                    <w:right w:val="single" w:color="B7C2D1" w:sz="4"/>
+                  </w:tcBorders>
+                  <w:shd w:fill="FFFFFF" w:color="auto" w:val="clear"/>
+                  <w:tcMar>
+                    <w:top w:type="dxa" w:w="80"/>
+                    <w:left w:type="dxa" w:w="120"/>
+                    <w:bottom w:type="dxa" w:w="80"/>
+                    <w:right w:type="dxa" w:w="120"/>
+                  </w:tcMar>
+                  <w:vAlign w:val="center"/>
+                </w:tcPr>
+                <w:p>
+                  <w:pPr>
+                    <w:spacing w:after="0" w:before="0"/>
+                  </w:pPr>
+                  <w:r>
+                    <w:rPr>
+                      <w:rFonts w:ascii="Arial" w:cs="Arial" w:eastAsia="Arial" w:hAnsi="Arial"/>
+                      <w:sz w:val="21"/>
+                      <w:szCs w:val="21"/>
+                    </w:rPr>
+                    <w:t xml:space="preserve">This program should display the position of the word, or not found when the word is not there. Find the mistake and put it right.</w:t>
+                  </w:r>
+                </w:p>
+              </w:tc>
+              <w:tc>
+                <w:tcPr>
+                  <w:tcW w:type="dxa" w:w="2506"/>
+                  <w:tcBorders>
+                    <w:top w:val="single" w:color="B7C2D1" w:sz="4"/>
+                    <w:left w:val="single" w:color="B7C2D1" w:sz="4"/>
+                    <w:bottom w:val="single" w:color="B7C2D1" w:sz="4"/>
+                    <w:right w:val="single" w:color="B7C2D1" w:sz="4"/>
+                  </w:tcBorders>
+                  <w:shd w:fill="FFFFFF" w:color="auto" w:val="clear"/>
+                  <w:tcMar>
+                    <w:top w:type="dxa" w:w="80"/>
+                    <w:left w:type="dxa" w:w="120"/>
+                    <w:bottom w:type="dxa" w:w="80"/>
+                    <w:right w:type="dxa" w:w="120"/>
+                  </w:tcMar>
+                  <w:vAlign w:val="center"/>
+                </w:tcPr>
+                <w:p>
+                  <w:pPr>
+                    <w:spacing w:after="0" w:before="0"/>
+                  </w:pPr>
+                  <w:r>
+                    <w:rPr>
+                      <w:rFonts w:ascii="Arial" w:cs="Arial" w:eastAsia="Arial" w:hAnsi="Arial"/>
+                      <w:b w:val="false"/>
+                      <w:bCs w:val="false"/>
+                      <w:sz w:val="21"/>
+                      <w:szCs w:val="21"/>
+                    </w:rPr>
+                    <w:t xml:space="preserve">Fix it</w:t>
+                  </w:r>
+                </w:p>
+              </w:tc>
+              <w:tc>
+                <w:tcPr>
+                  <w:tcW w:type="dxa" w:w="2506"/>
+                  <w:tcBorders>
+                    <w:top w:val="single" w:color="B7C2D1" w:sz="4"/>
+                    <w:left w:val="single" w:color="B7C2D1" w:sz="4"/>
+                    <w:bottom w:val="single" w:color="B7C2D1" w:sz="4"/>
+                    <w:right w:val="single" w:color="B7C2D1" w:sz="4"/>
+                  </w:tcBorders>
+                  <w:shd w:fill="FFFFFF" w:color="auto" w:val="clear"/>
+                  <w:tcMar>
+                    <w:top w:type="dxa" w:w="80"/>
+                    <w:left w:type="dxa" w:w="120"/>
+                    <w:bottom w:type="dxa" w:w="80"/>
+                    <w:right w:type="dxa" w:w="120"/>
+                  </w:tcMar>
+                  <w:vAlign w:val="center"/>
+                </w:tcPr>
+                <w:p>
+                  <w:pPr>
+                    <w:spacing w:after="0" w:before="0"/>
+                  </w:pPr>
+                  <w:r>
+                    <w:rPr>
+                      <w:rFonts w:ascii="Arial" w:cs="Arial" w:eastAsia="Arial" w:hAnsi="Arial"/>
+                      <w:b w:val="false"/>
+                      <w:bCs w:val="false"/>
+                      <w:sz w:val="21"/>
+                      <w:szCs w:val="21"/>
+                    </w:rPr>
+                    <w:t xml:space="preserve">2</w:t>
+                  </w:r>
+                </w:p>
+              </w:tc>
+              <w:tc>
+                <w:tcPr>
+                  <w:tcW w:type="dxa" w:w="2506"/>
+                  <w:tcBorders>
+                    <w:top w:val="single" w:color="B7C2D1" w:sz="4"/>
+                    <w:left w:val="single" w:color="B7C2D1" w:sz="4"/>
+                    <w:bottom w:val="single" w:color="B7C2D1" w:sz="4"/>
+                    <w:right w:val="single" w:color="B7C2D1" w:sz="4"/>
+                  </w:tcBorders>
+                  <w:shd w:fill="FFFFFF" w:color="auto" w:val="clear"/>
+                  <w:tcMar>
+                    <w:top w:type="dxa" w:w="80"/>
+                    <w:left w:type="dxa" w:w="120"/>
+                    <w:bottom w:type="dxa" w:w="80"/>
+                    <w:right w:type="dxa" w:w="120"/>
+                  </w:tcMar>
+                  <w:vAlign w:val="center"/>
+                </w:tcPr>
+                <w:p>
+                  <w:pPr>
+                    <w:spacing w:after="0" w:before="0"/>
+                  </w:pPr>
+                  <w:r>
+                    <w:rPr>
+                      <w:rFonts w:ascii="Arial" w:cs="Arial" w:eastAsia="Arial" w:hAnsi="Arial"/>
+                      <w:b w:val="false"/>
+                      <w:bCs w:val="false"/>
+                      <w:sz w:val="21"/>
+                      <w:szCs w:val="21"/>
+                    </w:rPr>
+                    <w:t xml:space="preserve"/>
+                  </w:r>
+                </w:p>
+              </w:tc>
+            </w:tr>
+            <w:tr>
+              <w:trPr>
+                <w:cantSplit/>
+                <w:trHeight w:val="360" w:hRule="atLeast"/>
+              </w:trPr>
+              <w:tc>
+                <w:tcPr>
+                  <w:tcW w:type="dxa" w:w="2506"/>
+                  <w:tcBorders>
+                    <w:top w:val="single" w:color="B7C2D1" w:sz="4"/>
+                    <w:left w:val="single" w:color="B7C2D1" w:sz="4"/>
+                    <w:bottom w:val="single" w:color="B7C2D1" w:sz="4"/>
+                    <w:right w:val="single" w:color="B7C2D1" w:sz="4"/>
+                  </w:tcBorders>
+                  <w:shd w:fill="FFFFFF" w:color="auto" w:val="clear"/>
+                  <w:tcMar>
+                    <w:top w:type="dxa" w:w="80"/>
+                    <w:left w:type="dxa" w:w="120"/>
+                    <w:bottom w:type="dxa" w:w="80"/>
+                    <w:right w:type="dxa" w:w="120"/>
+                  </w:tcMar>
+                  <w:vAlign w:val="center"/>
+                </w:tcPr>
+                <w:p>
+                  <w:pPr>
+                    <w:spacing w:after="0" w:before="0"/>
+                  </w:pPr>
+                  <w:r>
+                    <w:rPr>
+                      <w:rFonts w:ascii="Arial" w:cs="Arial" w:eastAsia="Arial" w:hAnsi="Arial"/>
+                      <w:sz w:val="21"/>
+                      <w:szCs w:val="21"/>
+                    </w:rPr>
+                    <w:t xml:space="preserve">Ask the user for a line of text. Then ask for a word to look for. Display at the start when the text begins with the word. Display inside when the word appears later. Display missing when it is not there at all.</w:t>
+                  </w:r>
+                </w:p>
+              </w:tc>
+              <w:tc>
+                <w:tcPr>
+                  <w:tcW w:type="dxa" w:w="2506"/>
+                  <w:tcBorders>
+                    <w:top w:val="single" w:color="B7C2D1" w:sz="4"/>
+                    <w:left w:val="single" w:color="B7C2D1" w:sz="4"/>
+                    <w:bottom w:val="single" w:color="B7C2D1" w:sz="4"/>
+                    <w:right w:val="single" w:color="B7C2D1" w:sz="4"/>
+                  </w:tcBorders>
+                  <w:shd w:fill="FFFFFF" w:color="auto" w:val="clear"/>
+                  <w:tcMar>
+                    <w:top w:type="dxa" w:w="80"/>
+                    <w:left w:type="dxa" w:w="120"/>
+                    <w:bottom w:type="dxa" w:w="80"/>
+                    <w:right w:type="dxa" w:w="120"/>
+                  </w:tcMar>
+                  <w:vAlign w:val="center"/>
+                </w:tcPr>
+                <w:p>
+                  <w:pPr>
+                    <w:spacing w:after="0" w:before="0"/>
+                  </w:pPr>
+                  <w:r>
+                    <w:rPr>
+                      <w:rFonts w:ascii="Arial" w:cs="Arial" w:eastAsia="Arial" w:hAnsi="Arial"/>
+                      <w:b w:val="false"/>
+                      <w:bCs w:val="false"/>
+                      <w:sz w:val="21"/>
+                      <w:szCs w:val="21"/>
+                    </w:rPr>
+                    <w:t xml:space="preserve">Challenge (optional)</w:t>
+                  </w:r>
+                </w:p>
+              </w:tc>
+              <w:tc>
+                <w:tcPr>
+                  <w:tcW w:type="dxa" w:w="2506"/>
+                  <w:tcBorders>
+                    <w:top w:val="single" w:color="B7C2D1" w:sz="4"/>
+                    <w:left w:val="single" w:color="B7C2D1" w:sz="4"/>
+                    <w:bottom w:val="single" w:color="B7C2D1" w:sz="4"/>
+                    <w:right w:val="single" w:color="B7C2D1" w:sz="4"/>
+                  </w:tcBorders>
+                  <w:shd w:fill="FFFFFF" w:color="auto" w:val="clear"/>
+                  <w:tcMar>
+                    <w:top w:type="dxa" w:w="80"/>
+                    <w:left w:type="dxa" w:w="120"/>
+                    <w:bottom w:type="dxa" w:w="80"/>
+                    <w:right w:type="dxa" w:w="120"/>
+                  </w:tcMar>
+                  <w:vAlign w:val="center"/>
+                </w:tcPr>
+                <w:p>
+                  <w:pPr>
+                    <w:spacing w:after="0" w:before="0"/>
+                  </w:pPr>
+                  <w:r>
+                    <w:rPr>
+                      <w:rFonts w:ascii="Arial" w:cs="Arial" w:eastAsia="Arial" w:hAnsi="Arial"/>
+                      <w:b w:val="false"/>
+                      <w:bCs w:val="false"/>
+                      <w:sz w:val="21"/>
+                      <w:szCs w:val="21"/>
+                    </w:rPr>
+                    <w:t xml:space="preserve">3</w:t>
+                  </w:r>
+                </w:p>
+              </w:tc>
+              <w:tc>
+                <w:tcPr>
+                  <w:tcW w:type="dxa" w:w="2506"/>
                   <w:tcBorders>
                     <w:top w:val="single" w:color="B7C2D1" w:sz="4"/>
                     <w:left w:val="single" w:color="B7C2D1" w:sz="4"/>
@@ -4658,7 +7632,7 @@
                 <w:sz w:val="21"/>
                 <w:szCs w:val="21"/>
               </w:rPr>
-              <w:t xml:space="preserve">Plan the one you found hardest: inputs, what happens to them, what is printed.</w:t>
+              <w:t xml:space="preserve">Plan the one you found hardest: what is typed in, what happens to it, what is displayed.</w:t>
             </w:r>
           </w:p>
           <w:tbl>
@@ -5084,12 +8058,12 @@
                 <w:sz w:val="21"/>
                 <w:szCs w:val="21"/>
               </w:rPr>
-              <w:t xml:space="preserve">Tick each one off as its tests pass in the editor</w:t>
+              <w:t xml:space="preserve">Tick each one off as you finish it in the editor</w:t>
             </w:r>
           </w:p>
           <w:tbl>
             <w:tblPr>
-              <w:tblW w:type="dxa" w:w="10026"/>
+              <w:tblW w:type="dxa" w:w="10024"/>
               <w:tblBorders>
                 <w:top w:val="single" w:color="auto" w:sz="4"/>
                 <w:left w:val="single" w:color="auto" w:sz="4"/>
@@ -5100,9 +8074,10 @@
               </w:tblBorders>
             </w:tblPr>
             <w:tblGrid>
-              <w:gridCol w:w="3342"/>
-              <w:gridCol w:w="3342"/>
-              <w:gridCol w:w="3342"/>
+              <w:gridCol w:w="2506"/>
+              <w:gridCol w:w="2506"/>
+              <w:gridCol w:w="2506"/>
+              <w:gridCol w:w="2506"/>
             </w:tblGrid>
             <w:tr>
               <w:trPr>
@@ -5111,7 +8086,7 @@
               </w:trPr>
               <w:tc>
                 <w:tcPr>
-                  <w:tcW w:type="dxa" w:w="3342"/>
+                  <w:tcW w:type="dxa" w:w="2506"/>
                   <w:tcBorders>
                     <w:top w:val="single" w:color="B7C2D1" w:sz="4"/>
                     <w:left w:val="single" w:color="B7C2D1" w:sz="4"/>
@@ -5139,13 +8114,13 @@
                       <w:sz w:val="20"/>
                       <w:szCs w:val="20"/>
                     </w:rPr>
-                    <w:t xml:space="preserve">Program</w:t>
-                  </w:r>
-                </w:p>
-              </w:tc>
-              <w:tc>
-                <w:tcPr>
-                  <w:tcW w:type="dxa" w:w="3342"/>
+                    <w:t xml:space="preserve">Activity</w:t>
+                  </w:r>
+                </w:p>
+              </w:tc>
+              <w:tc>
+                <w:tcPr>
+                  <w:tcW w:type="dxa" w:w="2506"/>
                   <w:tcBorders>
                     <w:top w:val="single" w:color="B7C2D1" w:sz="4"/>
                     <w:left w:val="single" w:color="B7C2D1" w:sz="4"/>
@@ -5173,13 +8148,47 @@
                       <w:sz w:val="20"/>
                       <w:szCs w:val="20"/>
                     </w:rPr>
+                    <w:t xml:space="preserve">What to do</w:t>
+                  </w:r>
+                </w:p>
+              </w:tc>
+              <w:tc>
+                <w:tcPr>
+                  <w:tcW w:type="dxa" w:w="2506"/>
+                  <w:tcBorders>
+                    <w:top w:val="single" w:color="B7C2D1" w:sz="4"/>
+                    <w:left w:val="single" w:color="B7C2D1" w:sz="4"/>
+                    <w:bottom w:val="single" w:color="B7C2D1" w:sz="4"/>
+                    <w:right w:val="single" w:color="B7C2D1" w:sz="4"/>
+                  </w:tcBorders>
+                  <w:shd w:fill="E6ECF5" w:color="auto" w:val="clear"/>
+                  <w:tcMar>
+                    <w:top w:type="dxa" w:w="80"/>
+                    <w:left w:type="dxa" w:w="120"/>
+                    <w:bottom w:type="dxa" w:w="80"/>
+                    <w:right w:type="dxa" w:w="120"/>
+                  </w:tcMar>
+                  <w:vAlign w:val="center"/>
+                </w:tcPr>
+                <w:p>
+                  <w:pPr>
+                    <w:spacing w:after="0" w:before="0"/>
+                  </w:pPr>
+                  <w:r>
+                    <w:rPr>
+                      <w:rFonts w:ascii="Arial" w:cs="Arial" w:eastAsia="Arial" w:hAnsi="Arial"/>
+                      <w:b/>
+                      <w:bCs/>
+                      <w:sz w:val="20"/>
+                      <w:szCs w:val="20"/>
+                    </w:rPr>
                     <w:t xml:space="preserve">Marks</w:t>
                   </w:r>
                 </w:p>
               </w:tc>
               <w:tc>
                 <w:tcPr>
-                  <w:tcW w:type="dxa" w:w="3342"/>
+                  <w:tcW w:type="dxa" w:w="2506"/>
                   <w:tcBorders>
                     <w:top w:val="single" w:color="B7C2D1" w:sz="4"/>
                     <w:left w:val="single" w:color="B7C2D1" w:sz="4"/>
@@ -5219,73 +8228,107 @@
               </w:trPr>
               <w:tc>
                 <w:tcPr>
-                  <w:tcW w:type="dxa" w:w="3342"/>
-                  <w:tcBorders>
-                    <w:top w:val="single" w:color="B7C2D1" w:sz="4"/>
-                    <w:left w:val="single" w:color="B7C2D1" w:sz="4"/>
-                    <w:bottom w:val="single" w:color="B7C2D1" w:sz="4"/>
-                    <w:right w:val="single" w:color="B7C2D1" w:sz="4"/>
-                  </w:tcBorders>
-                  <w:shd w:fill="FFFFFF" w:color="auto" w:val="clear"/>
-                  <w:tcMar>
-                    <w:top w:type="dxa" w:w="80"/>
-                    <w:left w:type="dxa" w:w="120"/>
-                    <w:bottom w:type="dxa" w:w="80"/>
-                    <w:right w:type="dxa" w:w="120"/>
-                  </w:tcMar>
-                  <w:vAlign w:val="center"/>
-                </w:tcPr>
-                <w:p>
-                  <w:pPr>
-                    <w:spacing w:after="0" w:before="0"/>
-                  </w:pPr>
-                  <w:r>
-                    <w:rPr>
-                      <w:rFonts w:ascii="Arial" w:cs="Arial" w:eastAsia="Arial" w:hAnsi="Arial"/>
-                      <w:sz w:val="21"/>
-                      <w:szCs w:val="21"/>
-                    </w:rPr>
-                    <w:t xml:space="preserve">Ask the user for one character. Display [its code] and nothing else.</w:t>
-                  </w:r>
-                </w:p>
-              </w:tc>
-              <w:tc>
-                <w:tcPr>
-                  <w:tcW w:type="dxa" w:w="3342"/>
-                  <w:tcBorders>
-                    <w:top w:val="single" w:color="B7C2D1" w:sz="4"/>
-                    <w:left w:val="single" w:color="B7C2D1" w:sz="4"/>
-                    <w:bottom w:val="single" w:color="B7C2D1" w:sz="4"/>
-                    <w:right w:val="single" w:color="B7C2D1" w:sz="4"/>
-                  </w:tcBorders>
-                  <w:shd w:fill="FFFFFF" w:color="auto" w:val="clear"/>
-                  <w:tcMar>
-                    <w:top w:type="dxa" w:w="80"/>
-                    <w:left w:type="dxa" w:w="120"/>
-                    <w:bottom w:type="dxa" w:w="80"/>
-                    <w:right w:type="dxa" w:w="120"/>
-                  </w:tcMar>
-                  <w:vAlign w:val="center"/>
-                </w:tcPr>
-                <w:p>
-                  <w:pPr>
-                    <w:spacing w:after="0" w:before="0"/>
-                  </w:pPr>
-                  <w:r>
-                    <w:rPr>
-                      <w:rFonts w:ascii="Arial" w:cs="Arial" w:eastAsia="Arial" w:hAnsi="Arial"/>
-                      <w:b w:val="false"/>
-                      <w:bCs w:val="false"/>
-                      <w:sz w:val="21"/>
-                      <w:szCs w:val="21"/>
-                    </w:rPr>
-                    <w:t xml:space="preserve">2</w:t>
-                  </w:r>
-                </w:p>
-              </w:tc>
-              <w:tc>
-                <w:tcPr>
-                  <w:tcW w:type="dxa" w:w="3342"/>
+                  <w:tcW w:type="dxa" w:w="2506"/>
+                  <w:tcBorders>
+                    <w:top w:val="single" w:color="B7C2D1" w:sz="4"/>
+                    <w:left w:val="single" w:color="B7C2D1" w:sz="4"/>
+                    <w:bottom w:val="single" w:color="B7C2D1" w:sz="4"/>
+                    <w:right w:val="single" w:color="B7C2D1" w:sz="4"/>
+                  </w:tcBorders>
+                  <w:shd w:fill="FFFFFF" w:color="auto" w:val="clear"/>
+                  <w:tcMar>
+                    <w:top w:type="dxa" w:w="80"/>
+                    <w:left w:type="dxa" w:w="120"/>
+                    <w:bottom w:type="dxa" w:w="80"/>
+                    <w:right w:type="dxa" w:w="120"/>
+                  </w:tcMar>
+                  <w:vAlign w:val="center"/>
+                </w:tcPr>
+                <w:p>
+                  <w:pPr>
+                    <w:spacing w:after="0" w:before="0"/>
+                  </w:pPr>
+                  <w:r>
+                    <w:rPr>
+                      <w:rFonts w:ascii="Arial" w:cs="Arial" w:eastAsia="Arial" w:hAnsi="Arial"/>
+                      <w:sz w:val="21"/>
+                      <w:szCs w:val="21"/>
+                    </w:rPr>
+                    <w:t xml:space="preserve">Press Run. Every character is stored as a number, and this program shows three of them.</w:t>
+                  </w:r>
+                </w:p>
+              </w:tc>
+              <w:tc>
+                <w:tcPr>
+                  <w:tcW w:type="dxa" w:w="2506"/>
+                  <w:tcBorders>
+                    <w:top w:val="single" w:color="B7C2D1" w:sz="4"/>
+                    <w:left w:val="single" w:color="B7C2D1" w:sz="4"/>
+                    <w:bottom w:val="single" w:color="B7C2D1" w:sz="4"/>
+                    <w:right w:val="single" w:color="B7C2D1" w:sz="4"/>
+                  </w:tcBorders>
+                  <w:shd w:fill="FFFFFF" w:color="auto" w:val="clear"/>
+                  <w:tcMar>
+                    <w:top w:type="dxa" w:w="80"/>
+                    <w:left w:type="dxa" w:w="120"/>
+                    <w:bottom w:type="dxa" w:w="80"/>
+                    <w:right w:type="dxa" w:w="120"/>
+                  </w:tcMar>
+                  <w:vAlign w:val="center"/>
+                </w:tcPr>
+                <w:p>
+                  <w:pPr>
+                    <w:spacing w:after="0" w:before="0"/>
+                  </w:pPr>
+                  <w:r>
+                    <w:rPr>
+                      <w:rFonts w:ascii="Arial" w:cs="Arial" w:eastAsia="Arial" w:hAnsi="Arial"/>
+                      <w:b w:val="false"/>
+                      <w:bCs w:val="false"/>
+                      <w:sz w:val="21"/>
+                      <w:szCs w:val="21"/>
+                    </w:rPr>
+                    <w:t xml:space="preserve">Run it</w:t>
+                  </w:r>
+                </w:p>
+              </w:tc>
+              <w:tc>
+                <w:tcPr>
+                  <w:tcW w:type="dxa" w:w="2506"/>
+                  <w:tcBorders>
+                    <w:top w:val="single" w:color="B7C2D1" w:sz="4"/>
+                    <w:left w:val="single" w:color="B7C2D1" w:sz="4"/>
+                    <w:bottom w:val="single" w:color="B7C2D1" w:sz="4"/>
+                    <w:right w:val="single" w:color="B7C2D1" w:sz="4"/>
+                  </w:tcBorders>
+                  <w:shd w:fill="FFFFFF" w:color="auto" w:val="clear"/>
+                  <w:tcMar>
+                    <w:top w:type="dxa" w:w="80"/>
+                    <w:left w:type="dxa" w:w="120"/>
+                    <w:bottom w:type="dxa" w:w="80"/>
+                    <w:right w:type="dxa" w:w="120"/>
+                  </w:tcMar>
+                  <w:vAlign w:val="center"/>
+                </w:tcPr>
+                <w:p>
+                  <w:pPr>
+                    <w:spacing w:after="0" w:before="0"/>
+                  </w:pPr>
+                  <w:r>
+                    <w:rPr>
+                      <w:rFonts w:ascii="Arial" w:cs="Arial" w:eastAsia="Arial" w:hAnsi="Arial"/>
+                      <w:b w:val="false"/>
+                      <w:bCs w:val="false"/>
+                      <w:sz w:val="21"/>
+                      <w:szCs w:val="21"/>
+                    </w:rPr>
+                    <w:t xml:space="preserve">1</w:t>
+                  </w:r>
+                </w:p>
+              </w:tc>
+              <w:tc>
+                <w:tcPr>
+                  <w:tcW w:type="dxa" w:w="2506"/>
                   <w:tcBorders>
                     <w:top w:val="single" w:color="B7C2D1" w:sz="4"/>
                     <w:left w:val="single" w:color="B7C2D1" w:sz="4"/>
@@ -5325,73 +8368,107 @@
               </w:trPr>
               <w:tc>
                 <w:tcPr>
-                  <w:tcW w:type="dxa" w:w="3342"/>
-                  <w:tcBorders>
-                    <w:top w:val="single" w:color="B7C2D1" w:sz="4"/>
-                    <w:left w:val="single" w:color="B7C2D1" w:sz="4"/>
-                    <w:bottom w:val="single" w:color="B7C2D1" w:sz="4"/>
-                    <w:right w:val="single" w:color="B7C2D1" w:sz="4"/>
-                  </w:tcBorders>
-                  <w:shd w:fill="FFFFFF" w:color="auto" w:val="clear"/>
-                  <w:tcMar>
-                    <w:top w:type="dxa" w:w="80"/>
-                    <w:left w:type="dxa" w:w="120"/>
-                    <w:bottom w:type="dxa" w:w="80"/>
-                    <w:right w:type="dxa" w:w="120"/>
-                  </w:tcMar>
-                  <w:vAlign w:val="center"/>
-                </w:tcPr>
-                <w:p>
-                  <w:pPr>
-                    <w:spacing w:after="0" w:before="0"/>
-                  </w:pPr>
-                  <w:r>
-                    <w:rPr>
-                      <w:rFonts w:ascii="Arial" w:cs="Arial" w:eastAsia="Arial" w:hAnsi="Arial"/>
-                      <w:sz w:val="21"/>
-                      <w:szCs w:val="21"/>
-                    </w:rPr>
-                    <w:t xml:space="preserve">Ask the user for one lower-case letter. Work out the next letter of the alphabet. Display [that letter] and nothing else.</w:t>
-                  </w:r>
-                </w:p>
-              </w:tc>
-              <w:tc>
-                <w:tcPr>
-                  <w:tcW w:type="dxa" w:w="3342"/>
-                  <w:tcBorders>
-                    <w:top w:val="single" w:color="B7C2D1" w:sz="4"/>
-                    <w:left w:val="single" w:color="B7C2D1" w:sz="4"/>
-                    <w:bottom w:val="single" w:color="B7C2D1" w:sz="4"/>
-                    <w:right w:val="single" w:color="B7C2D1" w:sz="4"/>
-                  </w:tcBorders>
-                  <w:shd w:fill="FFFFFF" w:color="auto" w:val="clear"/>
-                  <w:tcMar>
-                    <w:top w:type="dxa" w:w="80"/>
-                    <w:left w:type="dxa" w:w="120"/>
-                    <w:bottom w:type="dxa" w:w="80"/>
-                    <w:right w:type="dxa" w:w="120"/>
-                  </w:tcMar>
-                  <w:vAlign w:val="center"/>
-                </w:tcPr>
-                <w:p>
-                  <w:pPr>
-                    <w:spacing w:after="0" w:before="0"/>
-                  </w:pPr>
-                  <w:r>
-                    <w:rPr>
-                      <w:rFonts w:ascii="Arial" w:cs="Arial" w:eastAsia="Arial" w:hAnsi="Arial"/>
-                      <w:b w:val="false"/>
-                      <w:bCs w:val="false"/>
-                      <w:sz w:val="21"/>
-                      <w:szCs w:val="21"/>
-                    </w:rPr>
-                    <w:t xml:space="preserve">3</w:t>
-                  </w:r>
-                </w:p>
-              </w:tc>
-              <w:tc>
-                <w:tcPr>
-                  <w:tcW w:type="dxa" w:w="3342"/>
+                  <w:tcW w:type="dxa" w:w="2506"/>
+                  <w:tcBorders>
+                    <w:top w:val="single" w:color="B7C2D1" w:sz="4"/>
+                    <w:left w:val="single" w:color="B7C2D1" w:sz="4"/>
+                    <w:bottom w:val="single" w:color="B7C2D1" w:sz="4"/>
+                    <w:right w:val="single" w:color="B7C2D1" w:sz="4"/>
+                  </w:tcBorders>
+                  <w:shd w:fill="FFFFFF" w:color="auto" w:val="clear"/>
+                  <w:tcMar>
+                    <w:top w:type="dxa" w:w="80"/>
+                    <w:left w:type="dxa" w:w="120"/>
+                    <w:bottom w:type="dxa" w:w="80"/>
+                    <w:right w:type="dxa" w:w="120"/>
+                  </w:tcMar>
+                  <w:vAlign w:val="center"/>
+                </w:tcPr>
+                <w:p>
+                  <w:pPr>
+                    <w:spacing w:after="0" w:before="0"/>
+                  </w:pPr>
+                  <w:r>
+                    <w:rPr>
+                      <w:rFonts w:ascii="Arial" w:cs="Arial" w:eastAsia="Arial" w:hAnsi="Arial"/>
+                      <w:sz w:val="21"/>
+                      <w:szCs w:val="21"/>
+                    </w:rPr>
+                    <w:t xml:space="preserve">What will this program display?</w:t>
+                  </w:r>
+                </w:p>
+              </w:tc>
+              <w:tc>
+                <w:tcPr>
+                  <w:tcW w:type="dxa" w:w="2506"/>
+                  <w:tcBorders>
+                    <w:top w:val="single" w:color="B7C2D1" w:sz="4"/>
+                    <w:left w:val="single" w:color="B7C2D1" w:sz="4"/>
+                    <w:bottom w:val="single" w:color="B7C2D1" w:sz="4"/>
+                    <w:right w:val="single" w:color="B7C2D1" w:sz="4"/>
+                  </w:tcBorders>
+                  <w:shd w:fill="FFFFFF" w:color="auto" w:val="clear"/>
+                  <w:tcMar>
+                    <w:top w:type="dxa" w:w="80"/>
+                    <w:left w:type="dxa" w:w="120"/>
+                    <w:bottom w:type="dxa" w:w="80"/>
+                    <w:right w:type="dxa" w:w="120"/>
+                  </w:tcMar>
+                  <w:vAlign w:val="center"/>
+                </w:tcPr>
+                <w:p>
+                  <w:pPr>
+                    <w:spacing w:after="0" w:before="0"/>
+                  </w:pPr>
+                  <w:r>
+                    <w:rPr>
+                      <w:rFonts w:ascii="Arial" w:cs="Arial" w:eastAsia="Arial" w:hAnsi="Arial"/>
+                      <w:b w:val="false"/>
+                      <w:bCs w:val="false"/>
+                      <w:sz w:val="21"/>
+                      <w:szCs w:val="21"/>
+                    </w:rPr>
+                    <w:t xml:space="preserve">Predict</w:t>
+                  </w:r>
+                </w:p>
+              </w:tc>
+              <w:tc>
+                <w:tcPr>
+                  <w:tcW w:type="dxa" w:w="2506"/>
+                  <w:tcBorders>
+                    <w:top w:val="single" w:color="B7C2D1" w:sz="4"/>
+                    <w:left w:val="single" w:color="B7C2D1" w:sz="4"/>
+                    <w:bottom w:val="single" w:color="B7C2D1" w:sz="4"/>
+                    <w:right w:val="single" w:color="B7C2D1" w:sz="4"/>
+                  </w:tcBorders>
+                  <w:shd w:fill="FFFFFF" w:color="auto" w:val="clear"/>
+                  <w:tcMar>
+                    <w:top w:type="dxa" w:w="80"/>
+                    <w:left w:type="dxa" w:w="120"/>
+                    <w:bottom w:type="dxa" w:w="80"/>
+                    <w:right w:type="dxa" w:w="120"/>
+                  </w:tcMar>
+                  <w:vAlign w:val="center"/>
+                </w:tcPr>
+                <w:p>
+                  <w:pPr>
+                    <w:spacing w:after="0" w:before="0"/>
+                  </w:pPr>
+                  <w:r>
+                    <w:rPr>
+                      <w:rFonts w:ascii="Arial" w:cs="Arial" w:eastAsia="Arial" w:hAnsi="Arial"/>
+                      <w:b w:val="false"/>
+                      <w:bCs w:val="false"/>
+                      <w:sz w:val="21"/>
+                      <w:szCs w:val="21"/>
+                    </w:rPr>
+                    <w:t xml:space="preserve">1</w:t>
+                  </w:r>
+                </w:p>
+              </w:tc>
+              <w:tc>
+                <w:tcPr>
+                  <w:tcW w:type="dxa" w:w="2506"/>
                   <w:tcBorders>
                     <w:top w:val="single" w:color="B7C2D1" w:sz="4"/>
                     <w:left w:val="single" w:color="B7C2D1" w:sz="4"/>
@@ -5431,73 +8508,667 @@
               </w:trPr>
               <w:tc>
                 <w:tcPr>
-                  <w:tcW w:type="dxa" w:w="3342"/>
-                  <w:tcBorders>
-                    <w:top w:val="single" w:color="B7C2D1" w:sz="4"/>
-                    <w:left w:val="single" w:color="B7C2D1" w:sz="4"/>
-                    <w:bottom w:val="single" w:color="B7C2D1" w:sz="4"/>
-                    <w:right w:val="single" w:color="B7C2D1" w:sz="4"/>
-                  </w:tcBorders>
-                  <w:shd w:fill="FFFFFF" w:color="auto" w:val="clear"/>
-                  <w:tcMar>
-                    <w:top w:type="dxa" w:w="80"/>
-                    <w:left w:type="dxa" w:w="120"/>
-                    <w:bottom w:type="dxa" w:w="80"/>
-                    <w:right w:type="dxa" w:w="120"/>
-                  </w:tcMar>
-                  <w:vAlign w:val="center"/>
-                </w:tcPr>
-                <w:p>
-                  <w:pPr>
-                    <w:spacing w:after="0" w:before="0"/>
-                  </w:pPr>
-                  <w:r>
-                    <w:rPr>
-                      <w:rFonts w:ascii="Arial" w:cs="Arial" w:eastAsia="Arial" w:hAnsi="Arial"/>
-                      <w:sz w:val="21"/>
-                      <w:szCs w:val="21"/>
-                    </w:rPr>
-                    <w:t xml:space="preserve">Ask the user for a line of text. Build a string of only its digits, in the order they appear. Display [that string]. Display none instead when the text has no digits.</w:t>
-                  </w:r>
-                </w:p>
-              </w:tc>
-              <w:tc>
-                <w:tcPr>
-                  <w:tcW w:type="dxa" w:w="3342"/>
-                  <w:tcBorders>
-                    <w:top w:val="single" w:color="B7C2D1" w:sz="4"/>
-                    <w:left w:val="single" w:color="B7C2D1" w:sz="4"/>
-                    <w:bottom w:val="single" w:color="B7C2D1" w:sz="4"/>
-                    <w:right w:val="single" w:color="B7C2D1" w:sz="4"/>
-                  </w:tcBorders>
-                  <w:shd w:fill="FFFFFF" w:color="auto" w:val="clear"/>
-                  <w:tcMar>
-                    <w:top w:type="dxa" w:w="80"/>
-                    <w:left w:type="dxa" w:w="120"/>
-                    <w:bottom w:type="dxa" w:w="80"/>
-                    <w:right w:type="dxa" w:w="120"/>
-                  </w:tcMar>
-                  <w:vAlign w:val="center"/>
-                </w:tcPr>
-                <w:p>
-                  <w:pPr>
-                    <w:spacing w:after="0" w:before="0"/>
-                  </w:pPr>
-                  <w:r>
-                    <w:rPr>
-                      <w:rFonts w:ascii="Arial" w:cs="Arial" w:eastAsia="Arial" w:hAnsi="Arial"/>
-                      <w:b w:val="false"/>
-                      <w:bCs w:val="false"/>
-                      <w:sz w:val="21"/>
-                      <w:szCs w:val="21"/>
-                    </w:rPr>
-                    <w:t xml:space="preserve">4</w:t>
-                  </w:r>
-                </w:p>
-              </w:tc>
-              <w:tc>
-                <w:tcPr>
-                  <w:tcW w:type="dxa" w:w="3342"/>
+                  <w:tcW w:type="dxa" w:w="2506"/>
+                  <w:tcBorders>
+                    <w:top w:val="single" w:color="B7C2D1" w:sz="4"/>
+                    <w:left w:val="single" w:color="B7C2D1" w:sz="4"/>
+                    <w:bottom w:val="single" w:color="B7C2D1" w:sz="4"/>
+                    <w:right w:val="single" w:color="B7C2D1" w:sz="4"/>
+                  </w:tcBorders>
+                  <w:shd w:fill="FFFFFF" w:color="auto" w:val="clear"/>
+                  <w:tcMar>
+                    <w:top w:type="dxa" w:w="80"/>
+                    <w:left w:type="dxa" w:w="120"/>
+                    <w:bottom w:type="dxa" w:w="80"/>
+                    <w:right w:type="dxa" w:w="120"/>
+                  </w:tcMar>
+                  <w:vAlign w:val="center"/>
+                </w:tcPr>
+                <w:p>
+                  <w:pPr>
+                    <w:spacing w:after="0" w:before="0"/>
+                  </w:pPr>
+                  <w:r>
+                    <w:rPr>
+                      <w:rFonts w:ascii="Arial" w:cs="Arial" w:eastAsia="Arial" w:hAnsi="Arial"/>
+                      <w:sz w:val="21"/>
+                      <w:szCs w:val="21"/>
+                    </w:rPr>
+                    <w:t xml:space="preserve">Change the program so it displays the letter before m instead of the letter after it.</w:t>
+                  </w:r>
+                </w:p>
+              </w:tc>
+              <w:tc>
+                <w:tcPr>
+                  <w:tcW w:type="dxa" w:w="2506"/>
+                  <w:tcBorders>
+                    <w:top w:val="single" w:color="B7C2D1" w:sz="4"/>
+                    <w:left w:val="single" w:color="B7C2D1" w:sz="4"/>
+                    <w:bottom w:val="single" w:color="B7C2D1" w:sz="4"/>
+                    <w:right w:val="single" w:color="B7C2D1" w:sz="4"/>
+                  </w:tcBorders>
+                  <w:shd w:fill="FFFFFF" w:color="auto" w:val="clear"/>
+                  <w:tcMar>
+                    <w:top w:type="dxa" w:w="80"/>
+                    <w:left w:type="dxa" w:w="120"/>
+                    <w:bottom w:type="dxa" w:w="80"/>
+                    <w:right w:type="dxa" w:w="120"/>
+                  </w:tcMar>
+                  <w:vAlign w:val="center"/>
+                </w:tcPr>
+                <w:p>
+                  <w:pPr>
+                    <w:spacing w:after="0" w:before="0"/>
+                  </w:pPr>
+                  <w:r>
+                    <w:rPr>
+                      <w:rFonts w:ascii="Arial" w:cs="Arial" w:eastAsia="Arial" w:hAnsi="Arial"/>
+                      <w:b w:val="false"/>
+                      <w:bCs w:val="false"/>
+                      <w:sz w:val="21"/>
+                      <w:szCs w:val="21"/>
+                    </w:rPr>
+                    <w:t xml:space="preserve">Change it</w:t>
+                  </w:r>
+                </w:p>
+              </w:tc>
+              <w:tc>
+                <w:tcPr>
+                  <w:tcW w:type="dxa" w:w="2506"/>
+                  <w:tcBorders>
+                    <w:top w:val="single" w:color="B7C2D1" w:sz="4"/>
+                    <w:left w:val="single" w:color="B7C2D1" w:sz="4"/>
+                    <w:bottom w:val="single" w:color="B7C2D1" w:sz="4"/>
+                    <w:right w:val="single" w:color="B7C2D1" w:sz="4"/>
+                  </w:tcBorders>
+                  <w:shd w:fill="FFFFFF" w:color="auto" w:val="clear"/>
+                  <w:tcMar>
+                    <w:top w:type="dxa" w:w="80"/>
+                    <w:left w:type="dxa" w:w="120"/>
+                    <w:bottom w:type="dxa" w:w="80"/>
+                    <w:right w:type="dxa" w:w="120"/>
+                  </w:tcMar>
+                  <w:vAlign w:val="center"/>
+                </w:tcPr>
+                <w:p>
+                  <w:pPr>
+                    <w:spacing w:after="0" w:before="0"/>
+                  </w:pPr>
+                  <w:r>
+                    <w:rPr>
+                      <w:rFonts w:ascii="Arial" w:cs="Arial" w:eastAsia="Arial" w:hAnsi="Arial"/>
+                      <w:b w:val="false"/>
+                      <w:bCs w:val="false"/>
+                      <w:sz w:val="21"/>
+                      <w:szCs w:val="21"/>
+                    </w:rPr>
+                    <w:t xml:space="preserve">1</w:t>
+                  </w:r>
+                </w:p>
+              </w:tc>
+              <w:tc>
+                <w:tcPr>
+                  <w:tcW w:type="dxa" w:w="2506"/>
+                  <w:tcBorders>
+                    <w:top w:val="single" w:color="B7C2D1" w:sz="4"/>
+                    <w:left w:val="single" w:color="B7C2D1" w:sz="4"/>
+                    <w:bottom w:val="single" w:color="B7C2D1" w:sz="4"/>
+                    <w:right w:val="single" w:color="B7C2D1" w:sz="4"/>
+                  </w:tcBorders>
+                  <w:shd w:fill="FFFFFF" w:color="auto" w:val="clear"/>
+                  <w:tcMar>
+                    <w:top w:type="dxa" w:w="80"/>
+                    <w:left w:type="dxa" w:w="120"/>
+                    <w:bottom w:type="dxa" w:w="80"/>
+                    <w:right w:type="dxa" w:w="120"/>
+                  </w:tcMar>
+                  <w:vAlign w:val="center"/>
+                </w:tcPr>
+                <w:p>
+                  <w:pPr>
+                    <w:spacing w:after="0" w:before="0"/>
+                  </w:pPr>
+                  <w:r>
+                    <w:rPr>
+                      <w:rFonts w:ascii="Arial" w:cs="Arial" w:eastAsia="Arial" w:hAnsi="Arial"/>
+                      <w:b w:val="false"/>
+                      <w:bCs w:val="false"/>
+                      <w:sz w:val="21"/>
+                      <w:szCs w:val="21"/>
+                    </w:rPr>
+                    <w:t xml:space="preserve"/>
+                  </w:r>
+                </w:p>
+              </w:tc>
+            </w:tr>
+            <w:tr>
+              <w:trPr>
+                <w:cantSplit/>
+                <w:trHeight w:val="360" w:hRule="atLeast"/>
+              </w:trPr>
+              <w:tc>
+                <w:tcPr>
+                  <w:tcW w:type="dxa" w:w="2506"/>
+                  <w:tcBorders>
+                    <w:top w:val="single" w:color="B7C2D1" w:sz="4"/>
+                    <w:left w:val="single" w:color="B7C2D1" w:sz="4"/>
+                    <w:bottom w:val="single" w:color="B7C2D1" w:sz="4"/>
+                    <w:right w:val="single" w:color="B7C2D1" w:sz="4"/>
+                  </w:tcBorders>
+                  <w:shd w:fill="FFFFFF" w:color="auto" w:val="clear"/>
+                  <w:tcMar>
+                    <w:top w:type="dxa" w:w="80"/>
+                    <w:left w:type="dxa" w:w="120"/>
+                    <w:bottom w:type="dxa" w:w="80"/>
+                    <w:right w:type="dxa" w:w="120"/>
+                  </w:tcMar>
+                  <w:vAlign w:val="center"/>
+                </w:tcPr>
+                <w:p>
+                  <w:pPr>
+                    <w:spacing w:after="0" w:before="0"/>
+                  </w:pPr>
+                  <w:r>
+                    <w:rPr>
+                      <w:rFonts w:ascii="Arial" w:cs="Arial" w:eastAsia="Arial" w:hAnsi="Arial"/>
+                      <w:sz w:val="21"/>
+                      <w:szCs w:val="21"/>
+                    </w:rPr>
+                    <w:t xml:space="preserve">Finish the program so it displays the code of the character the user types.</w:t>
+                  </w:r>
+                </w:p>
+              </w:tc>
+              <w:tc>
+                <w:tcPr>
+                  <w:tcW w:type="dxa" w:w="2506"/>
+                  <w:tcBorders>
+                    <w:top w:val="single" w:color="B7C2D1" w:sz="4"/>
+                    <w:left w:val="single" w:color="B7C2D1" w:sz="4"/>
+                    <w:bottom w:val="single" w:color="B7C2D1" w:sz="4"/>
+                    <w:right w:val="single" w:color="B7C2D1" w:sz="4"/>
+                  </w:tcBorders>
+                  <w:shd w:fill="FFFFFF" w:color="auto" w:val="clear"/>
+                  <w:tcMar>
+                    <w:top w:type="dxa" w:w="80"/>
+                    <w:left w:type="dxa" w:w="120"/>
+                    <w:bottom w:type="dxa" w:w="80"/>
+                    <w:right w:type="dxa" w:w="120"/>
+                  </w:tcMar>
+                  <w:vAlign w:val="center"/>
+                </w:tcPr>
+                <w:p>
+                  <w:pPr>
+                    <w:spacing w:after="0" w:before="0"/>
+                  </w:pPr>
+                  <w:r>
+                    <w:rPr>
+                      <w:rFonts w:ascii="Arial" w:cs="Arial" w:eastAsia="Arial" w:hAnsi="Arial"/>
+                      <w:b w:val="false"/>
+                      <w:bCs w:val="false"/>
+                      <w:sz w:val="21"/>
+                      <w:szCs w:val="21"/>
+                    </w:rPr>
+                    <w:t xml:space="preserve">Complete it</w:t>
+                  </w:r>
+                </w:p>
+              </w:tc>
+              <w:tc>
+                <w:tcPr>
+                  <w:tcW w:type="dxa" w:w="2506"/>
+                  <w:tcBorders>
+                    <w:top w:val="single" w:color="B7C2D1" w:sz="4"/>
+                    <w:left w:val="single" w:color="B7C2D1" w:sz="4"/>
+                    <w:bottom w:val="single" w:color="B7C2D1" w:sz="4"/>
+                    <w:right w:val="single" w:color="B7C2D1" w:sz="4"/>
+                  </w:tcBorders>
+                  <w:shd w:fill="FFFFFF" w:color="auto" w:val="clear"/>
+                  <w:tcMar>
+                    <w:top w:type="dxa" w:w="80"/>
+                    <w:left w:type="dxa" w:w="120"/>
+                    <w:bottom w:type="dxa" w:w="80"/>
+                    <w:right w:type="dxa" w:w="120"/>
+                  </w:tcMar>
+                  <w:vAlign w:val="center"/>
+                </w:tcPr>
+                <w:p>
+                  <w:pPr>
+                    <w:spacing w:after="0" w:before="0"/>
+                  </w:pPr>
+                  <w:r>
+                    <w:rPr>
+                      <w:rFonts w:ascii="Arial" w:cs="Arial" w:eastAsia="Arial" w:hAnsi="Arial"/>
+                      <w:b w:val="false"/>
+                      <w:bCs w:val="false"/>
+                      <w:sz w:val="21"/>
+                      <w:szCs w:val="21"/>
+                    </w:rPr>
+                    <w:t xml:space="preserve">2</w:t>
+                  </w:r>
+                </w:p>
+              </w:tc>
+              <w:tc>
+                <w:tcPr>
+                  <w:tcW w:type="dxa" w:w="2506"/>
+                  <w:tcBorders>
+                    <w:top w:val="single" w:color="B7C2D1" w:sz="4"/>
+                    <w:left w:val="single" w:color="B7C2D1" w:sz="4"/>
+                    <w:bottom w:val="single" w:color="B7C2D1" w:sz="4"/>
+                    <w:right w:val="single" w:color="B7C2D1" w:sz="4"/>
+                  </w:tcBorders>
+                  <w:shd w:fill="FFFFFF" w:color="auto" w:val="clear"/>
+                  <w:tcMar>
+                    <w:top w:type="dxa" w:w="80"/>
+                    <w:left w:type="dxa" w:w="120"/>
+                    <w:bottom w:type="dxa" w:w="80"/>
+                    <w:right w:type="dxa" w:w="120"/>
+                  </w:tcMar>
+                  <w:vAlign w:val="center"/>
+                </w:tcPr>
+                <w:p>
+                  <w:pPr>
+                    <w:spacing w:after="0" w:before="0"/>
+                  </w:pPr>
+                  <w:r>
+                    <w:rPr>
+                      <w:rFonts w:ascii="Arial" w:cs="Arial" w:eastAsia="Arial" w:hAnsi="Arial"/>
+                      <w:b w:val="false"/>
+                      <w:bCs w:val="false"/>
+                      <w:sz w:val="21"/>
+                      <w:szCs w:val="21"/>
+                    </w:rPr>
+                    <w:t xml:space="preserve"/>
+                  </w:r>
+                </w:p>
+              </w:tc>
+            </w:tr>
+            <w:tr>
+              <w:trPr>
+                <w:cantSplit/>
+                <w:trHeight w:val="360" w:hRule="atLeast"/>
+              </w:trPr>
+              <w:tc>
+                <w:tcPr>
+                  <w:tcW w:type="dxa" w:w="2506"/>
+                  <w:tcBorders>
+                    <w:top w:val="single" w:color="B7C2D1" w:sz="4"/>
+                    <w:left w:val="single" w:color="B7C2D1" w:sz="4"/>
+                    <w:bottom w:val="single" w:color="B7C2D1" w:sz="4"/>
+                    <w:right w:val="single" w:color="B7C2D1" w:sz="4"/>
+                  </w:tcBorders>
+                  <w:shd w:fill="FFFFFF" w:color="auto" w:val="clear"/>
+                  <w:tcMar>
+                    <w:top w:type="dxa" w:w="80"/>
+                    <w:left w:type="dxa" w:w="120"/>
+                    <w:bottom w:type="dxa" w:w="80"/>
+                    <w:right w:type="dxa" w:w="120"/>
+                  </w:tcMar>
+                  <w:vAlign w:val="center"/>
+                </w:tcPr>
+                <w:p>
+                  <w:pPr>
+                    <w:spacing w:after="0" w:before="0"/>
+                  </w:pPr>
+                  <w:r>
+                    <w:rPr>
+                      <w:rFonts w:ascii="Arial" w:cs="Arial" w:eastAsia="Arial" w:hAnsi="Arial"/>
+                      <w:sz w:val="21"/>
+                      <w:szCs w:val="21"/>
+                    </w:rPr>
+                    <w:t xml:space="preserve">Ask the user for one small letter. Display the code of that letter. Then display the code of its capital letter on the next line.</w:t>
+                  </w:r>
+                </w:p>
+              </w:tc>
+              <w:tc>
+                <w:tcPr>
+                  <w:tcW w:type="dxa" w:w="2506"/>
+                  <w:tcBorders>
+                    <w:top w:val="single" w:color="B7C2D1" w:sz="4"/>
+                    <w:left w:val="single" w:color="B7C2D1" w:sz="4"/>
+                    <w:bottom w:val="single" w:color="B7C2D1" w:sz="4"/>
+                    <w:right w:val="single" w:color="B7C2D1" w:sz="4"/>
+                  </w:tcBorders>
+                  <w:shd w:fill="FFFFFF" w:color="auto" w:val="clear"/>
+                  <w:tcMar>
+                    <w:top w:type="dxa" w:w="80"/>
+                    <w:left w:type="dxa" w:w="120"/>
+                    <w:bottom w:type="dxa" w:w="80"/>
+                    <w:right w:type="dxa" w:w="120"/>
+                  </w:tcMar>
+                  <w:vAlign w:val="center"/>
+                </w:tcPr>
+                <w:p>
+                  <w:pPr>
+                    <w:spacing w:after="0" w:before="0"/>
+                  </w:pPr>
+                  <w:r>
+                    <w:rPr>
+                      <w:rFonts w:ascii="Arial" w:cs="Arial" w:eastAsia="Arial" w:hAnsi="Arial"/>
+                      <w:b w:val="false"/>
+                      <w:bCs w:val="false"/>
+                      <w:sz w:val="21"/>
+                      <w:szCs w:val="21"/>
+                    </w:rPr>
+                    <w:t xml:space="preserve">Write it</w:t>
+                  </w:r>
+                </w:p>
+              </w:tc>
+              <w:tc>
+                <w:tcPr>
+                  <w:tcW w:type="dxa" w:w="2506"/>
+                  <w:tcBorders>
+                    <w:top w:val="single" w:color="B7C2D1" w:sz="4"/>
+                    <w:left w:val="single" w:color="B7C2D1" w:sz="4"/>
+                    <w:bottom w:val="single" w:color="B7C2D1" w:sz="4"/>
+                    <w:right w:val="single" w:color="B7C2D1" w:sz="4"/>
+                  </w:tcBorders>
+                  <w:shd w:fill="FFFFFF" w:color="auto" w:val="clear"/>
+                  <w:tcMar>
+                    <w:top w:type="dxa" w:w="80"/>
+                    <w:left w:type="dxa" w:w="120"/>
+                    <w:bottom w:type="dxa" w:w="80"/>
+                    <w:right w:type="dxa" w:w="120"/>
+                  </w:tcMar>
+                  <w:vAlign w:val="center"/>
+                </w:tcPr>
+                <w:p>
+                  <w:pPr>
+                    <w:spacing w:after="0" w:before="0"/>
+                  </w:pPr>
+                  <w:r>
+                    <w:rPr>
+                      <w:rFonts w:ascii="Arial" w:cs="Arial" w:eastAsia="Arial" w:hAnsi="Arial"/>
+                      <w:b w:val="false"/>
+                      <w:bCs w:val="false"/>
+                      <w:sz w:val="21"/>
+                      <w:szCs w:val="21"/>
+                    </w:rPr>
+                    <w:t xml:space="preserve">2</w:t>
+                  </w:r>
+                </w:p>
+              </w:tc>
+              <w:tc>
+                <w:tcPr>
+                  <w:tcW w:type="dxa" w:w="2506"/>
+                  <w:tcBorders>
+                    <w:top w:val="single" w:color="B7C2D1" w:sz="4"/>
+                    <w:left w:val="single" w:color="B7C2D1" w:sz="4"/>
+                    <w:bottom w:val="single" w:color="B7C2D1" w:sz="4"/>
+                    <w:right w:val="single" w:color="B7C2D1" w:sz="4"/>
+                  </w:tcBorders>
+                  <w:shd w:fill="FFFFFF" w:color="auto" w:val="clear"/>
+                  <w:tcMar>
+                    <w:top w:type="dxa" w:w="80"/>
+                    <w:left w:type="dxa" w:w="120"/>
+                    <w:bottom w:type="dxa" w:w="80"/>
+                    <w:right w:type="dxa" w:w="120"/>
+                  </w:tcMar>
+                  <w:vAlign w:val="center"/>
+                </w:tcPr>
+                <w:p>
+                  <w:pPr>
+                    <w:spacing w:after="0" w:before="0"/>
+                  </w:pPr>
+                  <w:r>
+                    <w:rPr>
+                      <w:rFonts w:ascii="Arial" w:cs="Arial" w:eastAsia="Arial" w:hAnsi="Arial"/>
+                      <w:b w:val="false"/>
+                      <w:bCs w:val="false"/>
+                      <w:sz w:val="21"/>
+                      <w:szCs w:val="21"/>
+                    </w:rPr>
+                    <w:t xml:space="preserve"/>
+                  </w:r>
+                </w:p>
+              </w:tc>
+            </w:tr>
+            <w:tr>
+              <w:trPr>
+                <w:cantSplit/>
+                <w:trHeight w:val="360" w:hRule="atLeast"/>
+              </w:trPr>
+              <w:tc>
+                <w:tcPr>
+                  <w:tcW w:type="dxa" w:w="2506"/>
+                  <w:tcBorders>
+                    <w:top w:val="single" w:color="B7C2D1" w:sz="4"/>
+                    <w:left w:val="single" w:color="B7C2D1" w:sz="4"/>
+                    <w:bottom w:val="single" w:color="B7C2D1" w:sz="4"/>
+                    <w:right w:val="single" w:color="B7C2D1" w:sz="4"/>
+                  </w:tcBorders>
+                  <w:shd w:fill="FFFFFF" w:color="auto" w:val="clear"/>
+                  <w:tcMar>
+                    <w:top w:type="dxa" w:w="80"/>
+                    <w:left w:type="dxa" w:w="120"/>
+                    <w:bottom w:type="dxa" w:w="80"/>
+                    <w:right w:type="dxa" w:w="120"/>
+                  </w:tcMar>
+                  <w:vAlign w:val="center"/>
+                </w:tcPr>
+                <w:p>
+                  <w:pPr>
+                    <w:spacing w:after="0" w:before="0"/>
+                  </w:pPr>
+                  <w:r>
+                    <w:rPr>
+                      <w:rFonts w:ascii="Arial" w:cs="Arial" w:eastAsia="Arial" w:hAnsi="Arial"/>
+                      <w:sz w:val="21"/>
+                      <w:szCs w:val="21"/>
+                    </w:rPr>
+                    <w:t xml:space="preserve">This program should display the character that comes after the one typed. Find the mistake and put it right.</w:t>
+                  </w:r>
+                </w:p>
+              </w:tc>
+              <w:tc>
+                <w:tcPr>
+                  <w:tcW w:type="dxa" w:w="2506"/>
+                  <w:tcBorders>
+                    <w:top w:val="single" w:color="B7C2D1" w:sz="4"/>
+                    <w:left w:val="single" w:color="B7C2D1" w:sz="4"/>
+                    <w:bottom w:val="single" w:color="B7C2D1" w:sz="4"/>
+                    <w:right w:val="single" w:color="B7C2D1" w:sz="4"/>
+                  </w:tcBorders>
+                  <w:shd w:fill="FFFFFF" w:color="auto" w:val="clear"/>
+                  <w:tcMar>
+                    <w:top w:type="dxa" w:w="80"/>
+                    <w:left w:type="dxa" w:w="120"/>
+                    <w:bottom w:type="dxa" w:w="80"/>
+                    <w:right w:type="dxa" w:w="120"/>
+                  </w:tcMar>
+                  <w:vAlign w:val="center"/>
+                </w:tcPr>
+                <w:p>
+                  <w:pPr>
+                    <w:spacing w:after="0" w:before="0"/>
+                  </w:pPr>
+                  <w:r>
+                    <w:rPr>
+                      <w:rFonts w:ascii="Arial" w:cs="Arial" w:eastAsia="Arial" w:hAnsi="Arial"/>
+                      <w:b w:val="false"/>
+                      <w:bCs w:val="false"/>
+                      <w:sz w:val="21"/>
+                      <w:szCs w:val="21"/>
+                    </w:rPr>
+                    <w:t xml:space="preserve">Fix it</w:t>
+                  </w:r>
+                </w:p>
+              </w:tc>
+              <w:tc>
+                <w:tcPr>
+                  <w:tcW w:type="dxa" w:w="2506"/>
+                  <w:tcBorders>
+                    <w:top w:val="single" w:color="B7C2D1" w:sz="4"/>
+                    <w:left w:val="single" w:color="B7C2D1" w:sz="4"/>
+                    <w:bottom w:val="single" w:color="B7C2D1" w:sz="4"/>
+                    <w:right w:val="single" w:color="B7C2D1" w:sz="4"/>
+                  </w:tcBorders>
+                  <w:shd w:fill="FFFFFF" w:color="auto" w:val="clear"/>
+                  <w:tcMar>
+                    <w:top w:type="dxa" w:w="80"/>
+                    <w:left w:type="dxa" w:w="120"/>
+                    <w:bottom w:type="dxa" w:w="80"/>
+                    <w:right w:type="dxa" w:w="120"/>
+                  </w:tcMar>
+                  <w:vAlign w:val="center"/>
+                </w:tcPr>
+                <w:p>
+                  <w:pPr>
+                    <w:spacing w:after="0" w:before="0"/>
+                  </w:pPr>
+                  <w:r>
+                    <w:rPr>
+                      <w:rFonts w:ascii="Arial" w:cs="Arial" w:eastAsia="Arial" w:hAnsi="Arial"/>
+                      <w:b w:val="false"/>
+                      <w:bCs w:val="false"/>
+                      <w:sz w:val="21"/>
+                      <w:szCs w:val="21"/>
+                    </w:rPr>
+                    <w:t xml:space="preserve">2</w:t>
+                  </w:r>
+                </w:p>
+              </w:tc>
+              <w:tc>
+                <w:tcPr>
+                  <w:tcW w:type="dxa" w:w="2506"/>
+                  <w:tcBorders>
+                    <w:top w:val="single" w:color="B7C2D1" w:sz="4"/>
+                    <w:left w:val="single" w:color="B7C2D1" w:sz="4"/>
+                    <w:bottom w:val="single" w:color="B7C2D1" w:sz="4"/>
+                    <w:right w:val="single" w:color="B7C2D1" w:sz="4"/>
+                  </w:tcBorders>
+                  <w:shd w:fill="FFFFFF" w:color="auto" w:val="clear"/>
+                  <w:tcMar>
+                    <w:top w:type="dxa" w:w="80"/>
+                    <w:left w:type="dxa" w:w="120"/>
+                    <w:bottom w:type="dxa" w:w="80"/>
+                    <w:right w:type="dxa" w:w="120"/>
+                  </w:tcMar>
+                  <w:vAlign w:val="center"/>
+                </w:tcPr>
+                <w:p>
+                  <w:pPr>
+                    <w:spacing w:after="0" w:before="0"/>
+                  </w:pPr>
+                  <w:r>
+                    <w:rPr>
+                      <w:rFonts w:ascii="Arial" w:cs="Arial" w:eastAsia="Arial" w:hAnsi="Arial"/>
+                      <w:b w:val="false"/>
+                      <w:bCs w:val="false"/>
+                      <w:sz w:val="21"/>
+                      <w:szCs w:val="21"/>
+                    </w:rPr>
+                    <w:t xml:space="preserve"/>
+                  </w:r>
+                </w:p>
+              </w:tc>
+            </w:tr>
+            <w:tr>
+              <w:trPr>
+                <w:cantSplit/>
+                <w:trHeight w:val="360" w:hRule="atLeast"/>
+              </w:trPr>
+              <w:tc>
+                <w:tcPr>
+                  <w:tcW w:type="dxa" w:w="2506"/>
+                  <w:tcBorders>
+                    <w:top w:val="single" w:color="B7C2D1" w:sz="4"/>
+                    <w:left w:val="single" w:color="B7C2D1" w:sz="4"/>
+                    <w:bottom w:val="single" w:color="B7C2D1" w:sz="4"/>
+                    <w:right w:val="single" w:color="B7C2D1" w:sz="4"/>
+                  </w:tcBorders>
+                  <w:shd w:fill="FFFFFF" w:color="auto" w:val="clear"/>
+                  <w:tcMar>
+                    <w:top w:type="dxa" w:w="80"/>
+                    <w:left w:type="dxa" w:w="120"/>
+                    <w:bottom w:type="dxa" w:w="80"/>
+                    <w:right w:type="dxa" w:w="120"/>
+                  </w:tcMar>
+                  <w:vAlign w:val="center"/>
+                </w:tcPr>
+                <w:p>
+                  <w:pPr>
+                    <w:spacing w:after="0" w:before="0"/>
+                  </w:pPr>
+                  <w:r>
+                    <w:rPr>
+                      <w:rFonts w:ascii="Arial" w:cs="Arial" w:eastAsia="Arial" w:hAnsi="Arial"/>
+                      <w:sz w:val="21"/>
+                      <w:szCs w:val="21"/>
+                    </w:rPr>
+                    <w:t xml:space="preserve">Ask the user for one small letter. Work out the next letter of the alphabet. Display that letter. After z the next letter is a.</w:t>
+                  </w:r>
+                </w:p>
+              </w:tc>
+              <w:tc>
+                <w:tcPr>
+                  <w:tcW w:type="dxa" w:w="2506"/>
+                  <w:tcBorders>
+                    <w:top w:val="single" w:color="B7C2D1" w:sz="4"/>
+                    <w:left w:val="single" w:color="B7C2D1" w:sz="4"/>
+                    <w:bottom w:val="single" w:color="B7C2D1" w:sz="4"/>
+                    <w:right w:val="single" w:color="B7C2D1" w:sz="4"/>
+                  </w:tcBorders>
+                  <w:shd w:fill="FFFFFF" w:color="auto" w:val="clear"/>
+                  <w:tcMar>
+                    <w:top w:type="dxa" w:w="80"/>
+                    <w:left w:type="dxa" w:w="120"/>
+                    <w:bottom w:type="dxa" w:w="80"/>
+                    <w:right w:type="dxa" w:w="120"/>
+                  </w:tcMar>
+                  <w:vAlign w:val="center"/>
+                </w:tcPr>
+                <w:p>
+                  <w:pPr>
+                    <w:spacing w:after="0" w:before="0"/>
+                  </w:pPr>
+                  <w:r>
+                    <w:rPr>
+                      <w:rFonts w:ascii="Arial" w:cs="Arial" w:eastAsia="Arial" w:hAnsi="Arial"/>
+                      <w:b w:val="false"/>
+                      <w:bCs w:val="false"/>
+                      <w:sz w:val="21"/>
+                      <w:szCs w:val="21"/>
+                    </w:rPr>
+                    <w:t xml:space="preserve">Challenge (optional)</w:t>
+                  </w:r>
+                </w:p>
+              </w:tc>
+              <w:tc>
+                <w:tcPr>
+                  <w:tcW w:type="dxa" w:w="2506"/>
+                  <w:tcBorders>
+                    <w:top w:val="single" w:color="B7C2D1" w:sz="4"/>
+                    <w:left w:val="single" w:color="B7C2D1" w:sz="4"/>
+                    <w:bottom w:val="single" w:color="B7C2D1" w:sz="4"/>
+                    <w:right w:val="single" w:color="B7C2D1" w:sz="4"/>
+                  </w:tcBorders>
+                  <w:shd w:fill="FFFFFF" w:color="auto" w:val="clear"/>
+                  <w:tcMar>
+                    <w:top w:type="dxa" w:w="80"/>
+                    <w:left w:type="dxa" w:w="120"/>
+                    <w:bottom w:type="dxa" w:w="80"/>
+                    <w:right w:type="dxa" w:w="120"/>
+                  </w:tcMar>
+                  <w:vAlign w:val="center"/>
+                </w:tcPr>
+                <w:p>
+                  <w:pPr>
+                    <w:spacing w:after="0" w:before="0"/>
+                  </w:pPr>
+                  <w:r>
+                    <w:rPr>
+                      <w:rFonts w:ascii="Arial" w:cs="Arial" w:eastAsia="Arial" w:hAnsi="Arial"/>
+                      <w:b w:val="false"/>
+                      <w:bCs w:val="false"/>
+                      <w:sz w:val="21"/>
+                      <w:szCs w:val="21"/>
+                    </w:rPr>
+                    <w:t xml:space="preserve">3</w:t>
+                  </w:r>
+                </w:p>
+              </w:tc>
+              <w:tc>
+                <w:tcPr>
+                  <w:tcW w:type="dxa" w:w="2506"/>
                   <w:tcBorders>
                     <w:top w:val="single" w:color="B7C2D1" w:sz="4"/>
                     <w:left w:val="single" w:color="B7C2D1" w:sz="4"/>
@@ -5544,7 +9215,7 @@
                 <w:sz w:val="21"/>
                 <w:szCs w:val="21"/>
               </w:rPr>
-              <w:t xml:space="preserve">Plan the one you found hardest: inputs, what happens to them, what is printed.</w:t>
+              <w:t xml:space="preserve">Plan the one you found hardest: what is typed in, what happens to it, what is displayed.</w:t>
             </w:r>
           </w:p>
           <w:tbl>
@@ -5970,12 +9641,12 @@
                 <w:sz w:val="21"/>
                 <w:szCs w:val="21"/>
               </w:rPr>
-              <w:t xml:space="preserve">Tick each one off as its tests pass in the editor</w:t>
+              <w:t xml:space="preserve">Tick each one off as you finish it in the editor</w:t>
             </w:r>
           </w:p>
           <w:tbl>
             <w:tblPr>
-              <w:tblW w:type="dxa" w:w="10026"/>
+              <w:tblW w:type="dxa" w:w="10024"/>
               <w:tblBorders>
                 <w:top w:val="single" w:color="auto" w:sz="4"/>
                 <w:left w:val="single" w:color="auto" w:sz="4"/>
@@ -5986,9 +9657,10 @@
               </w:tblBorders>
             </w:tblPr>
             <w:tblGrid>
-              <w:gridCol w:w="3342"/>
-              <w:gridCol w:w="3342"/>
-              <w:gridCol w:w="3342"/>
+              <w:gridCol w:w="2506"/>
+              <w:gridCol w:w="2506"/>
+              <w:gridCol w:w="2506"/>
+              <w:gridCol w:w="2506"/>
             </w:tblGrid>
             <w:tr>
               <w:trPr>
@@ -5997,7 +9669,7 @@
               </w:trPr>
               <w:tc>
                 <w:tcPr>
-                  <w:tcW w:type="dxa" w:w="3342"/>
+                  <w:tcW w:type="dxa" w:w="2506"/>
                   <w:tcBorders>
                     <w:top w:val="single" w:color="B7C2D1" w:sz="4"/>
                     <w:left w:val="single" w:color="B7C2D1" w:sz="4"/>
@@ -6025,13 +9697,13 @@
                       <w:sz w:val="20"/>
                       <w:szCs w:val="20"/>
                     </w:rPr>
-                    <w:t xml:space="preserve">Program</w:t>
-                  </w:r>
-                </w:p>
-              </w:tc>
-              <w:tc>
-                <w:tcPr>
-                  <w:tcW w:type="dxa" w:w="3342"/>
+                    <w:t xml:space="preserve">Activity</w:t>
+                  </w:r>
+                </w:p>
+              </w:tc>
+              <w:tc>
+                <w:tcPr>
+                  <w:tcW w:type="dxa" w:w="2506"/>
                   <w:tcBorders>
                     <w:top w:val="single" w:color="B7C2D1" w:sz="4"/>
                     <w:left w:val="single" w:color="B7C2D1" w:sz="4"/>
@@ -6059,13 +9731,47 @@
                       <w:sz w:val="20"/>
                       <w:szCs w:val="20"/>
                     </w:rPr>
+                    <w:t xml:space="preserve">What to do</w:t>
+                  </w:r>
+                </w:p>
+              </w:tc>
+              <w:tc>
+                <w:tcPr>
+                  <w:tcW w:type="dxa" w:w="2506"/>
+                  <w:tcBorders>
+                    <w:top w:val="single" w:color="B7C2D1" w:sz="4"/>
+                    <w:left w:val="single" w:color="B7C2D1" w:sz="4"/>
+                    <w:bottom w:val="single" w:color="B7C2D1" w:sz="4"/>
+                    <w:right w:val="single" w:color="B7C2D1" w:sz="4"/>
+                  </w:tcBorders>
+                  <w:shd w:fill="E6ECF5" w:color="auto" w:val="clear"/>
+                  <w:tcMar>
+                    <w:top w:type="dxa" w:w="80"/>
+                    <w:left w:type="dxa" w:w="120"/>
+                    <w:bottom w:type="dxa" w:w="80"/>
+                    <w:right w:type="dxa" w:w="120"/>
+                  </w:tcMar>
+                  <w:vAlign w:val="center"/>
+                </w:tcPr>
+                <w:p>
+                  <w:pPr>
+                    <w:spacing w:after="0" w:before="0"/>
+                  </w:pPr>
+                  <w:r>
+                    <w:rPr>
+                      <w:rFonts w:ascii="Arial" w:cs="Arial" w:eastAsia="Arial" w:hAnsi="Arial"/>
+                      <w:b/>
+                      <w:bCs/>
+                      <w:sz w:val="20"/>
+                      <w:szCs w:val="20"/>
+                    </w:rPr>
                     <w:t xml:space="preserve">Marks</w:t>
                   </w:r>
                 </w:p>
               </w:tc>
               <w:tc>
                 <w:tcPr>
-                  <w:tcW w:type="dxa" w:w="3342"/>
+                  <w:tcW w:type="dxa" w:w="2506"/>
                   <w:tcBorders>
                     <w:top w:val="single" w:color="B7C2D1" w:sz="4"/>
                     <w:left w:val="single" w:color="B7C2D1" w:sz="4"/>
@@ -6105,73 +9811,107 @@
               </w:trPr>
               <w:tc>
                 <w:tcPr>
-                  <w:tcW w:type="dxa" w:w="3342"/>
-                  <w:tcBorders>
-                    <w:top w:val="single" w:color="B7C2D1" w:sz="4"/>
-                    <w:left w:val="single" w:color="B7C2D1" w:sz="4"/>
-                    <w:bottom w:val="single" w:color="B7C2D1" w:sz="4"/>
-                    <w:right w:val="single" w:color="B7C2D1" w:sz="4"/>
-                  </w:tcBorders>
-                  <w:shd w:fill="FFFFFF" w:color="auto" w:val="clear"/>
-                  <w:tcMar>
-                    <w:top w:type="dxa" w:w="80"/>
-                    <w:left w:type="dxa" w:w="120"/>
-                    <w:bottom w:type="dxa" w:w="80"/>
-                    <w:right w:type="dxa" w:w="120"/>
-                  </w:tcMar>
-                  <w:vAlign w:val="center"/>
-                </w:tcPr>
-                <w:p>
-                  <w:pPr>
-                    <w:spacing w:after="0" w:before="0"/>
-                  </w:pPr>
-                  <w:r>
-                    <w:rPr>
-                      <w:rFonts w:ascii="Arial" w:cs="Arial" w:eastAsia="Arial" w:hAnsi="Arial"/>
-                      <w:sz w:val="21"/>
-                      <w:szCs w:val="21"/>
-                    </w:rPr>
-                    <w:t xml:space="preserve">Ask the user for one word. Build it backwards one character at a time, not with a slice or with reversed(). Display [the reversed word] and nothing else.</w:t>
-                  </w:r>
-                </w:p>
-              </w:tc>
-              <w:tc>
-                <w:tcPr>
-                  <w:tcW w:type="dxa" w:w="3342"/>
-                  <w:tcBorders>
-                    <w:top w:val="single" w:color="B7C2D1" w:sz="4"/>
-                    <w:left w:val="single" w:color="B7C2D1" w:sz="4"/>
-                    <w:bottom w:val="single" w:color="B7C2D1" w:sz="4"/>
-                    <w:right w:val="single" w:color="B7C2D1" w:sz="4"/>
-                  </w:tcBorders>
-                  <w:shd w:fill="FFFFFF" w:color="auto" w:val="clear"/>
-                  <w:tcMar>
-                    <w:top w:type="dxa" w:w="80"/>
-                    <w:left w:type="dxa" w:w="120"/>
-                    <w:bottom w:type="dxa" w:w="80"/>
-                    <w:right w:type="dxa" w:w="120"/>
-                  </w:tcMar>
-                  <w:vAlign w:val="center"/>
-                </w:tcPr>
-                <w:p>
-                  <w:pPr>
-                    <w:spacing w:after="0" w:before="0"/>
-                  </w:pPr>
-                  <w:r>
-                    <w:rPr>
-                      <w:rFonts w:ascii="Arial" w:cs="Arial" w:eastAsia="Arial" w:hAnsi="Arial"/>
-                      <w:b w:val="false"/>
-                      <w:bCs w:val="false"/>
-                      <w:sz w:val="21"/>
-                      <w:szCs w:val="21"/>
-                    </w:rPr>
-                    <w:t xml:space="preserve">3</w:t>
-                  </w:r>
-                </w:p>
-              </w:tc>
-              <w:tc>
-                <w:tcPr>
-                  <w:tcW w:type="dxa" w:w="3342"/>
+                  <w:tcW w:type="dxa" w:w="2506"/>
+                  <w:tcBorders>
+                    <w:top w:val="single" w:color="B7C2D1" w:sz="4"/>
+                    <w:left w:val="single" w:color="B7C2D1" w:sz="4"/>
+                    <w:bottom w:val="single" w:color="B7C2D1" w:sz="4"/>
+                    <w:right w:val="single" w:color="B7C2D1" w:sz="4"/>
+                  </w:tcBorders>
+                  <w:shd w:fill="FFFFFF" w:color="auto" w:val="clear"/>
+                  <w:tcMar>
+                    <w:top w:type="dxa" w:w="80"/>
+                    <w:left w:type="dxa" w:w="120"/>
+                    <w:bottom w:type="dxa" w:w="80"/>
+                    <w:right w:type="dxa" w:w="120"/>
+                  </w:tcMar>
+                  <w:vAlign w:val="center"/>
+                </w:tcPr>
+                <w:p>
+                  <w:pPr>
+                    <w:spacing w:after="0" w:before="0"/>
+                  </w:pPr>
+                  <w:r>
+                    <w:rPr>
+                      <w:rFonts w:ascii="Arial" w:cs="Arial" w:eastAsia="Arial" w:hAnsi="Arial"/>
+                      <w:sz w:val="21"/>
+                      <w:szCs w:val="21"/>
+                    </w:rPr>
+                    <w:t xml:space="preserve">Press Run. The loop takes the word apart one character at a time.</w:t>
+                  </w:r>
+                </w:p>
+              </w:tc>
+              <w:tc>
+                <w:tcPr>
+                  <w:tcW w:type="dxa" w:w="2506"/>
+                  <w:tcBorders>
+                    <w:top w:val="single" w:color="B7C2D1" w:sz="4"/>
+                    <w:left w:val="single" w:color="B7C2D1" w:sz="4"/>
+                    <w:bottom w:val="single" w:color="B7C2D1" w:sz="4"/>
+                    <w:right w:val="single" w:color="B7C2D1" w:sz="4"/>
+                  </w:tcBorders>
+                  <w:shd w:fill="FFFFFF" w:color="auto" w:val="clear"/>
+                  <w:tcMar>
+                    <w:top w:type="dxa" w:w="80"/>
+                    <w:left w:type="dxa" w:w="120"/>
+                    <w:bottom w:type="dxa" w:w="80"/>
+                    <w:right w:type="dxa" w:w="120"/>
+                  </w:tcMar>
+                  <w:vAlign w:val="center"/>
+                </w:tcPr>
+                <w:p>
+                  <w:pPr>
+                    <w:spacing w:after="0" w:before="0"/>
+                  </w:pPr>
+                  <w:r>
+                    <w:rPr>
+                      <w:rFonts w:ascii="Arial" w:cs="Arial" w:eastAsia="Arial" w:hAnsi="Arial"/>
+                      <w:b w:val="false"/>
+                      <w:bCs w:val="false"/>
+                      <w:sz w:val="21"/>
+                      <w:szCs w:val="21"/>
+                    </w:rPr>
+                    <w:t xml:space="preserve">Run it</w:t>
+                  </w:r>
+                </w:p>
+              </w:tc>
+              <w:tc>
+                <w:tcPr>
+                  <w:tcW w:type="dxa" w:w="2506"/>
+                  <w:tcBorders>
+                    <w:top w:val="single" w:color="B7C2D1" w:sz="4"/>
+                    <w:left w:val="single" w:color="B7C2D1" w:sz="4"/>
+                    <w:bottom w:val="single" w:color="B7C2D1" w:sz="4"/>
+                    <w:right w:val="single" w:color="B7C2D1" w:sz="4"/>
+                  </w:tcBorders>
+                  <w:shd w:fill="FFFFFF" w:color="auto" w:val="clear"/>
+                  <w:tcMar>
+                    <w:top w:type="dxa" w:w="80"/>
+                    <w:left w:type="dxa" w:w="120"/>
+                    <w:bottom w:type="dxa" w:w="80"/>
+                    <w:right w:type="dxa" w:w="120"/>
+                  </w:tcMar>
+                  <w:vAlign w:val="center"/>
+                </w:tcPr>
+                <w:p>
+                  <w:pPr>
+                    <w:spacing w:after="0" w:before="0"/>
+                  </w:pPr>
+                  <w:r>
+                    <w:rPr>
+                      <w:rFonts w:ascii="Arial" w:cs="Arial" w:eastAsia="Arial" w:hAnsi="Arial"/>
+                      <w:b w:val="false"/>
+                      <w:bCs w:val="false"/>
+                      <w:sz w:val="21"/>
+                      <w:szCs w:val="21"/>
+                    </w:rPr>
+                    <w:t xml:space="preserve">1</w:t>
+                  </w:r>
+                </w:p>
+              </w:tc>
+              <w:tc>
+                <w:tcPr>
+                  <w:tcW w:type="dxa" w:w="2506"/>
                   <w:tcBorders>
                     <w:top w:val="single" w:color="B7C2D1" w:sz="4"/>
                     <w:left w:val="single" w:color="B7C2D1" w:sz="4"/>
@@ -6211,73 +9951,107 @@
               </w:trPr>
               <w:tc>
                 <w:tcPr>
-                  <w:tcW w:type="dxa" w:w="3342"/>
-                  <w:tcBorders>
-                    <w:top w:val="single" w:color="B7C2D1" w:sz="4"/>
-                    <w:left w:val="single" w:color="B7C2D1" w:sz="4"/>
-                    <w:bottom w:val="single" w:color="B7C2D1" w:sz="4"/>
-                    <w:right w:val="single" w:color="B7C2D1" w:sz="4"/>
-                  </w:tcBorders>
-                  <w:shd w:fill="FFFFFF" w:color="auto" w:val="clear"/>
-                  <w:tcMar>
-                    <w:top w:type="dxa" w:w="80"/>
-                    <w:left w:type="dxa" w:w="120"/>
-                    <w:bottom w:type="dxa" w:w="80"/>
-                    <w:right w:type="dxa" w:w="120"/>
-                  </w:tcMar>
-                  <w:vAlign w:val="center"/>
-                </w:tcPr>
-                <w:p>
-                  <w:pPr>
-                    <w:spacing w:after="0" w:before="0"/>
-                  </w:pPr>
-                  <w:r>
-                    <w:rPr>
-                      <w:rFonts w:ascii="Arial" w:cs="Arial" w:eastAsia="Arial" w:hAnsi="Arial"/>
-                      <w:sz w:val="21"/>
-                      <w:szCs w:val="21"/>
-                    </w:rPr>
-                    <w:t xml:space="preserve">Ask the user for one word. Display palindrome when it reads the same both ways once capitals are ignored. Display not a palindrome when it does not.</w:t>
-                  </w:r>
-                </w:p>
-              </w:tc>
-              <w:tc>
-                <w:tcPr>
-                  <w:tcW w:type="dxa" w:w="3342"/>
-                  <w:tcBorders>
-                    <w:top w:val="single" w:color="B7C2D1" w:sz="4"/>
-                    <w:left w:val="single" w:color="B7C2D1" w:sz="4"/>
-                    <w:bottom w:val="single" w:color="B7C2D1" w:sz="4"/>
-                    <w:right w:val="single" w:color="B7C2D1" w:sz="4"/>
-                  </w:tcBorders>
-                  <w:shd w:fill="FFFFFF" w:color="auto" w:val="clear"/>
-                  <w:tcMar>
-                    <w:top w:type="dxa" w:w="80"/>
-                    <w:left w:type="dxa" w:w="120"/>
-                    <w:bottom w:type="dxa" w:w="80"/>
-                    <w:right w:type="dxa" w:w="120"/>
-                  </w:tcMar>
-                  <w:vAlign w:val="center"/>
-                </w:tcPr>
-                <w:p>
-                  <w:pPr>
-                    <w:spacing w:after="0" w:before="0"/>
-                  </w:pPr>
-                  <w:r>
-                    <w:rPr>
-                      <w:rFonts w:ascii="Arial" w:cs="Arial" w:eastAsia="Arial" w:hAnsi="Arial"/>
-                      <w:b w:val="false"/>
-                      <w:bCs w:val="false"/>
-                      <w:sz w:val="21"/>
-                      <w:szCs w:val="21"/>
-                    </w:rPr>
-                    <w:t xml:space="preserve">4</w:t>
-                  </w:r>
-                </w:p>
-              </w:tc>
-              <w:tc>
-                <w:tcPr>
-                  <w:tcW w:type="dxa" w:w="3342"/>
+                  <w:tcW w:type="dxa" w:w="2506"/>
+                  <w:tcBorders>
+                    <w:top w:val="single" w:color="B7C2D1" w:sz="4"/>
+                    <w:left w:val="single" w:color="B7C2D1" w:sz="4"/>
+                    <w:bottom w:val="single" w:color="B7C2D1" w:sz="4"/>
+                    <w:right w:val="single" w:color="B7C2D1" w:sz="4"/>
+                  </w:tcBorders>
+                  <w:shd w:fill="FFFFFF" w:color="auto" w:val="clear"/>
+                  <w:tcMar>
+                    <w:top w:type="dxa" w:w="80"/>
+                    <w:left w:type="dxa" w:w="120"/>
+                    <w:bottom w:type="dxa" w:w="80"/>
+                    <w:right w:type="dxa" w:w="120"/>
+                  </w:tcMar>
+                  <w:vAlign w:val="center"/>
+                </w:tcPr>
+                <w:p>
+                  <w:pPr>
+                    <w:spacing w:after="0" w:before="0"/>
+                  </w:pPr>
+                  <w:r>
+                    <w:rPr>
+                      <w:rFonts w:ascii="Arial" w:cs="Arial" w:eastAsia="Arial" w:hAnsi="Arial"/>
+                      <w:sz w:val="21"/>
+                      <w:szCs w:val="21"/>
+                    </w:rPr>
+                    <w:t xml:space="preserve">What will this program display?</w:t>
+                  </w:r>
+                </w:p>
+              </w:tc>
+              <w:tc>
+                <w:tcPr>
+                  <w:tcW w:type="dxa" w:w="2506"/>
+                  <w:tcBorders>
+                    <w:top w:val="single" w:color="B7C2D1" w:sz="4"/>
+                    <w:left w:val="single" w:color="B7C2D1" w:sz="4"/>
+                    <w:bottom w:val="single" w:color="B7C2D1" w:sz="4"/>
+                    <w:right w:val="single" w:color="B7C2D1" w:sz="4"/>
+                  </w:tcBorders>
+                  <w:shd w:fill="FFFFFF" w:color="auto" w:val="clear"/>
+                  <w:tcMar>
+                    <w:top w:type="dxa" w:w="80"/>
+                    <w:left w:type="dxa" w:w="120"/>
+                    <w:bottom w:type="dxa" w:w="80"/>
+                    <w:right w:type="dxa" w:w="120"/>
+                  </w:tcMar>
+                  <w:vAlign w:val="center"/>
+                </w:tcPr>
+                <w:p>
+                  <w:pPr>
+                    <w:spacing w:after="0" w:before="0"/>
+                  </w:pPr>
+                  <w:r>
+                    <w:rPr>
+                      <w:rFonts w:ascii="Arial" w:cs="Arial" w:eastAsia="Arial" w:hAnsi="Arial"/>
+                      <w:b w:val="false"/>
+                      <w:bCs w:val="false"/>
+                      <w:sz w:val="21"/>
+                      <w:szCs w:val="21"/>
+                    </w:rPr>
+                    <w:t xml:space="preserve">Predict</w:t>
+                  </w:r>
+                </w:p>
+              </w:tc>
+              <w:tc>
+                <w:tcPr>
+                  <w:tcW w:type="dxa" w:w="2506"/>
+                  <w:tcBorders>
+                    <w:top w:val="single" w:color="B7C2D1" w:sz="4"/>
+                    <w:left w:val="single" w:color="B7C2D1" w:sz="4"/>
+                    <w:bottom w:val="single" w:color="B7C2D1" w:sz="4"/>
+                    <w:right w:val="single" w:color="B7C2D1" w:sz="4"/>
+                  </w:tcBorders>
+                  <w:shd w:fill="FFFFFF" w:color="auto" w:val="clear"/>
+                  <w:tcMar>
+                    <w:top w:type="dxa" w:w="80"/>
+                    <w:left w:type="dxa" w:w="120"/>
+                    <w:bottom w:type="dxa" w:w="80"/>
+                    <w:right w:type="dxa" w:w="120"/>
+                  </w:tcMar>
+                  <w:vAlign w:val="center"/>
+                </w:tcPr>
+                <w:p>
+                  <w:pPr>
+                    <w:spacing w:after="0" w:before="0"/>
+                  </w:pPr>
+                  <w:r>
+                    <w:rPr>
+                      <w:rFonts w:ascii="Arial" w:cs="Arial" w:eastAsia="Arial" w:hAnsi="Arial"/>
+                      <w:b w:val="false"/>
+                      <w:bCs w:val="false"/>
+                      <w:sz w:val="21"/>
+                      <w:szCs w:val="21"/>
+                    </w:rPr>
+                    <w:t xml:space="preserve">1</w:t>
+                  </w:r>
+                </w:p>
+              </w:tc>
+              <w:tc>
+                <w:tcPr>
+                  <w:tcW w:type="dxa" w:w="2506"/>
                   <w:tcBorders>
                     <w:top w:val="single" w:color="B7C2D1" w:sz="4"/>
                     <w:left w:val="single" w:color="B7C2D1" w:sz="4"/>
@@ -6317,73 +10091,667 @@
               </w:trPr>
               <w:tc>
                 <w:tcPr>
-                  <w:tcW w:type="dxa" w:w="3342"/>
-                  <w:tcBorders>
-                    <w:top w:val="single" w:color="B7C2D1" w:sz="4"/>
-                    <w:left w:val="single" w:color="B7C2D1" w:sz="4"/>
-                    <w:bottom w:val="single" w:color="B7C2D1" w:sz="4"/>
-                    <w:right w:val="single" w:color="B7C2D1" w:sz="4"/>
-                  </w:tcBorders>
-                  <w:shd w:fill="FFFFFF" w:color="auto" w:val="clear"/>
-                  <w:tcMar>
-                    <w:top w:type="dxa" w:w="80"/>
-                    <w:left w:type="dxa" w:w="120"/>
-                    <w:bottom w:type="dxa" w:w="80"/>
-                    <w:right w:type="dxa" w:w="120"/>
-                  </w:tcMar>
-                  <w:vAlign w:val="center"/>
-                </w:tcPr>
-                <w:p>
-                  <w:pPr>
-                    <w:spacing w:after="0" w:before="0"/>
-                  </w:pPr>
-                  <w:r>
-                    <w:rPr>
-                      <w:rFonts w:ascii="Arial" w:cs="Arial" w:eastAsia="Arial" w:hAnsi="Arial"/>
-                      <w:sz w:val="21"/>
-                      <w:szCs w:val="21"/>
-                    </w:rPr>
-                    <w:t xml:space="preserve">Ask the user for a line of text. Build a string of only its letters, in the order they appear. Build a string of only its digits, in the order they appear. Display [the letters], or none when there are no letters. Then display [the digits] on the next line, or none when there are no digits.</w:t>
-                  </w:r>
-                </w:p>
-              </w:tc>
-              <w:tc>
-                <w:tcPr>
-                  <w:tcW w:type="dxa" w:w="3342"/>
-                  <w:tcBorders>
-                    <w:top w:val="single" w:color="B7C2D1" w:sz="4"/>
-                    <w:left w:val="single" w:color="B7C2D1" w:sz="4"/>
-                    <w:bottom w:val="single" w:color="B7C2D1" w:sz="4"/>
-                    <w:right w:val="single" w:color="B7C2D1" w:sz="4"/>
-                  </w:tcBorders>
-                  <w:shd w:fill="FFFFFF" w:color="auto" w:val="clear"/>
-                  <w:tcMar>
-                    <w:top w:type="dxa" w:w="80"/>
-                    <w:left w:type="dxa" w:w="120"/>
-                    <w:bottom w:type="dxa" w:w="80"/>
-                    <w:right w:type="dxa" w:w="120"/>
-                  </w:tcMar>
-                  <w:vAlign w:val="center"/>
-                </w:tcPr>
-                <w:p>
-                  <w:pPr>
-                    <w:spacing w:after="0" w:before="0"/>
-                  </w:pPr>
-                  <w:r>
-                    <w:rPr>
-                      <w:rFonts w:ascii="Arial" w:cs="Arial" w:eastAsia="Arial" w:hAnsi="Arial"/>
-                      <w:b w:val="false"/>
-                      <w:bCs w:val="false"/>
-                      <w:sz w:val="21"/>
-                      <w:szCs w:val="21"/>
-                    </w:rPr>
-                    <w:t xml:space="preserve">4</w:t>
-                  </w:r>
-                </w:p>
-              </w:tc>
-              <w:tc>
-                <w:tcPr>
-                  <w:tcW w:type="dxa" w:w="3342"/>
+                  <w:tcW w:type="dxa" w:w="2506"/>
+                  <w:tcBorders>
+                    <w:top w:val="single" w:color="B7C2D1" w:sz="4"/>
+                    <w:left w:val="single" w:color="B7C2D1" w:sz="4"/>
+                    <w:bottom w:val="single" w:color="B7C2D1" w:sz="4"/>
+                    <w:right w:val="single" w:color="B7C2D1" w:sz="4"/>
+                  </w:tcBorders>
+                  <w:shd w:fill="FFFFFF" w:color="auto" w:val="clear"/>
+                  <w:tcMar>
+                    <w:top w:type="dxa" w:w="80"/>
+                    <w:left w:type="dxa" w:w="120"/>
+                    <w:bottom w:type="dxa" w:w="80"/>
+                    <w:right w:type="dxa" w:w="120"/>
+                  </w:tcMar>
+                  <w:vAlign w:val="center"/>
+                </w:tcPr>
+                <w:p>
+                  <w:pPr>
+                    <w:spacing w:after="0" w:before="0"/>
+                  </w:pPr>
+                  <w:r>
+                    <w:rPr>
+                      <w:rFonts w:ascii="Arial" w:cs="Arial" w:eastAsia="Arial" w:hAnsi="Arial"/>
+                      <w:sz w:val="21"/>
+                      <w:szCs w:val="21"/>
+                    </w:rPr>
+                    <w:t xml:space="preserve">Finish the program so it displays the word with a dash after every character.</w:t>
+                  </w:r>
+                </w:p>
+              </w:tc>
+              <w:tc>
+                <w:tcPr>
+                  <w:tcW w:type="dxa" w:w="2506"/>
+                  <w:tcBorders>
+                    <w:top w:val="single" w:color="B7C2D1" w:sz="4"/>
+                    <w:left w:val="single" w:color="B7C2D1" w:sz="4"/>
+                    <w:bottom w:val="single" w:color="B7C2D1" w:sz="4"/>
+                    <w:right w:val="single" w:color="B7C2D1" w:sz="4"/>
+                  </w:tcBorders>
+                  <w:shd w:fill="FFFFFF" w:color="auto" w:val="clear"/>
+                  <w:tcMar>
+                    <w:top w:type="dxa" w:w="80"/>
+                    <w:left w:type="dxa" w:w="120"/>
+                    <w:bottom w:type="dxa" w:w="80"/>
+                    <w:right w:type="dxa" w:w="120"/>
+                  </w:tcMar>
+                  <w:vAlign w:val="center"/>
+                </w:tcPr>
+                <w:p>
+                  <w:pPr>
+                    <w:spacing w:after="0" w:before="0"/>
+                  </w:pPr>
+                  <w:r>
+                    <w:rPr>
+                      <w:rFonts w:ascii="Arial" w:cs="Arial" w:eastAsia="Arial" w:hAnsi="Arial"/>
+                      <w:b w:val="false"/>
+                      <w:bCs w:val="false"/>
+                      <w:sz w:val="21"/>
+                      <w:szCs w:val="21"/>
+                    </w:rPr>
+                    <w:t xml:space="preserve">Complete it</w:t>
+                  </w:r>
+                </w:p>
+              </w:tc>
+              <w:tc>
+                <w:tcPr>
+                  <w:tcW w:type="dxa" w:w="2506"/>
+                  <w:tcBorders>
+                    <w:top w:val="single" w:color="B7C2D1" w:sz="4"/>
+                    <w:left w:val="single" w:color="B7C2D1" w:sz="4"/>
+                    <w:bottom w:val="single" w:color="B7C2D1" w:sz="4"/>
+                    <w:right w:val="single" w:color="B7C2D1" w:sz="4"/>
+                  </w:tcBorders>
+                  <w:shd w:fill="FFFFFF" w:color="auto" w:val="clear"/>
+                  <w:tcMar>
+                    <w:top w:type="dxa" w:w="80"/>
+                    <w:left w:type="dxa" w:w="120"/>
+                    <w:bottom w:type="dxa" w:w="80"/>
+                    <w:right w:type="dxa" w:w="120"/>
+                  </w:tcMar>
+                  <w:vAlign w:val="center"/>
+                </w:tcPr>
+                <w:p>
+                  <w:pPr>
+                    <w:spacing w:after="0" w:before="0"/>
+                  </w:pPr>
+                  <w:r>
+                    <w:rPr>
+                      <w:rFonts w:ascii="Arial" w:cs="Arial" w:eastAsia="Arial" w:hAnsi="Arial"/>
+                      <w:b w:val="false"/>
+                      <w:bCs w:val="false"/>
+                      <w:sz w:val="21"/>
+                      <w:szCs w:val="21"/>
+                    </w:rPr>
+                    <w:t xml:space="preserve">2</w:t>
+                  </w:r>
+                </w:p>
+              </w:tc>
+              <w:tc>
+                <w:tcPr>
+                  <w:tcW w:type="dxa" w:w="2506"/>
+                  <w:tcBorders>
+                    <w:top w:val="single" w:color="B7C2D1" w:sz="4"/>
+                    <w:left w:val="single" w:color="B7C2D1" w:sz="4"/>
+                    <w:bottom w:val="single" w:color="B7C2D1" w:sz="4"/>
+                    <w:right w:val="single" w:color="B7C2D1" w:sz="4"/>
+                  </w:tcBorders>
+                  <w:shd w:fill="FFFFFF" w:color="auto" w:val="clear"/>
+                  <w:tcMar>
+                    <w:top w:type="dxa" w:w="80"/>
+                    <w:left w:type="dxa" w:w="120"/>
+                    <w:bottom w:type="dxa" w:w="80"/>
+                    <w:right w:type="dxa" w:w="120"/>
+                  </w:tcMar>
+                  <w:vAlign w:val="center"/>
+                </w:tcPr>
+                <w:p>
+                  <w:pPr>
+                    <w:spacing w:after="0" w:before="0"/>
+                  </w:pPr>
+                  <w:r>
+                    <w:rPr>
+                      <w:rFonts w:ascii="Arial" w:cs="Arial" w:eastAsia="Arial" w:hAnsi="Arial"/>
+                      <w:b w:val="false"/>
+                      <w:bCs w:val="false"/>
+                      <w:sz w:val="21"/>
+                      <w:szCs w:val="21"/>
+                    </w:rPr>
+                    <w:t xml:space="preserve"/>
+                  </w:r>
+                </w:p>
+              </w:tc>
+            </w:tr>
+            <w:tr>
+              <w:trPr>
+                <w:cantSplit/>
+                <w:trHeight w:val="360" w:hRule="atLeast"/>
+              </w:trPr>
+              <w:tc>
+                <w:tcPr>
+                  <w:tcW w:type="dxa" w:w="2506"/>
+                  <w:tcBorders>
+                    <w:top w:val="single" w:color="B7C2D1" w:sz="4"/>
+                    <w:left w:val="single" w:color="B7C2D1" w:sz="4"/>
+                    <w:bottom w:val="single" w:color="B7C2D1" w:sz="4"/>
+                    <w:right w:val="single" w:color="B7C2D1" w:sz="4"/>
+                  </w:tcBorders>
+                  <w:shd w:fill="FFFFFF" w:color="auto" w:val="clear"/>
+                  <w:tcMar>
+                    <w:top w:type="dxa" w:w="80"/>
+                    <w:left w:type="dxa" w:w="120"/>
+                    <w:bottom w:type="dxa" w:w="80"/>
+                    <w:right w:type="dxa" w:w="120"/>
+                  </w:tcMar>
+                  <w:vAlign w:val="center"/>
+                </w:tcPr>
+                <w:p>
+                  <w:pPr>
+                    <w:spacing w:after="0" w:before="0"/>
+                  </w:pPr>
+                  <w:r>
+                    <w:rPr>
+                      <w:rFonts w:ascii="Arial" w:cs="Arial" w:eastAsia="Arial" w:hAnsi="Arial"/>
+                      <w:sz w:val="21"/>
+                      <w:szCs w:val="21"/>
+                    </w:rPr>
+                    <w:t xml:space="preserve">What will this program display?</w:t>
+                  </w:r>
+                </w:p>
+              </w:tc>
+              <w:tc>
+                <w:tcPr>
+                  <w:tcW w:type="dxa" w:w="2506"/>
+                  <w:tcBorders>
+                    <w:top w:val="single" w:color="B7C2D1" w:sz="4"/>
+                    <w:left w:val="single" w:color="B7C2D1" w:sz="4"/>
+                    <w:bottom w:val="single" w:color="B7C2D1" w:sz="4"/>
+                    <w:right w:val="single" w:color="B7C2D1" w:sz="4"/>
+                  </w:tcBorders>
+                  <w:shd w:fill="FFFFFF" w:color="auto" w:val="clear"/>
+                  <w:tcMar>
+                    <w:top w:type="dxa" w:w="80"/>
+                    <w:left w:type="dxa" w:w="120"/>
+                    <w:bottom w:type="dxa" w:w="80"/>
+                    <w:right w:type="dxa" w:w="120"/>
+                  </w:tcMar>
+                  <w:vAlign w:val="center"/>
+                </w:tcPr>
+                <w:p>
+                  <w:pPr>
+                    <w:spacing w:after="0" w:before="0"/>
+                  </w:pPr>
+                  <w:r>
+                    <w:rPr>
+                      <w:rFonts w:ascii="Arial" w:cs="Arial" w:eastAsia="Arial" w:hAnsi="Arial"/>
+                      <w:b w:val="false"/>
+                      <w:bCs w:val="false"/>
+                      <w:sz w:val="21"/>
+                      <w:szCs w:val="21"/>
+                    </w:rPr>
+                    <w:t xml:space="preserve">Predict</w:t>
+                  </w:r>
+                </w:p>
+              </w:tc>
+              <w:tc>
+                <w:tcPr>
+                  <w:tcW w:type="dxa" w:w="2506"/>
+                  <w:tcBorders>
+                    <w:top w:val="single" w:color="B7C2D1" w:sz="4"/>
+                    <w:left w:val="single" w:color="B7C2D1" w:sz="4"/>
+                    <w:bottom w:val="single" w:color="B7C2D1" w:sz="4"/>
+                    <w:right w:val="single" w:color="B7C2D1" w:sz="4"/>
+                  </w:tcBorders>
+                  <w:shd w:fill="FFFFFF" w:color="auto" w:val="clear"/>
+                  <w:tcMar>
+                    <w:top w:type="dxa" w:w="80"/>
+                    <w:left w:type="dxa" w:w="120"/>
+                    <w:bottom w:type="dxa" w:w="80"/>
+                    <w:right w:type="dxa" w:w="120"/>
+                  </w:tcMar>
+                  <w:vAlign w:val="center"/>
+                </w:tcPr>
+                <w:p>
+                  <w:pPr>
+                    <w:spacing w:after="0" w:before="0"/>
+                  </w:pPr>
+                  <w:r>
+                    <w:rPr>
+                      <w:rFonts w:ascii="Arial" w:cs="Arial" w:eastAsia="Arial" w:hAnsi="Arial"/>
+                      <w:b w:val="false"/>
+                      <w:bCs w:val="false"/>
+                      <w:sz w:val="21"/>
+                      <w:szCs w:val="21"/>
+                    </w:rPr>
+                    <w:t xml:space="preserve">1</w:t>
+                  </w:r>
+                </w:p>
+              </w:tc>
+              <w:tc>
+                <w:tcPr>
+                  <w:tcW w:type="dxa" w:w="2506"/>
+                  <w:tcBorders>
+                    <w:top w:val="single" w:color="B7C2D1" w:sz="4"/>
+                    <w:left w:val="single" w:color="B7C2D1" w:sz="4"/>
+                    <w:bottom w:val="single" w:color="B7C2D1" w:sz="4"/>
+                    <w:right w:val="single" w:color="B7C2D1" w:sz="4"/>
+                  </w:tcBorders>
+                  <w:shd w:fill="FFFFFF" w:color="auto" w:val="clear"/>
+                  <w:tcMar>
+                    <w:top w:type="dxa" w:w="80"/>
+                    <w:left w:type="dxa" w:w="120"/>
+                    <w:bottom w:type="dxa" w:w="80"/>
+                    <w:right w:type="dxa" w:w="120"/>
+                  </w:tcMar>
+                  <w:vAlign w:val="center"/>
+                </w:tcPr>
+                <w:p>
+                  <w:pPr>
+                    <w:spacing w:after="0" w:before="0"/>
+                  </w:pPr>
+                  <w:r>
+                    <w:rPr>
+                      <w:rFonts w:ascii="Arial" w:cs="Arial" w:eastAsia="Arial" w:hAnsi="Arial"/>
+                      <w:b w:val="false"/>
+                      <w:bCs w:val="false"/>
+                      <w:sz w:val="21"/>
+                      <w:szCs w:val="21"/>
+                    </w:rPr>
+                    <w:t xml:space="preserve"/>
+                  </w:r>
+                </w:p>
+              </w:tc>
+            </w:tr>
+            <w:tr>
+              <w:trPr>
+                <w:cantSplit/>
+                <w:trHeight w:val="360" w:hRule="atLeast"/>
+              </w:trPr>
+              <w:tc>
+                <w:tcPr>
+                  <w:tcW w:type="dxa" w:w="2506"/>
+                  <w:tcBorders>
+                    <w:top w:val="single" w:color="B7C2D1" w:sz="4"/>
+                    <w:left w:val="single" w:color="B7C2D1" w:sz="4"/>
+                    <w:bottom w:val="single" w:color="B7C2D1" w:sz="4"/>
+                    <w:right w:val="single" w:color="B7C2D1" w:sz="4"/>
+                  </w:tcBorders>
+                  <w:shd w:fill="FFFFFF" w:color="auto" w:val="clear"/>
+                  <w:tcMar>
+                    <w:top w:type="dxa" w:w="80"/>
+                    <w:left w:type="dxa" w:w="120"/>
+                    <w:bottom w:type="dxa" w:w="80"/>
+                    <w:right w:type="dxa" w:w="120"/>
+                  </w:tcMar>
+                  <w:vAlign w:val="center"/>
+                </w:tcPr>
+                <w:p>
+                  <w:pPr>
+                    <w:spacing w:after="0" w:before="0"/>
+                  </w:pPr>
+                  <w:r>
+                    <w:rPr>
+                      <w:rFonts w:ascii="Arial" w:cs="Arial" w:eastAsia="Arial" w:hAnsi="Arial"/>
+                      <w:sz w:val="21"/>
+                      <w:szCs w:val="21"/>
+                    </w:rPr>
+                    <w:t xml:space="preserve">This program should display the word backwards. Find the mistake and put it right.</w:t>
+                  </w:r>
+                </w:p>
+              </w:tc>
+              <w:tc>
+                <w:tcPr>
+                  <w:tcW w:type="dxa" w:w="2506"/>
+                  <w:tcBorders>
+                    <w:top w:val="single" w:color="B7C2D1" w:sz="4"/>
+                    <w:left w:val="single" w:color="B7C2D1" w:sz="4"/>
+                    <w:bottom w:val="single" w:color="B7C2D1" w:sz="4"/>
+                    <w:right w:val="single" w:color="B7C2D1" w:sz="4"/>
+                  </w:tcBorders>
+                  <w:shd w:fill="FFFFFF" w:color="auto" w:val="clear"/>
+                  <w:tcMar>
+                    <w:top w:type="dxa" w:w="80"/>
+                    <w:left w:type="dxa" w:w="120"/>
+                    <w:bottom w:type="dxa" w:w="80"/>
+                    <w:right w:type="dxa" w:w="120"/>
+                  </w:tcMar>
+                  <w:vAlign w:val="center"/>
+                </w:tcPr>
+                <w:p>
+                  <w:pPr>
+                    <w:spacing w:after="0" w:before="0"/>
+                  </w:pPr>
+                  <w:r>
+                    <w:rPr>
+                      <w:rFonts w:ascii="Arial" w:cs="Arial" w:eastAsia="Arial" w:hAnsi="Arial"/>
+                      <w:b w:val="false"/>
+                      <w:bCs w:val="false"/>
+                      <w:sz w:val="21"/>
+                      <w:szCs w:val="21"/>
+                    </w:rPr>
+                    <w:t xml:space="preserve">Fix it</w:t>
+                  </w:r>
+                </w:p>
+              </w:tc>
+              <w:tc>
+                <w:tcPr>
+                  <w:tcW w:type="dxa" w:w="2506"/>
+                  <w:tcBorders>
+                    <w:top w:val="single" w:color="B7C2D1" w:sz="4"/>
+                    <w:left w:val="single" w:color="B7C2D1" w:sz="4"/>
+                    <w:bottom w:val="single" w:color="B7C2D1" w:sz="4"/>
+                    <w:right w:val="single" w:color="B7C2D1" w:sz="4"/>
+                  </w:tcBorders>
+                  <w:shd w:fill="FFFFFF" w:color="auto" w:val="clear"/>
+                  <w:tcMar>
+                    <w:top w:type="dxa" w:w="80"/>
+                    <w:left w:type="dxa" w:w="120"/>
+                    <w:bottom w:type="dxa" w:w="80"/>
+                    <w:right w:type="dxa" w:w="120"/>
+                  </w:tcMar>
+                  <w:vAlign w:val="center"/>
+                </w:tcPr>
+                <w:p>
+                  <w:pPr>
+                    <w:spacing w:after="0" w:before="0"/>
+                  </w:pPr>
+                  <w:r>
+                    <w:rPr>
+                      <w:rFonts w:ascii="Arial" w:cs="Arial" w:eastAsia="Arial" w:hAnsi="Arial"/>
+                      <w:b w:val="false"/>
+                      <w:bCs w:val="false"/>
+                      <w:sz w:val="21"/>
+                      <w:szCs w:val="21"/>
+                    </w:rPr>
+                    <w:t xml:space="preserve">2</w:t>
+                  </w:r>
+                </w:p>
+              </w:tc>
+              <w:tc>
+                <w:tcPr>
+                  <w:tcW w:type="dxa" w:w="2506"/>
+                  <w:tcBorders>
+                    <w:top w:val="single" w:color="B7C2D1" w:sz="4"/>
+                    <w:left w:val="single" w:color="B7C2D1" w:sz="4"/>
+                    <w:bottom w:val="single" w:color="B7C2D1" w:sz="4"/>
+                    <w:right w:val="single" w:color="B7C2D1" w:sz="4"/>
+                  </w:tcBorders>
+                  <w:shd w:fill="FFFFFF" w:color="auto" w:val="clear"/>
+                  <w:tcMar>
+                    <w:top w:type="dxa" w:w="80"/>
+                    <w:left w:type="dxa" w:w="120"/>
+                    <w:bottom w:type="dxa" w:w="80"/>
+                    <w:right w:type="dxa" w:w="120"/>
+                  </w:tcMar>
+                  <w:vAlign w:val="center"/>
+                </w:tcPr>
+                <w:p>
+                  <w:pPr>
+                    <w:spacing w:after="0" w:before="0"/>
+                  </w:pPr>
+                  <w:r>
+                    <w:rPr>
+                      <w:rFonts w:ascii="Arial" w:cs="Arial" w:eastAsia="Arial" w:hAnsi="Arial"/>
+                      <w:b w:val="false"/>
+                      <w:bCs w:val="false"/>
+                      <w:sz w:val="21"/>
+                      <w:szCs w:val="21"/>
+                    </w:rPr>
+                    <w:t xml:space="preserve"/>
+                  </w:r>
+                </w:p>
+              </w:tc>
+            </w:tr>
+            <w:tr>
+              <w:trPr>
+                <w:cantSplit/>
+                <w:trHeight w:val="360" w:hRule="atLeast"/>
+              </w:trPr>
+              <w:tc>
+                <w:tcPr>
+                  <w:tcW w:type="dxa" w:w="2506"/>
+                  <w:tcBorders>
+                    <w:top w:val="single" w:color="B7C2D1" w:sz="4"/>
+                    <w:left w:val="single" w:color="B7C2D1" w:sz="4"/>
+                    <w:bottom w:val="single" w:color="B7C2D1" w:sz="4"/>
+                    <w:right w:val="single" w:color="B7C2D1" w:sz="4"/>
+                  </w:tcBorders>
+                  <w:shd w:fill="FFFFFF" w:color="auto" w:val="clear"/>
+                  <w:tcMar>
+                    <w:top w:type="dxa" w:w="80"/>
+                    <w:left w:type="dxa" w:w="120"/>
+                    <w:bottom w:type="dxa" w:w="80"/>
+                    <w:right w:type="dxa" w:w="120"/>
+                  </w:tcMar>
+                  <w:vAlign w:val="center"/>
+                </w:tcPr>
+                <w:p>
+                  <w:pPr>
+                    <w:spacing w:after="0" w:before="0"/>
+                  </w:pPr>
+                  <w:r>
+                    <w:rPr>
+                      <w:rFonts w:ascii="Arial" w:cs="Arial" w:eastAsia="Arial" w:hAnsi="Arial"/>
+                      <w:sz w:val="21"/>
+                      <w:szCs w:val="21"/>
+                    </w:rPr>
+                    <w:t xml:space="preserve">Ask the user for a line of text. Count how many of its characters are capital letters. Display that count.</w:t>
+                  </w:r>
+                </w:p>
+              </w:tc>
+              <w:tc>
+                <w:tcPr>
+                  <w:tcW w:type="dxa" w:w="2506"/>
+                  <w:tcBorders>
+                    <w:top w:val="single" w:color="B7C2D1" w:sz="4"/>
+                    <w:left w:val="single" w:color="B7C2D1" w:sz="4"/>
+                    <w:bottom w:val="single" w:color="B7C2D1" w:sz="4"/>
+                    <w:right w:val="single" w:color="B7C2D1" w:sz="4"/>
+                  </w:tcBorders>
+                  <w:shd w:fill="FFFFFF" w:color="auto" w:val="clear"/>
+                  <w:tcMar>
+                    <w:top w:type="dxa" w:w="80"/>
+                    <w:left w:type="dxa" w:w="120"/>
+                    <w:bottom w:type="dxa" w:w="80"/>
+                    <w:right w:type="dxa" w:w="120"/>
+                  </w:tcMar>
+                  <w:vAlign w:val="center"/>
+                </w:tcPr>
+                <w:p>
+                  <w:pPr>
+                    <w:spacing w:after="0" w:before="0"/>
+                  </w:pPr>
+                  <w:r>
+                    <w:rPr>
+                      <w:rFonts w:ascii="Arial" w:cs="Arial" w:eastAsia="Arial" w:hAnsi="Arial"/>
+                      <w:b w:val="false"/>
+                      <w:bCs w:val="false"/>
+                      <w:sz w:val="21"/>
+                      <w:szCs w:val="21"/>
+                    </w:rPr>
+                    <w:t xml:space="preserve">Write it</w:t>
+                  </w:r>
+                </w:p>
+              </w:tc>
+              <w:tc>
+                <w:tcPr>
+                  <w:tcW w:type="dxa" w:w="2506"/>
+                  <w:tcBorders>
+                    <w:top w:val="single" w:color="B7C2D1" w:sz="4"/>
+                    <w:left w:val="single" w:color="B7C2D1" w:sz="4"/>
+                    <w:bottom w:val="single" w:color="B7C2D1" w:sz="4"/>
+                    <w:right w:val="single" w:color="B7C2D1" w:sz="4"/>
+                  </w:tcBorders>
+                  <w:shd w:fill="FFFFFF" w:color="auto" w:val="clear"/>
+                  <w:tcMar>
+                    <w:top w:type="dxa" w:w="80"/>
+                    <w:left w:type="dxa" w:w="120"/>
+                    <w:bottom w:type="dxa" w:w="80"/>
+                    <w:right w:type="dxa" w:w="120"/>
+                  </w:tcMar>
+                  <w:vAlign w:val="center"/>
+                </w:tcPr>
+                <w:p>
+                  <w:pPr>
+                    <w:spacing w:after="0" w:before="0"/>
+                  </w:pPr>
+                  <w:r>
+                    <w:rPr>
+                      <w:rFonts w:ascii="Arial" w:cs="Arial" w:eastAsia="Arial" w:hAnsi="Arial"/>
+                      <w:b w:val="false"/>
+                      <w:bCs w:val="false"/>
+                      <w:sz w:val="21"/>
+                      <w:szCs w:val="21"/>
+                    </w:rPr>
+                    <w:t xml:space="preserve">3</w:t>
+                  </w:r>
+                </w:p>
+              </w:tc>
+              <w:tc>
+                <w:tcPr>
+                  <w:tcW w:type="dxa" w:w="2506"/>
+                  <w:tcBorders>
+                    <w:top w:val="single" w:color="B7C2D1" w:sz="4"/>
+                    <w:left w:val="single" w:color="B7C2D1" w:sz="4"/>
+                    <w:bottom w:val="single" w:color="B7C2D1" w:sz="4"/>
+                    <w:right w:val="single" w:color="B7C2D1" w:sz="4"/>
+                  </w:tcBorders>
+                  <w:shd w:fill="FFFFFF" w:color="auto" w:val="clear"/>
+                  <w:tcMar>
+                    <w:top w:type="dxa" w:w="80"/>
+                    <w:left w:type="dxa" w:w="120"/>
+                    <w:bottom w:type="dxa" w:w="80"/>
+                    <w:right w:type="dxa" w:w="120"/>
+                  </w:tcMar>
+                  <w:vAlign w:val="center"/>
+                </w:tcPr>
+                <w:p>
+                  <w:pPr>
+                    <w:spacing w:after="0" w:before="0"/>
+                  </w:pPr>
+                  <w:r>
+                    <w:rPr>
+                      <w:rFonts w:ascii="Arial" w:cs="Arial" w:eastAsia="Arial" w:hAnsi="Arial"/>
+                      <w:b w:val="false"/>
+                      <w:bCs w:val="false"/>
+                      <w:sz w:val="21"/>
+                      <w:szCs w:val="21"/>
+                    </w:rPr>
+                    <w:t xml:space="preserve"/>
+                  </w:r>
+                </w:p>
+              </w:tc>
+            </w:tr>
+            <w:tr>
+              <w:trPr>
+                <w:cantSplit/>
+                <w:trHeight w:val="360" w:hRule="atLeast"/>
+              </w:trPr>
+              <w:tc>
+                <w:tcPr>
+                  <w:tcW w:type="dxa" w:w="2506"/>
+                  <w:tcBorders>
+                    <w:top w:val="single" w:color="B7C2D1" w:sz="4"/>
+                    <w:left w:val="single" w:color="B7C2D1" w:sz="4"/>
+                    <w:bottom w:val="single" w:color="B7C2D1" w:sz="4"/>
+                    <w:right w:val="single" w:color="B7C2D1" w:sz="4"/>
+                  </w:tcBorders>
+                  <w:shd w:fill="FFFFFF" w:color="auto" w:val="clear"/>
+                  <w:tcMar>
+                    <w:top w:type="dxa" w:w="80"/>
+                    <w:left w:type="dxa" w:w="120"/>
+                    <w:bottom w:type="dxa" w:w="80"/>
+                    <w:right w:type="dxa" w:w="120"/>
+                  </w:tcMar>
+                  <w:vAlign w:val="center"/>
+                </w:tcPr>
+                <w:p>
+                  <w:pPr>
+                    <w:spacing w:after="0" w:before="0"/>
+                  </w:pPr>
+                  <w:r>
+                    <w:rPr>
+                      <w:rFonts w:ascii="Arial" w:cs="Arial" w:eastAsia="Arial" w:hAnsi="Arial"/>
+                      <w:sz w:val="21"/>
+                      <w:szCs w:val="21"/>
+                    </w:rPr>
+                    <w:t xml:space="preserve">Ask the user for one word. Display palindrome when it reads the same both ways once capitals are ignored. Display not a palindrome when it does not.</w:t>
+                  </w:r>
+                </w:p>
+              </w:tc>
+              <w:tc>
+                <w:tcPr>
+                  <w:tcW w:type="dxa" w:w="2506"/>
+                  <w:tcBorders>
+                    <w:top w:val="single" w:color="B7C2D1" w:sz="4"/>
+                    <w:left w:val="single" w:color="B7C2D1" w:sz="4"/>
+                    <w:bottom w:val="single" w:color="B7C2D1" w:sz="4"/>
+                    <w:right w:val="single" w:color="B7C2D1" w:sz="4"/>
+                  </w:tcBorders>
+                  <w:shd w:fill="FFFFFF" w:color="auto" w:val="clear"/>
+                  <w:tcMar>
+                    <w:top w:type="dxa" w:w="80"/>
+                    <w:left w:type="dxa" w:w="120"/>
+                    <w:bottom w:type="dxa" w:w="80"/>
+                    <w:right w:type="dxa" w:w="120"/>
+                  </w:tcMar>
+                  <w:vAlign w:val="center"/>
+                </w:tcPr>
+                <w:p>
+                  <w:pPr>
+                    <w:spacing w:after="0" w:before="0"/>
+                  </w:pPr>
+                  <w:r>
+                    <w:rPr>
+                      <w:rFonts w:ascii="Arial" w:cs="Arial" w:eastAsia="Arial" w:hAnsi="Arial"/>
+                      <w:b w:val="false"/>
+                      <w:bCs w:val="false"/>
+                      <w:sz w:val="21"/>
+                      <w:szCs w:val="21"/>
+                    </w:rPr>
+                    <w:t xml:space="preserve">Challenge (optional)</w:t>
+                  </w:r>
+                </w:p>
+              </w:tc>
+              <w:tc>
+                <w:tcPr>
+                  <w:tcW w:type="dxa" w:w="2506"/>
+                  <w:tcBorders>
+                    <w:top w:val="single" w:color="B7C2D1" w:sz="4"/>
+                    <w:left w:val="single" w:color="B7C2D1" w:sz="4"/>
+                    <w:bottom w:val="single" w:color="B7C2D1" w:sz="4"/>
+                    <w:right w:val="single" w:color="B7C2D1" w:sz="4"/>
+                  </w:tcBorders>
+                  <w:shd w:fill="FFFFFF" w:color="auto" w:val="clear"/>
+                  <w:tcMar>
+                    <w:top w:type="dxa" w:w="80"/>
+                    <w:left w:type="dxa" w:w="120"/>
+                    <w:bottom w:type="dxa" w:w="80"/>
+                    <w:right w:type="dxa" w:w="120"/>
+                  </w:tcMar>
+                  <w:vAlign w:val="center"/>
+                </w:tcPr>
+                <w:p>
+                  <w:pPr>
+                    <w:spacing w:after="0" w:before="0"/>
+                  </w:pPr>
+                  <w:r>
+                    <w:rPr>
+                      <w:rFonts w:ascii="Arial" w:cs="Arial" w:eastAsia="Arial" w:hAnsi="Arial"/>
+                      <w:b w:val="false"/>
+                      <w:bCs w:val="false"/>
+                      <w:sz w:val="21"/>
+                      <w:szCs w:val="21"/>
+                    </w:rPr>
+                    <w:t xml:space="preserve">3</w:t>
+                  </w:r>
+                </w:p>
+              </w:tc>
+              <w:tc>
+                <w:tcPr>
+                  <w:tcW w:type="dxa" w:w="2506"/>
                   <w:tcBorders>
                     <w:top w:val="single" w:color="B7C2D1" w:sz="4"/>
                     <w:left w:val="single" w:color="B7C2D1" w:sz="4"/>
@@ -6430,7 +10798,7 @@
                 <w:sz w:val="21"/>
                 <w:szCs w:val="21"/>
               </w:rPr>
-              <w:t xml:space="preserve">Plan the one you found hardest: inputs, what happens to them, what is printed.</w:t>
+              <w:t xml:space="preserve">Plan the one you found hardest: what is typed in, what happens to it, what is displayed.</w:t>
             </w:r>
           </w:p>
           <w:tbl>
@@ -7422,7 +11790,7 @@
                 <w:sz w:val="32"/>
                 <w:szCs w:val="32"/>
               </w:rPr>
-              <w:t xml:space="preserve">______ / 59</w:t>
+              <w:t xml:space="preserve">______ / 84</w:t>
             </w:r>
           </w:p>
         </w:tc>

--- a/worksheets/PR_L06_StringHandling_Worksheet.docx
+++ b/worksheets/PR_L06_StringHandling_Worksheet.docx
@@ -455,7 +455,30 @@
                 <w:sz w:val="21"/>
                 <w:szCs w:val="21"/>
               </w:rPr>
-              <w:t xml:space="preserve">The activities marked Challenge are optional. Finish the rest of a station first, and come back to them if you have time.</w:t>
+              <w:t xml:space="preserve">Work through the activities in order and complete every one. The next activity opens when the one you are on is finished.</w:t>
+            </w:r>
+          </w:p>
+          <w:p>
+            <w:pPr>
+              <w:spacing w:after="60" w:before="60"/>
+            </w:pPr>
+            <w:r>
+              <w:rPr>
+                <w:rFonts w:ascii="Arial" w:cs="Arial" w:eastAsia="Arial" w:hAnsi="Arial"/>
+                <w:b/>
+                <w:bCs/>
+                <w:sz w:val="21"/>
+                <w:szCs w:val="21"/>
+              </w:rPr>
+              <w:t xml:space="preserve">8.  </w:t>
+            </w:r>
+            <w:r>
+              <w:rPr>
+                <w:rFonts w:ascii="Arial" w:cs="Arial" w:eastAsia="Arial" w:hAnsi="Arial"/>
+                <w:sz w:val="21"/>
+                <w:szCs w:val="21"/>
+              </w:rPr>
+              <w:t xml:space="preserve">If you get stuck, press I need help. Use a hint, or ask your teacher and show them the question and your code. Complete the question before moving on.</w:t>
             </w:r>
           </w:p>
         </w:tc>

--- a/worksheets/PR_L06_StringHandling_Worksheet.docx
+++ b/worksheets/PR_L06_StringHandling_Worksheet.docx
@@ -2785,7 +2785,25 @@
                       <w:sz w:val="21"/>
                       <w:szCs w:val="21"/>
                     </w:rPr>
-                    <w:t xml:space="preserve">Ask the user for a word. Then ask for a position as a whole number. Display the character at that position. Display no such position instead when the word has no character there.</w:t>
+                    <w:t xml:space="preserve">Ask the user for a word. Then ask for a position as a whole number. Display the character at that position. Display </w:t>
+                  </w:r>
+                  <w:r>
+                    <w:rPr>
+                      <w:rFonts w:ascii="Consolas" w:cs="Consolas" w:eastAsia="Consolas" w:hAnsi="Consolas"/>
+                      <w:color w:val="15803D"/>
+                      <w:sz w:val="21"/>
+                      <w:szCs w:val="21"/>
+                      <w:shd w:fill="F4F4F5"/>
+                    </w:rPr>
+                    <w:t xml:space="preserve">"no such position"</w:t>
+                  </w:r>
+                  <w:r>
+                    <w:rPr>
+                      <w:rFonts w:ascii="Arial" w:cs="Arial" w:eastAsia="Arial" w:hAnsi="Arial"/>
+                      <w:sz w:val="21"/>
+                      <w:szCs w:val="21"/>
+                    </w:rPr>
+                    <w:t xml:space="preserve"> instead when the word has no character there.</w:t>
                   </w:r>
                 </w:p>
               </w:tc>
@@ -4368,7 +4386,25 @@
                       <w:sz w:val="21"/>
                       <w:szCs w:val="21"/>
                     </w:rPr>
-                    <w:t xml:space="preserve">Ask the user for a line of text. Display the text without its first and last characters. Display nothing inside instead when the text has fewer than three characters.</w:t>
+                    <w:t xml:space="preserve">Ask the user for a line of text. Display the text without its first and last characters. Display </w:t>
+                  </w:r>
+                  <w:r>
+                    <w:rPr>
+                      <w:rFonts w:ascii="Consolas" w:cs="Consolas" w:eastAsia="Consolas" w:hAnsi="Consolas"/>
+                      <w:color w:val="15803D"/>
+                      <w:sz w:val="21"/>
+                      <w:szCs w:val="21"/>
+                      <w:shd w:fill="F4F4F5"/>
+                    </w:rPr>
+                    <w:t xml:space="preserve">"nothing inside"</w:t>
+                  </w:r>
+                  <w:r>
+                    <w:rPr>
+                      <w:rFonts w:ascii="Arial" w:cs="Arial" w:eastAsia="Arial" w:hAnsi="Arial"/>
+                      <w:sz w:val="21"/>
+                      <w:szCs w:val="21"/>
+                    </w:rPr>
+                    <w:t xml:space="preserve"> instead when the text has fewer than three characters.</w:t>
                   </w:r>
                 </w:p>
               </w:tc>
@@ -5531,7 +5567,25 @@
                       <w:sz w:val="21"/>
                       <w:szCs w:val="21"/>
                     </w:rPr>
-                    <w:t xml:space="preserve">Finish the program so it displays match when the two words are the same word, ignoring capitals.</w:t>
+                    <w:t xml:space="preserve">Finish the program so it displays </w:t>
+                  </w:r>
+                  <w:r>
+                    <w:rPr>
+                      <w:rFonts w:ascii="Consolas" w:cs="Consolas" w:eastAsia="Consolas" w:hAnsi="Consolas"/>
+                      <w:color w:val="15803D"/>
+                      <w:sz w:val="21"/>
+                      <w:szCs w:val="21"/>
+                      <w:shd w:fill="F4F4F5"/>
+                    </w:rPr>
+                    <w:t xml:space="preserve">"match"</w:t>
+                  </w:r>
+                  <w:r>
+                    <w:rPr>
+                      <w:rFonts w:ascii="Arial" w:cs="Arial" w:eastAsia="Arial" w:hAnsi="Arial"/>
+                      <w:sz w:val="21"/>
+                      <w:szCs w:val="21"/>
+                    </w:rPr>
+                    <w:t xml:space="preserve"> when the two words are the same word, ignoring capitals.</w:t>
                   </w:r>
                 </w:p>
               </w:tc>
@@ -5671,7 +5725,43 @@
                       <w:sz w:val="21"/>
                       <w:szCs w:val="21"/>
                     </w:rPr>
-                    <w:t xml:space="preserve">Ask the user for a word. Display all capitals when every letter of the word is a capital. Display not all capitals when it is not.</w:t>
+                    <w:t xml:space="preserve">Ask the user for a word. Display </w:t>
+                  </w:r>
+                  <w:r>
+                    <w:rPr>
+                      <w:rFonts w:ascii="Consolas" w:cs="Consolas" w:eastAsia="Consolas" w:hAnsi="Consolas"/>
+                      <w:color w:val="15803D"/>
+                      <w:sz w:val="21"/>
+                      <w:szCs w:val="21"/>
+                      <w:shd w:fill="F4F4F5"/>
+                    </w:rPr>
+                    <w:t xml:space="preserve">"all capitals"</w:t>
+                  </w:r>
+                  <w:r>
+                    <w:rPr>
+                      <w:rFonts w:ascii="Arial" w:cs="Arial" w:eastAsia="Arial" w:hAnsi="Arial"/>
+                      <w:sz w:val="21"/>
+                      <w:szCs w:val="21"/>
+                    </w:rPr>
+                    <w:t xml:space="preserve"> when every letter of the word is a capital. Display </w:t>
+                  </w:r>
+                  <w:r>
+                    <w:rPr>
+                      <w:rFonts w:ascii="Consolas" w:cs="Consolas" w:eastAsia="Consolas" w:hAnsi="Consolas"/>
+                      <w:color w:val="15803D"/>
+                      <w:sz w:val="21"/>
+                      <w:szCs w:val="21"/>
+                      <w:shd w:fill="F4F4F5"/>
+                    </w:rPr>
+                    <w:t xml:space="preserve">"not all capitals"</w:t>
+                  </w:r>
+                  <w:r>
+                    <w:rPr>
+                      <w:rFonts w:ascii="Arial" w:cs="Arial" w:eastAsia="Arial" w:hAnsi="Arial"/>
+                      <w:sz w:val="21"/>
+                      <w:szCs w:val="21"/>
+                    </w:rPr>
+                    <w:t xml:space="preserve"> when it is not.</w:t>
                   </w:r>
                 </w:p>
               </w:tc>
@@ -5811,7 +5901,25 @@
                       <w:sz w:val="21"/>
                       <w:szCs w:val="21"/>
                     </w:rPr>
-                    <w:t xml:space="preserve">This program should display match when the two words are the same word, ignoring capitals. Find the mistake and put it right.</w:t>
+                    <w:t xml:space="preserve">This program should display </w:t>
+                  </w:r>
+                  <w:r>
+                    <w:rPr>
+                      <w:rFonts w:ascii="Consolas" w:cs="Consolas" w:eastAsia="Consolas" w:hAnsi="Consolas"/>
+                      <w:color w:val="15803D"/>
+                      <w:sz w:val="21"/>
+                      <w:szCs w:val="21"/>
+                      <w:shd w:fill="F4F4F5"/>
+                    </w:rPr>
+                    <w:t xml:space="preserve">"match"</w:t>
+                  </w:r>
+                  <w:r>
+                    <w:rPr>
+                      <w:rFonts w:ascii="Arial" w:cs="Arial" w:eastAsia="Arial" w:hAnsi="Arial"/>
+                      <w:sz w:val="21"/>
+                      <w:szCs w:val="21"/>
+                    </w:rPr>
+                    <w:t xml:space="preserve"> when the two words are the same word, ignoring capitals. Find the mistake and put it right.</w:t>
                   </w:r>
                 </w:p>
               </w:tc>
@@ -6974,7 +7082,25 @@
                       <w:sz w:val="21"/>
                       <w:szCs w:val="21"/>
                     </w:rPr>
-                    <w:t xml:space="preserve">Change the program so it displays the position where the word kettle starts.</w:t>
+                    <w:t xml:space="preserve">Change the program so it displays the position where the word </w:t>
+                  </w:r>
+                  <w:r>
+                    <w:rPr>
+                      <w:rFonts w:ascii="Consolas" w:cs="Consolas" w:eastAsia="Consolas" w:hAnsi="Consolas"/>
+                      <w:color w:val="15803D"/>
+                      <w:sz w:val="21"/>
+                      <w:szCs w:val="21"/>
+                      <w:shd w:fill="F4F4F5"/>
+                    </w:rPr>
+                    <w:t xml:space="preserve">"kettle"</w:t>
+                  </w:r>
+                  <w:r>
+                    <w:rPr>
+                      <w:rFonts w:ascii="Arial" w:cs="Arial" w:eastAsia="Arial" w:hAnsi="Arial"/>
+                      <w:sz w:val="21"/>
+                      <w:szCs w:val="21"/>
+                    </w:rPr>
+                    <w:t xml:space="preserve"> starts.</w:t>
                   </w:r>
                 </w:p>
               </w:tc>
@@ -7114,7 +7240,25 @@
                       <w:sz w:val="21"/>
                       <w:szCs w:val="21"/>
                     </w:rPr>
-                    <w:t xml:space="preserve">Finish the program so it displays found when the word appears in the text.</w:t>
+                    <w:t xml:space="preserve">Finish the program so it displays </w:t>
+                  </w:r>
+                  <w:r>
+                    <w:rPr>
+                      <w:rFonts w:ascii="Consolas" w:cs="Consolas" w:eastAsia="Consolas" w:hAnsi="Consolas"/>
+                      <w:color w:val="15803D"/>
+                      <w:sz w:val="21"/>
+                      <w:szCs w:val="21"/>
+                      <w:shd w:fill="F4F4F5"/>
+                    </w:rPr>
+                    <w:t xml:space="preserve">"found"</w:t>
+                  </w:r>
+                  <w:r>
+                    <w:rPr>
+                      <w:rFonts w:ascii="Arial" w:cs="Arial" w:eastAsia="Arial" w:hAnsi="Arial"/>
+                      <w:sz w:val="21"/>
+                      <w:szCs w:val="21"/>
+                    </w:rPr>
+                    <w:t xml:space="preserve"> when the word appears in the text.</w:t>
                   </w:r>
                 </w:p>
               </w:tc>
@@ -7254,7 +7398,25 @@
                       <w:sz w:val="21"/>
                       <w:szCs w:val="21"/>
                     </w:rPr>
-                    <w:t xml:space="preserve">Ask the user for a line of text. Then ask for a word to look for. Display the position where the word starts, counting from 0. Display not found instead when the word is not there.</w:t>
+                    <w:t xml:space="preserve">Ask the user for a line of text. Then ask for a word to look for. Display the position where the word starts, counting from 0. Display </w:t>
+                  </w:r>
+                  <w:r>
+                    <w:rPr>
+                      <w:rFonts w:ascii="Consolas" w:cs="Consolas" w:eastAsia="Consolas" w:hAnsi="Consolas"/>
+                      <w:color w:val="15803D"/>
+                      <w:sz w:val="21"/>
+                      <w:szCs w:val="21"/>
+                      <w:shd w:fill="F4F4F5"/>
+                    </w:rPr>
+                    <w:t xml:space="preserve">"not found"</w:t>
+                  </w:r>
+                  <w:r>
+                    <w:rPr>
+                      <w:rFonts w:ascii="Arial" w:cs="Arial" w:eastAsia="Arial" w:hAnsi="Arial"/>
+                      <w:sz w:val="21"/>
+                      <w:szCs w:val="21"/>
+                    </w:rPr>
+                    <w:t xml:space="preserve"> instead when the word is not there.</w:t>
                   </w:r>
                 </w:p>
               </w:tc>
@@ -7394,7 +7556,25 @@
                       <w:sz w:val="21"/>
                       <w:szCs w:val="21"/>
                     </w:rPr>
-                    <w:t xml:space="preserve">This program should display the position of the word, or not found when the word is not there. Find the mistake and put it right.</w:t>
+                    <w:t xml:space="preserve">This program should display the position of the word, or </w:t>
+                  </w:r>
+                  <w:r>
+                    <w:rPr>
+                      <w:rFonts w:ascii="Consolas" w:cs="Consolas" w:eastAsia="Consolas" w:hAnsi="Consolas"/>
+                      <w:color w:val="15803D"/>
+                      <w:sz w:val="21"/>
+                      <w:szCs w:val="21"/>
+                      <w:shd w:fill="F4F4F5"/>
+                    </w:rPr>
+                    <w:t xml:space="preserve">"not found"</w:t>
+                  </w:r>
+                  <w:r>
+                    <w:rPr>
+                      <w:rFonts w:ascii="Arial" w:cs="Arial" w:eastAsia="Arial" w:hAnsi="Arial"/>
+                      <w:sz w:val="21"/>
+                      <w:szCs w:val="21"/>
+                    </w:rPr>
+                    <w:t xml:space="preserve"> when the word is not there. Find the mistake and put it right.</w:t>
                   </w:r>
                 </w:p>
               </w:tc>
@@ -7534,7 +7714,61 @@
                       <w:sz w:val="21"/>
                       <w:szCs w:val="21"/>
                     </w:rPr>
-                    <w:t xml:space="preserve">Ask the user for a line of text. Then ask for a word to look for. Display at the start when the text begins with the word. Display inside when the word appears later. Display missing when it is not there at all.</w:t>
+                    <w:t xml:space="preserve">Ask the user for a line of text. Then ask for a word to look for. Display </w:t>
+                  </w:r>
+                  <w:r>
+                    <w:rPr>
+                      <w:rFonts w:ascii="Consolas" w:cs="Consolas" w:eastAsia="Consolas" w:hAnsi="Consolas"/>
+                      <w:color w:val="15803D"/>
+                      <w:sz w:val="21"/>
+                      <w:szCs w:val="21"/>
+                      <w:shd w:fill="F4F4F5"/>
+                    </w:rPr>
+                    <w:t xml:space="preserve">"at the start"</w:t>
+                  </w:r>
+                  <w:r>
+                    <w:rPr>
+                      <w:rFonts w:ascii="Arial" w:cs="Arial" w:eastAsia="Arial" w:hAnsi="Arial"/>
+                      <w:sz w:val="21"/>
+                      <w:szCs w:val="21"/>
+                    </w:rPr>
+                    <w:t xml:space="preserve"> when the text begins with the word. Display </w:t>
+                  </w:r>
+                  <w:r>
+                    <w:rPr>
+                      <w:rFonts w:ascii="Consolas" w:cs="Consolas" w:eastAsia="Consolas" w:hAnsi="Consolas"/>
+                      <w:color w:val="15803D"/>
+                      <w:sz w:val="21"/>
+                      <w:szCs w:val="21"/>
+                      <w:shd w:fill="F4F4F5"/>
+                    </w:rPr>
+                    <w:t xml:space="preserve">"inside"</w:t>
+                  </w:r>
+                  <w:r>
+                    <w:rPr>
+                      <w:rFonts w:ascii="Arial" w:cs="Arial" w:eastAsia="Arial" w:hAnsi="Arial"/>
+                      <w:sz w:val="21"/>
+                      <w:szCs w:val="21"/>
+                    </w:rPr>
+                    <w:t xml:space="preserve"> when the word appears later. Display </w:t>
+                  </w:r>
+                  <w:r>
+                    <w:rPr>
+                      <w:rFonts w:ascii="Consolas" w:cs="Consolas" w:eastAsia="Consolas" w:hAnsi="Consolas"/>
+                      <w:color w:val="15803D"/>
+                      <w:sz w:val="21"/>
+                      <w:szCs w:val="21"/>
+                      <w:shd w:fill="F4F4F5"/>
+                    </w:rPr>
+                    <w:t xml:space="preserve">"missing"</w:t>
+                  </w:r>
+                  <w:r>
+                    <w:rPr>
+                      <w:rFonts w:ascii="Arial" w:cs="Arial" w:eastAsia="Arial" w:hAnsi="Arial"/>
+                      <w:sz w:val="21"/>
+                      <w:szCs w:val="21"/>
+                    </w:rPr>
+                    <w:t xml:space="preserve"> when it is not there at all.</w:t>
                   </w:r>
                 </w:p>
               </w:tc>
@@ -10700,7 +10934,43 @@
                       <w:sz w:val="21"/>
                       <w:szCs w:val="21"/>
                     </w:rPr>
-                    <w:t xml:space="preserve">Ask the user for one word. Display palindrome when it reads the same both ways once capitals are ignored. Display not a palindrome when it does not.</w:t>
+                    <w:t xml:space="preserve">Ask the user for one word. Display </w:t>
+                  </w:r>
+                  <w:r>
+                    <w:rPr>
+                      <w:rFonts w:ascii="Consolas" w:cs="Consolas" w:eastAsia="Consolas" w:hAnsi="Consolas"/>
+                      <w:color w:val="15803D"/>
+                      <w:sz w:val="21"/>
+                      <w:szCs w:val="21"/>
+                      <w:shd w:fill="F4F4F5"/>
+                    </w:rPr>
+                    <w:t xml:space="preserve">"palindrome"</w:t>
+                  </w:r>
+                  <w:r>
+                    <w:rPr>
+                      <w:rFonts w:ascii="Arial" w:cs="Arial" w:eastAsia="Arial" w:hAnsi="Arial"/>
+                      <w:sz w:val="21"/>
+                      <w:szCs w:val="21"/>
+                    </w:rPr>
+                    <w:t xml:space="preserve"> when it reads the same both ways once capitals are ignored. Display </w:t>
+                  </w:r>
+                  <w:r>
+                    <w:rPr>
+                      <w:rFonts w:ascii="Consolas" w:cs="Consolas" w:eastAsia="Consolas" w:hAnsi="Consolas"/>
+                      <w:color w:val="15803D"/>
+                      <w:sz w:val="21"/>
+                      <w:szCs w:val="21"/>
+                      <w:shd w:fill="F4F4F5"/>
+                    </w:rPr>
+                    <w:t xml:space="preserve">"not a palindrome"</w:t>
+                  </w:r>
+                  <w:r>
+                    <w:rPr>
+                      <w:rFonts w:ascii="Arial" w:cs="Arial" w:eastAsia="Arial" w:hAnsi="Arial"/>
+                      <w:sz w:val="21"/>
+                      <w:szCs w:val="21"/>
+                    </w:rPr>
+                    <w:t xml:space="preserve"> when it does not.</w:t>
                   </w:r>
                 </w:p>
               </w:tc>

--- a/worksheets/PR_L06_StringHandling_Worksheet.docx
+++ b/worksheets/PR_L06_StringHandling_Worksheet.docx
@@ -12396,7 +12396,147 @@
                 <w:sz w:val="21"/>
                 <w:szCs w:val="21"/>
               </w:rPr>
-              <w:t xml:space="preserve">a)  A program tries to print the last character of a word with print(word[len(word)]) and stops with an error. Explain why it fails, and write the line corrected.  </w:t>
+              <w:t xml:space="preserve">a)  </w:t>
+            </w:r>
+            <w:r>
+              <w:rPr>
+                <w:rFonts w:ascii="Arial" w:cs="Arial" w:eastAsia="Arial" w:hAnsi="Arial"/>
+                <w:b/>
+                <w:bCs/>
+                <w:sz w:val="21"/>
+                <w:szCs w:val="21"/>
+              </w:rPr>
+              <w:t xml:space="preserve">A program tries to print the last character of a word with </w:t>
+            </w:r>
+            <w:r>
+              <w:rPr>
+                <w:rFonts w:ascii="Consolas" w:cs="Consolas" w:eastAsia="Consolas" w:hAnsi="Consolas"/>
+                <w:b/>
+                <w:bCs/>
+                <w:color w:val="1D4ED8"/>
+                <w:sz w:val="21"/>
+                <w:szCs w:val="21"/>
+                <w:shd w:fill="F4F4F5"/>
+              </w:rPr>
+              <w:t xml:space="preserve">print</w:t>
+            </w:r>
+            <w:r>
+              <w:rPr>
+                <w:rFonts w:ascii="Consolas" w:cs="Consolas" w:eastAsia="Consolas" w:hAnsi="Consolas"/>
+                <w:b/>
+                <w:bCs/>
+                <w:color w:val="3F3F46"/>
+                <w:sz w:val="21"/>
+                <w:szCs w:val="21"/>
+                <w:shd w:fill="F4F4F5"/>
+              </w:rPr>
+              <w:t xml:space="preserve">(</w:t>
+            </w:r>
+            <w:r>
+              <w:rPr>
+                <w:rFonts w:ascii="Consolas" w:cs="Consolas" w:eastAsia="Consolas" w:hAnsi="Consolas"/>
+                <w:b/>
+                <w:bCs/>
+                <w:color w:val="18181B"/>
+                <w:sz w:val="21"/>
+                <w:szCs w:val="21"/>
+                <w:shd w:fill="F4F4F5"/>
+              </w:rPr>
+              <w:t xml:space="preserve">word</w:t>
+            </w:r>
+            <w:r>
+              <w:rPr>
+                <w:rFonts w:ascii="Consolas" w:cs="Consolas" w:eastAsia="Consolas" w:hAnsi="Consolas"/>
+                <w:b/>
+                <w:bCs/>
+                <w:color w:val="3F3F46"/>
+                <w:sz w:val="21"/>
+                <w:szCs w:val="21"/>
+                <w:shd w:fill="F4F4F5"/>
+              </w:rPr>
+              <w:t xml:space="preserve">[</w:t>
+            </w:r>
+            <w:r>
+              <w:rPr>
+                <w:rFonts w:ascii="Consolas" w:cs="Consolas" w:eastAsia="Consolas" w:hAnsi="Consolas"/>
+                <w:b/>
+                <w:bCs/>
+                <w:color w:val="1D4ED8"/>
+                <w:sz w:val="21"/>
+                <w:szCs w:val="21"/>
+                <w:shd w:fill="F4F4F5"/>
+              </w:rPr>
+              <w:t xml:space="preserve">len</w:t>
+            </w:r>
+            <w:r>
+              <w:rPr>
+                <w:rFonts w:ascii="Consolas" w:cs="Consolas" w:eastAsia="Consolas" w:hAnsi="Consolas"/>
+                <w:b/>
+                <w:bCs/>
+                <w:color w:val="3F3F46"/>
+                <w:sz w:val="21"/>
+                <w:szCs w:val="21"/>
+                <w:shd w:fill="F4F4F5"/>
+              </w:rPr>
+              <w:t xml:space="preserve">(</w:t>
+            </w:r>
+            <w:r>
+              <w:rPr>
+                <w:rFonts w:ascii="Consolas" w:cs="Consolas" w:eastAsia="Consolas" w:hAnsi="Consolas"/>
+                <w:b/>
+                <w:bCs/>
+                <w:color w:val="18181B"/>
+                <w:sz w:val="21"/>
+                <w:szCs w:val="21"/>
+                <w:shd w:fill="F4F4F5"/>
+              </w:rPr>
+              <w:t xml:space="preserve">word</w:t>
+            </w:r>
+            <w:r>
+              <w:rPr>
+                <w:rFonts w:ascii="Consolas" w:cs="Consolas" w:eastAsia="Consolas" w:hAnsi="Consolas"/>
+                <w:b/>
+                <w:bCs/>
+                <w:color w:val="3F3F46"/>
+                <w:sz w:val="21"/>
+                <w:szCs w:val="21"/>
+                <w:shd w:fill="F4F4F5"/>
+              </w:rPr>
+              <w:t xml:space="preserve">)</w:t>
+            </w:r>
+            <w:r>
+              <w:rPr>
+                <w:rFonts w:ascii="Consolas" w:cs="Consolas" w:eastAsia="Consolas" w:hAnsi="Consolas"/>
+                <w:b/>
+                <w:bCs/>
+                <w:color w:val="3F3F46"/>
+                <w:sz w:val="21"/>
+                <w:szCs w:val="21"/>
+                <w:shd w:fill="F4F4F5"/>
+              </w:rPr>
+              <w:t xml:space="preserve">]</w:t>
+            </w:r>
+            <w:r>
+              <w:rPr>
+                <w:rFonts w:ascii="Consolas" w:cs="Consolas" w:eastAsia="Consolas" w:hAnsi="Consolas"/>
+                <w:b/>
+                <w:bCs/>
+                <w:color w:val="3F3F46"/>
+                <w:sz w:val="21"/>
+                <w:szCs w:val="21"/>
+                <w:shd w:fill="F4F4F5"/>
+              </w:rPr>
+              <w:t xml:space="preserve">)</w:t>
+            </w:r>
+            <w:r>
+              <w:rPr>
+                <w:rFonts w:ascii="Arial" w:cs="Arial" w:eastAsia="Arial" w:hAnsi="Arial"/>
+                <w:b/>
+                <w:bCs/>
+                <w:sz w:val="21"/>
+                <w:szCs w:val="21"/>
+              </w:rPr>
+              <w:t xml:space="preserve"> and stops with an error. Explain why it fails, and write the line corrected.  </w:t>
             </w:r>
             <w:r>
               <w:rPr>
@@ -12622,7 +12762,17 @@
                 <w:sz w:val="21"/>
                 <w:szCs w:val="21"/>
               </w:rPr>
-              <w:t xml:space="preserve">b)  Write a program that reads a line of text and prints how many of its characters are capital letters.  </w:t>
+              <w:t xml:space="preserve">b)  </w:t>
+            </w:r>
+            <w:r>
+              <w:rPr>
+                <w:rFonts w:ascii="Arial" w:cs="Arial" w:eastAsia="Arial" w:hAnsi="Arial"/>
+                <w:b/>
+                <w:bCs/>
+                <w:sz w:val="21"/>
+                <w:szCs w:val="21"/>
+              </w:rPr>
+              <w:t xml:space="preserve">Write a program that reads a line of text and prints how many of its characters are capital letters.  </w:t>
             </w:r>
             <w:r>
               <w:rPr>
@@ -12996,7 +13146,17 @@
                 <w:sz w:val="21"/>
                 <w:szCs w:val="21"/>
               </w:rPr>
-              <w:t xml:space="preserve">c)  Write a program that reads a word and prints palindrome when it reads the same both ways once capitals are ignored, and not a palindrome when it does not.  </w:t>
+              <w:t xml:space="preserve">c)  </w:t>
+            </w:r>
+            <w:r>
+              <w:rPr>
+                <w:rFonts w:ascii="Arial" w:cs="Arial" w:eastAsia="Arial" w:hAnsi="Arial"/>
+                <w:b/>
+                <w:bCs/>
+                <w:sz w:val="21"/>
+                <w:szCs w:val="21"/>
+              </w:rPr>
+              <w:t xml:space="preserve">Write a program that reads a word and prints palindrome when it reads the same both ways once capitals are ignored, and not a palindrome when it does not.  </w:t>
             </w:r>
             <w:r>
               <w:rPr>
